--- a/Отчет_УП_Лавренкова.docx
+++ b/Отчет_УП_Лавренкова.docx
@@ -1371,7 +1371,7 @@
                 <w:noProof/>
                 <w:webHidden/>
               </w:rPr>
-              <w:t>4</w:t>
+              <w:t>3</w:t>
             </w:r>
             <w:r>
               <w:rPr>
@@ -1445,7 +1445,7 @@
                 <w:noProof/>
                 <w:webHidden/>
               </w:rPr>
-              <w:t>7</w:t>
+              <w:t>6</w:t>
             </w:r>
             <w:r>
               <w:rPr>
@@ -1519,7 +1519,7 @@
                 <w:noProof/>
                 <w:webHidden/>
               </w:rPr>
-              <w:t>9</w:t>
+              <w:t>8</w:t>
             </w:r>
             <w:r>
               <w:rPr>
@@ -1611,7 +1611,7 @@
                 <w:noProof/>
                 <w:webHidden/>
               </w:rPr>
-              <w:t>11</w:t>
+              <w:t>10</w:t>
             </w:r>
             <w:r>
               <w:rPr>
@@ -1684,7 +1684,7 @@
                 <w:noProof/>
                 <w:webHidden/>
               </w:rPr>
-              <w:t>13</w:t>
+              <w:t>12</w:t>
             </w:r>
             <w:r>
               <w:rPr>
@@ -1757,7 +1757,7 @@
                 <w:noProof/>
                 <w:webHidden/>
               </w:rPr>
-              <w:t>22</w:t>
+              <w:t>21</w:t>
             </w:r>
             <w:r>
               <w:rPr>
@@ -1830,7 +1830,7 @@
                 <w:noProof/>
                 <w:webHidden/>
               </w:rPr>
-              <w:t>25</w:t>
+              <w:t>24</w:t>
             </w:r>
             <w:r>
               <w:rPr>
@@ -1904,7 +1904,7 @@
                 <w:noProof/>
                 <w:webHidden/>
               </w:rPr>
-              <w:t>30</w:t>
+              <w:t>29</w:t>
             </w:r>
             <w:r>
               <w:rPr>
@@ -2006,7 +2006,7 @@
                 <w:noProof/>
                 <w:webHidden/>
               </w:rPr>
-              <w:t>30</w:t>
+              <w:t>29</w:t>
             </w:r>
             <w:r>
               <w:rPr>
@@ -2080,7 +2080,7 @@
                 <w:noProof/>
                 <w:webHidden/>
               </w:rPr>
-              <w:t>32</w:t>
+              <w:t>31</w:t>
             </w:r>
             <w:r>
               <w:rPr>
@@ -2153,7 +2153,7 @@
                 <w:noProof/>
                 <w:webHidden/>
               </w:rPr>
-              <w:t>32</w:t>
+              <w:t>31</w:t>
             </w:r>
             <w:r>
               <w:rPr>
@@ -2226,7 +2226,7 @@
                 <w:noProof/>
                 <w:webHidden/>
               </w:rPr>
-              <w:t>33</w:t>
+              <w:t>32</w:t>
             </w:r>
             <w:r>
               <w:rPr>
@@ -2299,7 +2299,7 @@
                 <w:noProof/>
                 <w:webHidden/>
               </w:rPr>
-              <w:t>41</w:t>
+              <w:t>40</w:t>
             </w:r>
             <w:r>
               <w:rPr>
@@ -2373,7 +2373,7 @@
                 <w:noProof/>
                 <w:webHidden/>
               </w:rPr>
-              <w:t>45</w:t>
+              <w:t>44</w:t>
             </w:r>
             <w:r>
               <w:rPr>
@@ -2446,7 +2446,7 @@
                 <w:noProof/>
                 <w:webHidden/>
               </w:rPr>
-              <w:t>45</w:t>
+              <w:t>44</w:t>
             </w:r>
             <w:r>
               <w:rPr>
@@ -2519,7 +2519,7 @@
                 <w:noProof/>
                 <w:webHidden/>
               </w:rPr>
-              <w:t>45</w:t>
+              <w:t>44</w:t>
             </w:r>
             <w:r>
               <w:rPr>
@@ -2592,7 +2592,7 @@
                 <w:noProof/>
                 <w:webHidden/>
               </w:rPr>
-              <w:t>46</w:t>
+              <w:t>45</w:t>
             </w:r>
             <w:r>
               <w:rPr>
@@ -2665,7 +2665,7 @@
                 <w:noProof/>
                 <w:webHidden/>
               </w:rPr>
-              <w:t>47</w:t>
+              <w:t>46</w:t>
             </w:r>
             <w:r>
               <w:rPr>
@@ -2738,7 +2738,7 @@
                 <w:noProof/>
                 <w:webHidden/>
               </w:rPr>
-              <w:t>47</w:t>
+              <w:t>46</w:t>
             </w:r>
             <w:r>
               <w:rPr>
@@ -2811,7 +2811,7 @@
                 <w:noProof/>
                 <w:webHidden/>
               </w:rPr>
-              <w:t>47</w:t>
+              <w:t>46</w:t>
             </w:r>
             <w:r>
               <w:rPr>
@@ -2884,7 +2884,7 @@
                 <w:noProof/>
                 <w:webHidden/>
               </w:rPr>
-              <w:t>48</w:t>
+              <w:t>47</w:t>
             </w:r>
             <w:r>
               <w:rPr>
@@ -2957,7 +2957,7 @@
                 <w:noProof/>
                 <w:webHidden/>
               </w:rPr>
-              <w:t>49</w:t>
+              <w:t>48</w:t>
             </w:r>
             <w:r>
               <w:rPr>
@@ -3030,7 +3030,7 @@
                 <w:noProof/>
                 <w:webHidden/>
               </w:rPr>
-              <w:t>49</w:t>
+              <w:t>48</w:t>
             </w:r>
             <w:r>
               <w:rPr>
@@ -3103,7 +3103,7 @@
                 <w:noProof/>
                 <w:webHidden/>
               </w:rPr>
-              <w:t>50</w:t>
+              <w:t>49</w:t>
             </w:r>
             <w:r>
               <w:rPr>
@@ -3188,7 +3188,7 @@
                 <w:noProof/>
                 <w:webHidden/>
               </w:rPr>
-              <w:t>51</w:t>
+              <w:t>50</w:t>
             </w:r>
             <w:r>
               <w:rPr>
@@ -3237,9 +3237,20 @@
         <w:rPr>
           <w:rFonts w:ascii="Times New Roman" w:hAnsi="Times New Roman" w:cs="Times New Roman"/>
           <w:b/>
+          <w:caps/>
           <w:sz w:val="28"/>
           <w:szCs w:val="28"/>
         </w:rPr>
+        <w:sectPr>
+          <w:footerReference w:type="default" r:id="rId8"/>
+          <w:pgSz w:w="11906" w:h="16838"/>
+          <w:pgMar w:top="1440" w:right="1440" w:bottom="1440" w:left="1440" w:header="0" w:footer="0" w:gutter="0"/>
+          <w:pgNumType w:start="1"/>
+          <w:cols w:space="720"/>
+          <w:formProt w:val="0"/>
+          <w:titlePg/>
+          <w:docGrid w:linePitch="299" w:charSpace="4096"/>
+        </w:sectPr>
       </w:pPr>
       <w:r>
         <w:rPr>
@@ -3251,18 +3262,21 @@
         </w:rPr>
         <w:br w:type="page"/>
       </w:r>
-      <w:r>
+      <w:bookmarkStart w:id="1" w:name="_Toc227887663"/>
+    </w:p>
+    <w:p>
+      <w:pPr>
+        <w:pStyle w:val="1"/>
+        <w:spacing w:before="240" w:after="240" w:line="360" w:lineRule="auto"/>
+        <w:ind w:left="709"/>
+        <w:jc w:val="both"/>
         <w:rPr>
           <w:rFonts w:ascii="Times New Roman" w:hAnsi="Times New Roman" w:cs="Times New Roman"/>
           <w:b/>
-          <w:caps/>
           <w:sz w:val="28"/>
           <w:szCs w:val="28"/>
         </w:rPr>
-        <w:lastRenderedPageBreak/>
-        <w:br w:type="page"/>
-      </w:r>
-      <w:bookmarkStart w:id="1" w:name="_Toc227887663"/>
+      </w:pPr>
       <w:r>
         <w:rPr>
           <w:rFonts w:ascii="Times New Roman" w:hAnsi="Times New Roman" w:cs="Times New Roman"/>
@@ -3477,7 +3491,25 @@
           <w:sz w:val="24"/>
           <w:szCs w:val="24"/>
         </w:rPr>
-        <w:t>территориальная распределенность подразделений;</w:t>
+        <w:t xml:space="preserve">территориальная </w:t>
+      </w:r>
+      <w:proofErr w:type="spellStart"/>
+      <w:r>
+        <w:rPr>
+          <w:rFonts w:ascii="Times New Roman" w:hAnsi="Times New Roman" w:cs="Times New Roman"/>
+          <w:sz w:val="24"/>
+          <w:szCs w:val="24"/>
+        </w:rPr>
+        <w:t>распределенность</w:t>
+      </w:r>
+      <w:proofErr w:type="spellEnd"/>
+      <w:r>
+        <w:rPr>
+          <w:rFonts w:ascii="Times New Roman" w:hAnsi="Times New Roman" w:cs="Times New Roman"/>
+          <w:sz w:val="24"/>
+          <w:szCs w:val="24"/>
+        </w:rPr>
+        <w:t xml:space="preserve"> подразделений;</w:t>
       </w:r>
     </w:p>
     <w:p>
@@ -3527,7 +3559,6 @@
           <w:sz w:val="24"/>
           <w:szCs w:val="24"/>
         </w:rPr>
-        <w:lastRenderedPageBreak/>
         <w:t>поиск документов в рамках организации затруднен из-за децентрализованной регистрации и хранения.</w:t>
       </w:r>
     </w:p>
@@ -3549,6 +3580,7 @@
           <w:sz w:val="24"/>
           <w:szCs w:val="24"/>
         </w:rPr>
+        <w:lastRenderedPageBreak/>
         <w:t>Автоматизированная заправочная станция (АЗС) сети «Роснефть» также сталкивается с аналогичными проблемами.</w:t>
       </w:r>
     </w:p>
@@ -3867,7 +3899,6 @@
           <w:rFonts w:ascii="Times New Roman" w:hAnsi="Times New Roman" w:cs="Times New Roman"/>
           <w:sz w:val="24"/>
         </w:rPr>
-        <w:lastRenderedPageBreak/>
         <w:t>Предметом исследования является модуль информационной системы для АЗС «Роснефть» по учету топлива и кассовых операций.</w:t>
       </w:r>
     </w:p>
@@ -3886,6 +3917,7 @@
           <w:rFonts w:ascii="Times New Roman" w:hAnsi="Times New Roman" w:cs="Times New Roman"/>
           <w:sz w:val="24"/>
         </w:rPr>
+        <w:lastRenderedPageBreak/>
         <w:t>Работа состоит из введения, четырех разделов, заключения, списка использованных источников, глоссария, списка аббревиатур и приложений.</w:t>
       </w:r>
     </w:p>
@@ -3922,8 +3954,65 @@
           <w:rFonts w:ascii="Times New Roman" w:hAnsi="Times New Roman" w:cs="Times New Roman"/>
           <w:sz w:val="24"/>
         </w:rPr>
-        <w:t>Во втором разделе построена функциональная архитектура программного средства. Представлены ER-диаграмма в нотации Crow's Foot, диаграмма вариантов использования (UML Use Case Diagram</w:t>
-      </w:r>
+        <w:t xml:space="preserve">Во втором разделе построена функциональная архитектура программного средства. Представлены ER-диаграмма в нотации </w:t>
+      </w:r>
+      <w:proofErr w:type="spellStart"/>
+      <w:r>
+        <w:rPr>
+          <w:rFonts w:ascii="Times New Roman" w:hAnsi="Times New Roman" w:cs="Times New Roman"/>
+          <w:sz w:val="24"/>
+        </w:rPr>
+        <w:t>Crow's</w:t>
+      </w:r>
+      <w:proofErr w:type="spellEnd"/>
+      <w:r>
+        <w:rPr>
+          <w:rFonts w:ascii="Times New Roman" w:hAnsi="Times New Roman" w:cs="Times New Roman"/>
+          <w:sz w:val="24"/>
+        </w:rPr>
+        <w:t xml:space="preserve"> </w:t>
+      </w:r>
+      <w:proofErr w:type="spellStart"/>
+      <w:r>
+        <w:rPr>
+          <w:rFonts w:ascii="Times New Roman" w:hAnsi="Times New Roman" w:cs="Times New Roman"/>
+          <w:sz w:val="24"/>
+        </w:rPr>
+        <w:t>Foot</w:t>
+      </w:r>
+      <w:proofErr w:type="spellEnd"/>
+      <w:r>
+        <w:rPr>
+          <w:rFonts w:ascii="Times New Roman" w:hAnsi="Times New Roman" w:cs="Times New Roman"/>
+          <w:sz w:val="24"/>
+        </w:rPr>
+        <w:t xml:space="preserve">, диаграмма вариантов использования (UML </w:t>
+      </w:r>
+      <w:proofErr w:type="spellStart"/>
+      <w:r>
+        <w:rPr>
+          <w:rFonts w:ascii="Times New Roman" w:hAnsi="Times New Roman" w:cs="Times New Roman"/>
+          <w:sz w:val="24"/>
+        </w:rPr>
+        <w:t>Use</w:t>
+      </w:r>
+      <w:proofErr w:type="spellEnd"/>
+      <w:r>
+        <w:rPr>
+          <w:rFonts w:ascii="Times New Roman" w:hAnsi="Times New Roman" w:cs="Times New Roman"/>
+          <w:sz w:val="24"/>
+        </w:rPr>
+        <w:t xml:space="preserve"> Case </w:t>
+      </w:r>
+      <w:proofErr w:type="spellStart"/>
+      <w:r>
+        <w:rPr>
+          <w:rFonts w:ascii="Times New Roman" w:hAnsi="Times New Roman" w:cs="Times New Roman"/>
+          <w:sz w:val="24"/>
+        </w:rPr>
+        <w:t>Diagram</w:t>
+      </w:r>
+      <w:proofErr w:type="spellEnd"/>
       <w:r>
         <w:rPr>
           <w:rFonts w:ascii="Times New Roman" w:hAnsi="Times New Roman" w:cs="Times New Roman"/>
@@ -4147,7 +4236,15 @@
         <w:jc w:val="both"/>
       </w:pPr>
       <w:r>
-        <w:t>На АЗС установлено следующее оборудование: резервуары для хранения топлива (вертикальные и горизонтальные), топливораздаточные колонки (далее — ТРК) для отпуска топлива в баки автомобилей. ТРК имеют счетчики для учета отпущенного топлива в литрах, а также кассовый аппарат для фискализации чеков и приема оплаты.</w:t>
+        <w:t xml:space="preserve">На АЗС установлено следующее оборудование: резервуары для хранения топлива (вертикальные и горизонтальные), топливораздаточные колонки (далее — ТРК) для отпуска топлива в баки автомобилей. ТРК имеют счетчики для учета отпущенного топлива в литрах, а также кассовый аппарат для </w:t>
+      </w:r>
+      <w:proofErr w:type="spellStart"/>
+      <w:r>
+        <w:t>фискализации</w:t>
+      </w:r>
+      <w:proofErr w:type="spellEnd"/>
+      <w:r>
+        <w:t xml:space="preserve"> чеков и приема оплаты.</w:t>
       </w:r>
     </w:p>
     <w:p>
@@ -4324,7 +4421,23 @@
         <w:t>io</w:t>
       </w:r>
       <w:r>
-        <w:t xml:space="preserve"> используется для визуального моделирования структуры базы данных, а именно для построения ER-диаграмм (сущности, атрибуты, связи), диаграмм вариантов использования (Use Case Diagram) и диаграмм последовательности (при необходимости).</w:t>
+        <w:t xml:space="preserve"> используется для визуального моделирования структуры базы данных, а именно для построения ER-диаграмм (сущности, атрибуты, связи), диаграмм вариантов использования (</w:t>
+      </w:r>
+      <w:proofErr w:type="spellStart"/>
+      <w:r>
+        <w:t>Use</w:t>
+      </w:r>
+      <w:proofErr w:type="spellEnd"/>
+      <w:r>
+        <w:t xml:space="preserve"> Case </w:t>
+      </w:r>
+      <w:proofErr w:type="spellStart"/>
+      <w:r>
+        <w:t>Diagram</w:t>
+      </w:r>
+      <w:proofErr w:type="spellEnd"/>
+      <w:r>
+        <w:t>) и диаграмм последовательности (при необходимости).</w:t>
       </w:r>
     </w:p>
     <w:p>
@@ -4368,7 +4481,39 @@
         <w:t>io</w:t>
       </w:r>
       <w:r>
-        <w:t> поддерживает необходимые нотации, включая нотацию «Воронья лапка» (Crow’s Foot) для ER-диаграмм и UML 2.x для диаграмм вариантов использования. Кроме того, программа интегрируется с облачными хранилищами (Google Drive, OneDrive, Dropbox) и позволяет экспортировать диаграммы в популярные форматы PNG, JPEG, SVG, PDF и XML, что удобно для вставки в отчёт. </w:t>
+        <w:t> поддерживает необходимые нотации, включая нотацию «Воронья лапка» (</w:t>
+      </w:r>
+      <w:proofErr w:type="spellStart"/>
+      <w:r>
+        <w:t>Crow’s</w:t>
+      </w:r>
+      <w:proofErr w:type="spellEnd"/>
+      <w:r>
+        <w:t xml:space="preserve"> </w:t>
+      </w:r>
+      <w:proofErr w:type="spellStart"/>
+      <w:r>
+        <w:t>Foot</w:t>
+      </w:r>
+      <w:proofErr w:type="spellEnd"/>
+      <w:r>
+        <w:t xml:space="preserve">) для ER-диаграмм и UML 2.x для диаграмм вариантов использования. Кроме того, программа интегрируется с облачными хранилищами (Google Drive, </w:t>
+      </w:r>
+      <w:proofErr w:type="spellStart"/>
+      <w:r>
+        <w:t>OneDrive</w:t>
+      </w:r>
+      <w:proofErr w:type="spellEnd"/>
+      <w:r>
+        <w:t xml:space="preserve">, </w:t>
+      </w:r>
+      <w:proofErr w:type="spellStart"/>
+      <w:r>
+        <w:t>Dropbox</w:t>
+      </w:r>
+      <w:proofErr w:type="spellEnd"/>
+      <w:r>
+        <w:t>) и позволяет экспортировать диаграммы в популярные форматы PNG, JPEG, SVG, PDF и XML, что удобно для вставки в отчёт. </w:t>
       </w:r>
       <w:r>
         <w:rPr>
@@ -4386,7 +4531,15 @@
         <w:t>io</w:t>
       </w:r>
       <w:r>
-        <w:t> имеет интуитивно понятный интерфейс с возможностью перетаскивания элементов (drag-and-drop), что сокращает время на создание диаграмм, а также является кроссплатформенным и работает в любой операционной системе через браузер.</w:t>
+        <w:t> имеет интуитивно понятный интерфейс с возможностью перетаскивания элементов (</w:t>
+      </w:r>
+      <w:proofErr w:type="spellStart"/>
+      <w:r>
+        <w:t>drag-and-drop</w:t>
+      </w:r>
+      <w:proofErr w:type="spellEnd"/>
+      <w:r>
+        <w:t>), что сокращает время на создание диаграмм, а также является кроссплатформенным и работает в любой операционной системе через браузер.</w:t>
       </w:r>
     </w:p>
     <w:p>
@@ -4415,7 +4568,39 @@
         <w:t>io</w:t>
       </w:r>
       <w:r>
-        <w:t xml:space="preserve">. Первая возможность — построение ER-диаграмм в нотации Crow’s Foot для создания модели данных, включающей сущности Топливо, Резервуар, ТРК, Смена, Чек, Оператор, Топливная карта, с указанием первичных и внешних ключей и типов связей (1:1, 1:N, M:N). Вторая возможность — построение диаграмм вариантов использования для визуализации сценариев: «Оформить продажу топлива», «Снять показания ТРК», «Сформировать сменный отчёт», «Принять оплату картой», «Начать смену» с актёрами «Оператор», «Клиент», «Бухгалтер». Третья возможность — группировка элементов, позволяющая объединять сущности в логические блоки (например, «Учёт топлива», «Кассовые операции», «Сменная отчётность»). Четвёртая возможность — добавление комментариев и аннотаций для пояснения сложных связей, например, что </w:t>
+        <w:t xml:space="preserve">. Первая возможность — построение ER-диаграмм в нотации </w:t>
+      </w:r>
+      <w:proofErr w:type="spellStart"/>
+      <w:r>
+        <w:t>Crow’s</w:t>
+      </w:r>
+      <w:proofErr w:type="spellEnd"/>
+      <w:r>
+        <w:t xml:space="preserve"> </w:t>
+      </w:r>
+      <w:proofErr w:type="spellStart"/>
+      <w:r>
+        <w:t>Foot</w:t>
+      </w:r>
+      <w:proofErr w:type="spellEnd"/>
+      <w:r>
+        <w:t xml:space="preserve"> для создания модели данных, включающей сущности Топливо, Резервуар, ТРК, Смена, Чек, Оператор, Топливная карта, с указанием первичных и внешних ключей и типов связей (1:1, </w:t>
+      </w:r>
+      <w:proofErr w:type="gramStart"/>
+      <w:r>
+        <w:t>1:N</w:t>
+      </w:r>
+      <w:proofErr w:type="gramEnd"/>
+      <w:r>
+        <w:t xml:space="preserve">, </w:t>
+      </w:r>
+      <w:proofErr w:type="gramStart"/>
+      <w:r>
+        <w:t>M:N</w:t>
+      </w:r>
+      <w:proofErr w:type="gramEnd"/>
+      <w:r>
+        <w:t xml:space="preserve">). Вторая возможность — построение диаграмм вариантов использования для визуализации сценариев: «Оформить продажу топлива», «Снять показания ТРК», «Сформировать сменный отчёт», «Принять оплату картой», «Начать смену» с актёрами «Оператор», «Клиент», «Бухгалтер». Третья возможность — группировка элементов, позволяющая объединять сущности в логические блоки (например, «Учёт топлива», «Кассовые операции», «Сменная отчётность»). Четвёртая возможность — добавление комментариев и аннотаций для пояснения сложных связей, например, что </w:t>
       </w:r>
       <w:r>
         <w:lastRenderedPageBreak/>
@@ -4477,7 +4662,23 @@
         <w:jc w:val="both"/>
       </w:pPr>
       <w:r>
-        <w:t>Используется онлайн-версия  от 2024–2025 годов, актуальная на момент разработки. Доступ осуществляется через браузер Google Chrome (или любой другой современный браузер) по официальному адресу </w:t>
+        <w:t>Используется онлайн-</w:t>
+      </w:r>
+      <w:proofErr w:type="gramStart"/>
+      <w:r>
+        <w:t>версия  от</w:t>
+      </w:r>
+      <w:proofErr w:type="gramEnd"/>
+      <w:r>
+        <w:t xml:space="preserve"> 2024–2025 годов, актуальная на момент разработки. Доступ осуществляется через браузер Google </w:t>
+      </w:r>
+      <w:proofErr w:type="spellStart"/>
+      <w:r>
+        <w:t>Chrome</w:t>
+      </w:r>
+      <w:proofErr w:type="spellEnd"/>
+      <w:r>
+        <w:t xml:space="preserve"> (или любой другой современный браузер) по официальному адресу </w:t>
       </w:r>
       <w:r>
         <w:rPr>
@@ -4524,7 +4725,55 @@
         <w:jc w:val="both"/>
       </w:pPr>
       <w:r>
-        <w:t>При выборе CASE-средства рассматривались и другие варианты. ERwin Data Modeler был отвергнут из-за того, что он платный, требует установки и является избыточным для учебного проекта. MySQL Workbench поддерживает только СУБД MySQL и менее удобен для построения Use Case диаграмм. Lucidchart в бесплатной версии имеет ограничения: максимум три диаграммы и малое количество элементов. Microsoft Visio является платным и не всегда доступен студентам. PlantUML требует знания текстового синтаксиса и не является визуальным редактором, что усложняет работу.</w:t>
+        <w:t xml:space="preserve">При выборе CASE-средства рассматривались и другие варианты. </w:t>
+      </w:r>
+      <w:proofErr w:type="spellStart"/>
+      <w:r>
+        <w:t>ERwin</w:t>
+      </w:r>
+      <w:proofErr w:type="spellEnd"/>
+      <w:r>
+        <w:t xml:space="preserve"> Data </w:t>
+      </w:r>
+      <w:proofErr w:type="spellStart"/>
+      <w:r>
+        <w:t>Modeler</w:t>
+      </w:r>
+      <w:proofErr w:type="spellEnd"/>
+      <w:r>
+        <w:t xml:space="preserve"> был отвергнут из-за того, что он платный, требует установки и является избыточным для учебного проекта. MySQL </w:t>
+      </w:r>
+      <w:proofErr w:type="spellStart"/>
+      <w:r>
+        <w:t>Workbench</w:t>
+      </w:r>
+      <w:proofErr w:type="spellEnd"/>
+      <w:r>
+        <w:t xml:space="preserve"> поддерживает только СУБД MySQL и менее удобен для построения Use Case диаграмм. </w:t>
+      </w:r>
+      <w:proofErr w:type="spellStart"/>
+      <w:r>
+        <w:t>Lucidchart</w:t>
+      </w:r>
+      <w:proofErr w:type="spellEnd"/>
+      <w:r>
+        <w:t xml:space="preserve"> в бесплатной версии имеет ограничения: максимум три диаграммы и малое количество элементов. Microsoft </w:t>
+      </w:r>
+      <w:proofErr w:type="spellStart"/>
+      <w:r>
+        <w:t>Visio</w:t>
+      </w:r>
+      <w:proofErr w:type="spellEnd"/>
+      <w:r>
+        <w:t xml:space="preserve"> является платным и не всегда доступен студентам. </w:t>
+      </w:r>
+      <w:proofErr w:type="spellStart"/>
+      <w:r>
+        <w:t>PlantUML</w:t>
+      </w:r>
+      <w:proofErr w:type="spellEnd"/>
+      <w:r>
+        <w:t xml:space="preserve"> требует знания текстового синтаксиса и не является визуальным редактором, что усложняет работу.</w:t>
       </w:r>
     </w:p>
     <w:p>
@@ -4553,7 +4802,23 @@
         <w:t>io</w:t>
       </w:r>
       <w:r>
-        <w:t>. Он полностью покрывает потребности проекта: бесплатен, прост в использовании, поддерживает необходимые нотации (Crow’s Foot для ER-диаграмм и UML для Use Case), позволяет экспортировать диаграммы в PNG для вставки в отчёт. Ограничения </w:t>
+        <w:t>. Он полностью покрывает потребности проекта: бесплатен, прост в использовании, поддерживает необходимые нотации (</w:t>
+      </w:r>
+      <w:proofErr w:type="spellStart"/>
+      <w:r>
+        <w:t>Crow’s</w:t>
+      </w:r>
+      <w:proofErr w:type="spellEnd"/>
+      <w:r>
+        <w:t xml:space="preserve"> </w:t>
+      </w:r>
+      <w:proofErr w:type="spellStart"/>
+      <w:r>
+        <w:t>Foot</w:t>
+      </w:r>
+      <w:proofErr w:type="spellEnd"/>
+      <w:r>
+        <w:t xml:space="preserve"> для ER-диаграмм и UML для Use Case), позволяет экспортировать диаграммы в PNG для вставки в отчёт. Ограничения </w:t>
       </w:r>
       <w:r>
         <w:rPr>
@@ -4603,7 +4868,23 @@
         <w:t>.</w:t>
       </w:r>
       <w:r>
-        <w:t xml:space="preserve"> Он полностью покрывает потребности проекта: бесплатен, прост в использовании, поддерживает необходимые нотации (Crow’s Foot для ER-диаграмм и UML для Use Case), позволяет экспортировать диаграммы в PNG для вставки в отчёт. </w:t>
+        <w:t xml:space="preserve"> Он полностью покрывает потребности проекта: бесплатен, прост в использовании, поддерживает необходимые нотации (</w:t>
+      </w:r>
+      <w:proofErr w:type="spellStart"/>
+      <w:r>
+        <w:t>Crow’s</w:t>
+      </w:r>
+      <w:proofErr w:type="spellEnd"/>
+      <w:r>
+        <w:t xml:space="preserve"> </w:t>
+      </w:r>
+      <w:proofErr w:type="spellStart"/>
+      <w:r>
+        <w:t>Foot</w:t>
+      </w:r>
+      <w:proofErr w:type="spellEnd"/>
+      <w:r>
+        <w:t xml:space="preserve"> для ER-диаграмм и UML для Use Case), позволяет экспортировать диаграммы в PNG для вставки в отчёт. </w:t>
       </w:r>
       <w:r>
         <w:lastRenderedPageBreak/>
@@ -4662,7 +4943,23 @@
         <w:jc w:val="both"/>
       </w:pPr>
       <w:r>
-        <w:t>Для проектирования базы данных АЗС «Роснефть» используется нотация «Воронья лапка» (Crow’s Foot). Она применяется для построения ER-диаграмм, которые визуально описывают сущности, их атрибуты и связи.</w:t>
+        <w:t>Для проектирования базы данных АЗС «Роснефть» используется нотация «Воронья лапка» (</w:t>
+      </w:r>
+      <w:proofErr w:type="spellStart"/>
+      <w:r>
+        <w:t>Crow’s</w:t>
+      </w:r>
+      <w:proofErr w:type="spellEnd"/>
+      <w:r>
+        <w:t xml:space="preserve"> </w:t>
+      </w:r>
+      <w:proofErr w:type="spellStart"/>
+      <w:r>
+        <w:t>Foot</w:t>
+      </w:r>
+      <w:proofErr w:type="spellEnd"/>
+      <w:r>
+        <w:t>). Она применяется для построения ER-диаграмм, которые визуально описывают сущности, их атрибуты и связи.</w:t>
       </w:r>
     </w:p>
     <w:p>
@@ -4673,7 +4970,23 @@
         <w:jc w:val="both"/>
       </w:pPr>
       <w:r>
-        <w:t>Нотация Crow’s Foot включает три типа элементов.</w:t>
+        <w:t xml:space="preserve">Нотация </w:t>
+      </w:r>
+      <w:proofErr w:type="spellStart"/>
+      <w:r>
+        <w:t>Crow’s</w:t>
+      </w:r>
+      <w:proofErr w:type="spellEnd"/>
+      <w:r>
+        <w:t xml:space="preserve"> </w:t>
+      </w:r>
+      <w:proofErr w:type="spellStart"/>
+      <w:r>
+        <w:t>Foot</w:t>
+      </w:r>
+      <w:proofErr w:type="spellEnd"/>
+      <w:r>
+        <w:t xml:space="preserve"> включает три типа элементов.</w:t>
       </w:r>
     </w:p>
     <w:p>
@@ -4717,7 +5030,23 @@
         <w:jc w:val="both"/>
       </w:pPr>
       <w:r>
-        <w:t>В нотации Crow’s Foot используются четыре основных символа. Вертикальная черта (|) означает «один и только один». Кружок (о) означает «ноль или один». Символ «воронья лапка» (—&lt;) означает «ноль или много». А «воронья лапка» с чертой (—&lt;|) означает «один или много».</w:t>
+        <w:t xml:space="preserve">В нотации </w:t>
+      </w:r>
+      <w:proofErr w:type="spellStart"/>
+      <w:r>
+        <w:t>Crow’s</w:t>
+      </w:r>
+      <w:proofErr w:type="spellEnd"/>
+      <w:r>
+        <w:t xml:space="preserve"> </w:t>
+      </w:r>
+      <w:proofErr w:type="spellStart"/>
+      <w:r>
+        <w:t>Foot</w:t>
+      </w:r>
+      <w:proofErr w:type="spellEnd"/>
+      <w:r>
+        <w:t xml:space="preserve"> используются четыре основных символа. Вертикальная черта (|) означает «один и только один». Кружок (о) означает «ноль или один». Символ «воронья лапка» (—&lt;) означает «ноль или много». А «воронья лапка» с чертой (—&lt;|) означает «один или много».</w:t>
       </w:r>
     </w:p>
     <w:p>
@@ -4728,7 +5057,15 @@
         <w:jc w:val="both"/>
       </w:pPr>
       <w:r>
-        <w:t>Связь «один ко многим» (1:N) — самый распространённый тип. Например, один резервуар может хранить только одну марку топлива, но одна марка топлива может храниться в нескольких резервуарах. На диаграмме со стороны «один» ставится черта (|), а со стороны «много» — «воронья лапка» (—&lt;). Другой пример: один оператор может открыть много чеков за смену, но каждый чек принадлежит только одному оператору.</w:t>
+        <w:t>Связь «один ко многим» (</w:t>
+      </w:r>
+      <w:proofErr w:type="gramStart"/>
+      <w:r>
+        <w:t>1:N</w:t>
+      </w:r>
+      <w:proofErr w:type="gramEnd"/>
+      <w:r>
+        <w:t>) — самый распространённый тип. Например, один резервуар может хранить только одну марку топлива, но одна марка топлива может храниться в нескольких резервуарах. На диаграмме со стороны «один» ставится черта (|), а со стороны «много» — «воронья лапка» (—&lt;). Другой пример: один оператор может открыть много чеков за смену, но каждый чек принадлежит только одному оператору.</w:t>
       </w:r>
     </w:p>
     <w:p>
@@ -4739,7 +5076,15 @@
         <w:jc w:val="both"/>
       </w:pPr>
       <w:r>
-        <w:t>Связь «многие ко многим» (M:N) означает, что одному экземпляру первой сущности соответствует много экземпляров второй, и наоборот. Например, одна смена может включать показания нескольких ТРК, и одна ТРК может использоваться в нескольких сменах. Такая связь реализуется через промежуточную таблицу. На диаграмме с обеих сторон ставятся символы «воронья лапка».</w:t>
+        <w:t>Связь «многие ко многим» (</w:t>
+      </w:r>
+      <w:proofErr w:type="gramStart"/>
+      <w:r>
+        <w:t>M:N</w:t>
+      </w:r>
+      <w:proofErr w:type="gramEnd"/>
+      <w:r>
+        <w:t>) означает, что одному экземпляру первой сущности соответствует много экземпляров второй, и наоборот. Например, одна смена может включать показания нескольких ТРК, и одна ТРК может использоваться в нескольких сменах. Такая связь реализуется через промежуточную таблицу. На диаграмме с обеих сторон ставятся символы «воронья лапка».</w:t>
       </w:r>
     </w:p>
     <w:p>
@@ -4762,7 +5107,23 @@
       </w:pPr>
       <w:r>
         <w:lastRenderedPageBreak/>
-        <w:t>Нотация Crow’s Foot выбрана потому, что она наглядна, интуитивно понятна, широко распространена в учебных проектах и полностью поддерживается CASE-средством</w:t>
+        <w:t xml:space="preserve">Нотация </w:t>
+      </w:r>
+      <w:proofErr w:type="spellStart"/>
+      <w:r>
+        <w:t>Crow’s</w:t>
+      </w:r>
+      <w:proofErr w:type="spellEnd"/>
+      <w:r>
+        <w:t xml:space="preserve"> </w:t>
+      </w:r>
+      <w:proofErr w:type="spellStart"/>
+      <w:r>
+        <w:t>Foot</w:t>
+      </w:r>
+      <w:proofErr w:type="spellEnd"/>
+      <w:r>
+        <w:t xml:space="preserve"> выбрана потому, что она наглядна, интуитивно понятна, широко распространена в учебных проектах и полностью поддерживается CASE-средством</w:t>
       </w:r>
       <w:r>
         <w:t xml:space="preserve"> </w:t>
@@ -4895,7 +5256,7 @@
                     </pic:cNvPicPr>
                   </pic:nvPicPr>
                   <pic:blipFill>
-                    <a:blip r:embed="rId8" cstate="print"/>
+                    <a:blip r:embed="rId9" cstate="print"/>
                     <a:srcRect/>
                     <a:stretch>
                       <a:fillRect/>
@@ -4992,7 +5353,15 @@
         <w:t>Сущность «Топливо»</w:t>
       </w:r>
       <w:r>
-        <w:t> хранит информацию о марках топлива. Атрибуты: id_топливо (первичный ключ), марка, плотность.</w:t>
+        <w:t xml:space="preserve"> хранит информацию о марках топлива. Атрибуты: </w:t>
+      </w:r>
+      <w:proofErr w:type="spellStart"/>
+      <w:r>
+        <w:t>id_топливо</w:t>
+      </w:r>
+      <w:proofErr w:type="spellEnd"/>
+      <w:r>
+        <w:t xml:space="preserve"> (первичный ключ), марка, плотность.</w:t>
       </w:r>
     </w:p>
     <w:p>
@@ -5013,7 +5382,31 @@
         <w:t>Сущность «Резервуар»</w:t>
       </w:r>
       <w:r>
-        <w:t> хранит информацию о резервуарах для топлива. Атрибуты: id_резервуар (первичный ключ), id_топливо (внешний ключ), номер, объем_макс.</w:t>
+        <w:t xml:space="preserve"> хранит информацию о резервуарах для топлива. Атрибуты: </w:t>
+      </w:r>
+      <w:proofErr w:type="spellStart"/>
+      <w:r>
+        <w:t>id_резервуар</w:t>
+      </w:r>
+      <w:proofErr w:type="spellEnd"/>
+      <w:r>
+        <w:t xml:space="preserve"> (первичный ключ), </w:t>
+      </w:r>
+      <w:proofErr w:type="spellStart"/>
+      <w:r>
+        <w:t>id_топливо</w:t>
+      </w:r>
+      <w:proofErr w:type="spellEnd"/>
+      <w:r>
+        <w:t xml:space="preserve"> (внешний ключ), номер, </w:t>
+      </w:r>
+      <w:proofErr w:type="spellStart"/>
+      <w:r>
+        <w:t>объем_макс</w:t>
+      </w:r>
+      <w:proofErr w:type="spellEnd"/>
+      <w:r>
+        <w:t>.</w:t>
       </w:r>
     </w:p>
     <w:p>
@@ -5034,7 +5427,23 @@
         <w:t>Сущность «ТРК»</w:t>
       </w:r>
       <w:r>
-        <w:t> хранит информацию о топливораздаточных колонках. Атрибуты: id_трк (первичный ключ), id_резервуар (внешний ключ), номер, заблокирована.</w:t>
+        <w:t xml:space="preserve"> хранит информацию о топливораздаточных колонках. Атрибуты: </w:t>
+      </w:r>
+      <w:proofErr w:type="spellStart"/>
+      <w:r>
+        <w:t>id_трк</w:t>
+      </w:r>
+      <w:proofErr w:type="spellEnd"/>
+      <w:r>
+        <w:t xml:space="preserve"> (первичный ключ), </w:t>
+      </w:r>
+      <w:proofErr w:type="spellStart"/>
+      <w:r>
+        <w:t>id_резервуар</w:t>
+      </w:r>
+      <w:proofErr w:type="spellEnd"/>
+      <w:r>
+        <w:t xml:space="preserve"> (внешний ключ), номер, заблокирована.</w:t>
       </w:r>
     </w:p>
     <w:p>
@@ -5055,7 +5464,15 @@
         <w:t>Сущность «Оператор»</w:t>
       </w:r>
       <w:r>
-        <w:t> хранит информацию о сотрудниках АЗС. Атрибуты: id_оператор (первичный ключ), фамилия, имя, логин.</w:t>
+        <w:t xml:space="preserve"> хранит информацию о сотрудниках АЗС. Атрибуты: </w:t>
+      </w:r>
+      <w:proofErr w:type="spellStart"/>
+      <w:r>
+        <w:t>id_оператор</w:t>
+      </w:r>
+      <w:proofErr w:type="spellEnd"/>
+      <w:r>
+        <w:t xml:space="preserve"> (первичный ключ), фамилия, имя, логин.</w:t>
       </w:r>
     </w:p>
     <w:p>
@@ -5077,7 +5494,39 @@
         <w:t>Сущность «Смена»</w:t>
       </w:r>
       <w:r>
-        <w:t> хранит информацию о рабочих сменах. Атрибуты: id_смена (первичный ключ), id_оператор (внешний ключ), дата_время_начало, дата_время_конец.</w:t>
+        <w:t xml:space="preserve"> хранит информацию о рабочих сменах. Атрибуты: </w:t>
+      </w:r>
+      <w:proofErr w:type="spellStart"/>
+      <w:r>
+        <w:t>id_смена</w:t>
+      </w:r>
+      <w:proofErr w:type="spellEnd"/>
+      <w:r>
+        <w:t xml:space="preserve"> (первичный ключ), </w:t>
+      </w:r>
+      <w:proofErr w:type="spellStart"/>
+      <w:r>
+        <w:t>id_оператор</w:t>
+      </w:r>
+      <w:proofErr w:type="spellEnd"/>
+      <w:r>
+        <w:t xml:space="preserve"> (внешний ключ), </w:t>
+      </w:r>
+      <w:proofErr w:type="spellStart"/>
+      <w:r>
+        <w:t>дата_время_начало</w:t>
+      </w:r>
+      <w:proofErr w:type="spellEnd"/>
+      <w:r>
+        <w:t xml:space="preserve">, </w:t>
+      </w:r>
+      <w:proofErr w:type="spellStart"/>
+      <w:r>
+        <w:t>дата_время_конец</w:t>
+      </w:r>
+      <w:proofErr w:type="spellEnd"/>
+      <w:r>
+        <w:t>.</w:t>
       </w:r>
     </w:p>
     <w:p>
@@ -5098,7 +5547,39 @@
         <w:t>Сущность «Чек»</w:t>
       </w:r>
       <w:r>
-        <w:t> хранит информацию о продажах топлива. Атрибуты: id_чек (первичный ключ), id_смена (внешний ключ), id_трк (внешний ключ), сумма, количество_литров.</w:t>
+        <w:t xml:space="preserve"> хранит информацию о продажах топлива. Атрибуты: </w:t>
+      </w:r>
+      <w:proofErr w:type="spellStart"/>
+      <w:r>
+        <w:t>id_чек</w:t>
+      </w:r>
+      <w:proofErr w:type="spellEnd"/>
+      <w:r>
+        <w:t xml:space="preserve"> (первичный ключ), </w:t>
+      </w:r>
+      <w:proofErr w:type="spellStart"/>
+      <w:r>
+        <w:t>id_смена</w:t>
+      </w:r>
+      <w:proofErr w:type="spellEnd"/>
+      <w:r>
+        <w:t xml:space="preserve"> (внешний ключ), </w:t>
+      </w:r>
+      <w:proofErr w:type="spellStart"/>
+      <w:r>
+        <w:t>id_трк</w:t>
+      </w:r>
+      <w:proofErr w:type="spellEnd"/>
+      <w:r>
+        <w:t xml:space="preserve"> (внешний ключ), сумма, </w:t>
+      </w:r>
+      <w:proofErr w:type="spellStart"/>
+      <w:r>
+        <w:t>количество_литров</w:t>
+      </w:r>
+      <w:proofErr w:type="spellEnd"/>
+      <w:r>
+        <w:t>.</w:t>
       </w:r>
     </w:p>
     <w:p>
@@ -5127,7 +5608,15 @@
         <w:jc w:val="both"/>
       </w:pPr>
       <w:r>
-        <w:t>Связь «Топливо — Резервуар» — один ко многим (1:N). Одна марка топлива может храниться в нескольких резервуарах.</w:t>
+        <w:t>Связь «Топливо — Резервуар» — один ко многим (</w:t>
+      </w:r>
+      <w:proofErr w:type="gramStart"/>
+      <w:r>
+        <w:t>1:N</w:t>
+      </w:r>
+      <w:proofErr w:type="gramEnd"/>
+      <w:r>
+        <w:t>). Одна марка топлива может храниться в нескольких резервуарах.</w:t>
       </w:r>
     </w:p>
     <w:p>
@@ -5141,7 +5630,15 @@
         <w:jc w:val="both"/>
       </w:pPr>
       <w:r>
-        <w:t>Связь «Резервуар — ТРК» — один ко многим (1:N). Один резервуар может быть подключен к нескольким ТРК.</w:t>
+        <w:t>Связь «Резервуар — ТРК» — один ко многим (</w:t>
+      </w:r>
+      <w:proofErr w:type="gramStart"/>
+      <w:r>
+        <w:t>1:N</w:t>
+      </w:r>
+      <w:proofErr w:type="gramEnd"/>
+      <w:r>
+        <w:t>). Один резервуар может быть подключен к нескольким ТРК.</w:t>
       </w:r>
     </w:p>
     <w:p>
@@ -5155,7 +5652,15 @@
         <w:jc w:val="both"/>
       </w:pPr>
       <w:r>
-        <w:t>Связь «Оператор — Смена» — один ко многим (1:N). Один оператор может работать в нескольких сменах.</w:t>
+        <w:t>Связь «Оператор — Смена» — один ко многим (</w:t>
+      </w:r>
+      <w:proofErr w:type="gramStart"/>
+      <w:r>
+        <w:t>1:N</w:t>
+      </w:r>
+      <w:proofErr w:type="gramEnd"/>
+      <w:r>
+        <w:t>). Один оператор может работать в нескольких сменах.</w:t>
       </w:r>
     </w:p>
     <w:p>
@@ -5169,7 +5674,15 @@
         <w:jc w:val="both"/>
       </w:pPr>
       <w:r>
-        <w:t>Связь «Смена — Чек» — один ко многим (1:N). В одной смене может быть пробито несколько чеков.</w:t>
+        <w:t>Связь «Смена — Чек» — один ко многим (</w:t>
+      </w:r>
+      <w:proofErr w:type="gramStart"/>
+      <w:r>
+        <w:t>1:N</w:t>
+      </w:r>
+      <w:proofErr w:type="gramEnd"/>
+      <w:r>
+        <w:t>). В одной смене может быть пробито несколько чеков.</w:t>
       </w:r>
     </w:p>
     <w:p>
@@ -5183,7 +5696,15 @@
         <w:jc w:val="both"/>
       </w:pPr>
       <w:r>
-        <w:t>Связь «ТРК — Чек» — один ко многим (1:N). Одна ТРК может использоваться в нескольких чеках.</w:t>
+        <w:t>Связь «ТРК — Чек» — один ко многим (</w:t>
+      </w:r>
+      <w:proofErr w:type="gramStart"/>
+      <w:r>
+        <w:t>1:N</w:t>
+      </w:r>
+      <w:proofErr w:type="gramEnd"/>
+      <w:r>
+        <w:t>). Одна ТРК может использоваться в нескольких чеках.</w:t>
       </w:r>
     </w:p>
     <w:p>
@@ -5194,7 +5715,87 @@
         <w:jc w:val="both"/>
       </w:pPr>
       <w:r>
-        <w:t>Внешние ключи обеспечивают ссылочную целостность. Значения id_топливо в таблице «Резервуар» ссылаются на id_топливо в таблице «Топливо». Значения id_резервуар в таблице «ТРК» ссылаются на id_резервуар в таблице «Резервуар». Значения id_оператор в таблице «Смена» ссылаются на id_оператор в таблице «Оператор». Значения id_смена и id_трк в таблице «Чек» ссылаются на id_смена в таблице «Смена» и id_трк в таблице «ТРК».</w:t>
+        <w:t xml:space="preserve">Внешние ключи обеспечивают ссылочную целостность. Значения </w:t>
+      </w:r>
+      <w:proofErr w:type="spellStart"/>
+      <w:r>
+        <w:t>id_топливо</w:t>
+      </w:r>
+      <w:proofErr w:type="spellEnd"/>
+      <w:r>
+        <w:t xml:space="preserve"> в таблице «Резервуар» ссылаются на </w:t>
+      </w:r>
+      <w:proofErr w:type="spellStart"/>
+      <w:r>
+        <w:t>id_топливо</w:t>
+      </w:r>
+      <w:proofErr w:type="spellEnd"/>
+      <w:r>
+        <w:t xml:space="preserve"> в таблице «Топливо». Значения </w:t>
+      </w:r>
+      <w:proofErr w:type="spellStart"/>
+      <w:r>
+        <w:t>id_резервуар</w:t>
+      </w:r>
+      <w:proofErr w:type="spellEnd"/>
+      <w:r>
+        <w:t xml:space="preserve"> в таблице «ТРК» ссылаются на </w:t>
+      </w:r>
+      <w:proofErr w:type="spellStart"/>
+      <w:r>
+        <w:t>id_резервуар</w:t>
+      </w:r>
+      <w:proofErr w:type="spellEnd"/>
+      <w:r>
+        <w:t xml:space="preserve"> в таблице «Резервуар». Значения </w:t>
+      </w:r>
+      <w:proofErr w:type="spellStart"/>
+      <w:r>
+        <w:t>id_оператор</w:t>
+      </w:r>
+      <w:proofErr w:type="spellEnd"/>
+      <w:r>
+        <w:t xml:space="preserve"> в таблице «Смена» ссылаются на </w:t>
+      </w:r>
+      <w:proofErr w:type="spellStart"/>
+      <w:r>
+        <w:t>id_оператор</w:t>
+      </w:r>
+      <w:proofErr w:type="spellEnd"/>
+      <w:r>
+        <w:t xml:space="preserve"> в таблице «Оператор». Значения </w:t>
+      </w:r>
+      <w:proofErr w:type="spellStart"/>
+      <w:r>
+        <w:t>id_смена</w:t>
+      </w:r>
+      <w:proofErr w:type="spellEnd"/>
+      <w:r>
+        <w:t xml:space="preserve"> и </w:t>
+      </w:r>
+      <w:proofErr w:type="spellStart"/>
+      <w:r>
+        <w:t>id_трк</w:t>
+      </w:r>
+      <w:proofErr w:type="spellEnd"/>
+      <w:r>
+        <w:t xml:space="preserve"> в таблице «Чек» ссылаются на </w:t>
+      </w:r>
+      <w:proofErr w:type="spellStart"/>
+      <w:r>
+        <w:t>id_смена</w:t>
+      </w:r>
+      <w:proofErr w:type="spellEnd"/>
+      <w:r>
+        <w:t xml:space="preserve"> в таблице «Смена» и </w:t>
+      </w:r>
+      <w:proofErr w:type="spellStart"/>
+      <w:r>
+        <w:t>id_трк</w:t>
+      </w:r>
+      <w:proofErr w:type="spellEnd"/>
+      <w:r>
+        <w:t xml:space="preserve"> в таблице «ТРК».</w:t>
       </w:r>
     </w:p>
     <w:p>
@@ -5296,7 +5897,7 @@
                     </pic:cNvPicPr>
                   </pic:nvPicPr>
                   <pic:blipFill>
-                    <a:blip r:embed="rId9" cstate="print"/>
+                    <a:blip r:embed="rId10" cstate="print"/>
                     <a:srcRect/>
                     <a:stretch>
                       <a:fillRect/>
@@ -5380,7 +5981,7 @@
                     </pic:cNvPicPr>
                   </pic:nvPicPr>
                   <pic:blipFill>
-                    <a:blip r:embed="rId10" cstate="print"/>
+                    <a:blip r:embed="rId11" cstate="print"/>
                     <a:srcRect/>
                     <a:stretch>
                       <a:fillRect/>
@@ -5634,7 +6235,25 @@
           <w:sz w:val="24"/>
           <w:szCs w:val="24"/>
         </w:rPr>
-        <w:t>Связь «extend» между «Оплатить картой» и «Назвать номер ТРК». Оплата картой расширяет действие «Назвать номер ТРК».</w:t>
+        <w:t>Связь «</w:t>
+      </w:r>
+      <w:proofErr w:type="spellStart"/>
+      <w:r>
+        <w:rPr>
+          <w:rFonts w:ascii="Times New Roman" w:hAnsi="Times New Roman" w:cs="Times New Roman"/>
+          <w:sz w:val="24"/>
+          <w:szCs w:val="24"/>
+        </w:rPr>
+        <w:t>extend</w:t>
+      </w:r>
+      <w:proofErr w:type="spellEnd"/>
+      <w:r>
+        <w:rPr>
+          <w:rFonts w:ascii="Times New Roman" w:hAnsi="Times New Roman" w:cs="Times New Roman"/>
+          <w:sz w:val="24"/>
+          <w:szCs w:val="24"/>
+        </w:rPr>
+        <w:t>» между «Оплатить картой» и «Назвать номер ТРК». Оплата картой расширяет действие «Назвать номер ТРК».</w:t>
       </w:r>
     </w:p>
     <w:p>
@@ -5658,7 +6277,25 @@
           <w:sz w:val="24"/>
           <w:szCs w:val="24"/>
         </w:rPr>
-        <w:t>Связь «extend» между «Оплатить картой» и «Назвать марку топлива». Оплата картой расширяет действие «Назвать марку топлива».</w:t>
+        <w:t>Связь «</w:t>
+      </w:r>
+      <w:proofErr w:type="spellStart"/>
+      <w:r>
+        <w:rPr>
+          <w:rFonts w:ascii="Times New Roman" w:hAnsi="Times New Roman" w:cs="Times New Roman"/>
+          <w:sz w:val="24"/>
+          <w:szCs w:val="24"/>
+        </w:rPr>
+        <w:t>extend</w:t>
+      </w:r>
+      <w:proofErr w:type="spellEnd"/>
+      <w:r>
+        <w:rPr>
+          <w:rFonts w:ascii="Times New Roman" w:hAnsi="Times New Roman" w:cs="Times New Roman"/>
+          <w:sz w:val="24"/>
+          <w:szCs w:val="24"/>
+        </w:rPr>
+        <w:t>» между «Оплатить картой» и «Назвать марку топлива». Оплата картой расширяет действие «Назвать марку топлива».</w:t>
       </w:r>
     </w:p>
     <w:p>
@@ -7335,7 +7972,25 @@
           <w:sz w:val="24"/>
           <w:szCs w:val="24"/>
         </w:rPr>
-        <w:t>Диаграмма наглядно показывает, что актёр «Клиент» взаимодействует с системой через оплату и ввод данных о заправке, а актёр «Оператор» управляет сменами, колонками и отчётностью. Связи «include» указывают на обязательные действия, связи «extend» — на дополнительные сценарии использования.</w:t>
+        <w:t>Диаграмма наглядно показывает, что актёр «Клиент» взаимодействует с системой через оплату и ввод данных о заправке, а актёр «Оператор» управляет сменами, колонками и отчётностью. Связи «include» указывают на обязательные действия, связи «</w:t>
+      </w:r>
+      <w:proofErr w:type="spellStart"/>
+      <w:r>
+        <w:rPr>
+          <w:rFonts w:ascii="Times New Roman" w:hAnsi="Times New Roman" w:cs="Times New Roman"/>
+          <w:sz w:val="24"/>
+          <w:szCs w:val="24"/>
+        </w:rPr>
+        <w:t>extend</w:t>
+      </w:r>
+      <w:proofErr w:type="spellEnd"/>
+      <w:r>
+        <w:rPr>
+          <w:rFonts w:ascii="Times New Roman" w:hAnsi="Times New Roman" w:cs="Times New Roman"/>
+          <w:sz w:val="24"/>
+          <w:szCs w:val="24"/>
+        </w:rPr>
+        <w:t>» — на дополнительные сценарии использования.</w:t>
       </w:r>
     </w:p>
     <w:p>
@@ -7394,7 +8049,7 @@
                     </pic:cNvPicPr>
                   </pic:nvPicPr>
                   <pic:blipFill>
-                    <a:blip r:embed="rId11" cstate="print"/>
+                    <a:blip r:embed="rId12" cstate="print"/>
                     <a:srcRect/>
                     <a:stretch>
                       <a:fillRect/>
@@ -8177,7 +8832,7 @@
                     </pic:cNvPicPr>
                   </pic:nvPicPr>
                   <pic:blipFill>
-                    <a:blip r:embed="rId12" cstate="print"/>
+                    <a:blip r:embed="rId13" cstate="print"/>
                     <a:srcRect/>
                     <a:stretch>
                       <a:fillRect/>
@@ -9087,7 +9742,7 @@
                     </pic:cNvPicPr>
                   </pic:nvPicPr>
                   <pic:blipFill>
-                    <a:blip r:embed="rId13" cstate="print"/>
+                    <a:blip r:embed="rId14" cstate="print"/>
                     <a:srcRect/>
                     <a:stretch>
                       <a:fillRect/>
@@ -10075,7 +10730,7 @@
                     </pic:cNvPicPr>
                   </pic:nvPicPr>
                   <pic:blipFill>
-                    <a:blip r:embed="rId14" cstate="print"/>
+                    <a:blip r:embed="rId15" cstate="print"/>
                     <a:srcRect/>
                     <a:stretch>
                       <a:fillRect/>
@@ -10190,7 +10845,61 @@
           <w:sz w:val="24"/>
           <w:szCs w:val="24"/>
         </w:rPr>
-        <w:t> — атрибуты: id_топливо, марка, плотность. Методы: getMarka(), setMarka().</w:t>
+        <w:t xml:space="preserve"> — атрибуты: </w:t>
+      </w:r>
+      <w:proofErr w:type="spellStart"/>
+      <w:r>
+        <w:rPr>
+          <w:rFonts w:ascii="Times New Roman" w:hAnsi="Times New Roman" w:cs="Times New Roman"/>
+          <w:sz w:val="24"/>
+          <w:szCs w:val="24"/>
+        </w:rPr>
+        <w:t>id_топливо</w:t>
+      </w:r>
+      <w:proofErr w:type="spellEnd"/>
+      <w:r>
+        <w:rPr>
+          <w:rFonts w:ascii="Times New Roman" w:hAnsi="Times New Roman" w:cs="Times New Roman"/>
+          <w:sz w:val="24"/>
+          <w:szCs w:val="24"/>
+        </w:rPr>
+        <w:t xml:space="preserve">, марка, плотность. Методы: </w:t>
+      </w:r>
+      <w:proofErr w:type="spellStart"/>
+      <w:r>
+        <w:rPr>
+          <w:rFonts w:ascii="Times New Roman" w:hAnsi="Times New Roman" w:cs="Times New Roman"/>
+          <w:sz w:val="24"/>
+          <w:szCs w:val="24"/>
+        </w:rPr>
+        <w:t>getMarka</w:t>
+      </w:r>
+      <w:proofErr w:type="spellEnd"/>
+      <w:r>
+        <w:rPr>
+          <w:rFonts w:ascii="Times New Roman" w:hAnsi="Times New Roman" w:cs="Times New Roman"/>
+          <w:sz w:val="24"/>
+          <w:szCs w:val="24"/>
+        </w:rPr>
+        <w:t xml:space="preserve">(), </w:t>
+      </w:r>
+      <w:proofErr w:type="spellStart"/>
+      <w:r>
+        <w:rPr>
+          <w:rFonts w:ascii="Times New Roman" w:hAnsi="Times New Roman" w:cs="Times New Roman"/>
+          <w:sz w:val="24"/>
+          <w:szCs w:val="24"/>
+        </w:rPr>
+        <w:t>setMarka</w:t>
+      </w:r>
+      <w:proofErr w:type="spellEnd"/>
+      <w:r>
+        <w:rPr>
+          <w:rFonts w:ascii="Times New Roman" w:hAnsi="Times New Roman" w:cs="Times New Roman"/>
+          <w:sz w:val="24"/>
+          <w:szCs w:val="24"/>
+        </w:rPr>
+        <w:t>().</w:t>
       </w:r>
     </w:p>
     <w:p>
@@ -10224,7 +10933,179 @@
           <w:sz w:val="24"/>
           <w:szCs w:val="24"/>
         </w:rPr>
-        <w:t> — атрибуты: id_резервуар, id_топливо, номер, объем_макс, текущий_объем. Методы: getОстаток(), setТекущийОбъем(), проверитьОстаток().</w:t>
+        <w:t xml:space="preserve"> — атрибуты: </w:t>
+      </w:r>
+      <w:proofErr w:type="spellStart"/>
+      <w:r>
+        <w:rPr>
+          <w:rFonts w:ascii="Times New Roman" w:hAnsi="Times New Roman" w:cs="Times New Roman"/>
+          <w:sz w:val="24"/>
+          <w:szCs w:val="24"/>
+        </w:rPr>
+        <w:t>id_резервуар</w:t>
+      </w:r>
+      <w:proofErr w:type="spellEnd"/>
+      <w:r>
+        <w:rPr>
+          <w:rFonts w:ascii="Times New Roman" w:hAnsi="Times New Roman" w:cs="Times New Roman"/>
+          <w:sz w:val="24"/>
+          <w:szCs w:val="24"/>
+        </w:rPr>
+        <w:t xml:space="preserve">, </w:t>
+      </w:r>
+      <w:proofErr w:type="spellStart"/>
+      <w:r>
+        <w:rPr>
+          <w:rFonts w:ascii="Times New Roman" w:hAnsi="Times New Roman" w:cs="Times New Roman"/>
+          <w:sz w:val="24"/>
+          <w:szCs w:val="24"/>
+        </w:rPr>
+        <w:t>id_топливо</w:t>
+      </w:r>
+      <w:proofErr w:type="spellEnd"/>
+      <w:r>
+        <w:rPr>
+          <w:rFonts w:ascii="Times New Roman" w:hAnsi="Times New Roman" w:cs="Times New Roman"/>
+          <w:sz w:val="24"/>
+          <w:szCs w:val="24"/>
+        </w:rPr>
+        <w:t xml:space="preserve">, номер, </w:t>
+      </w:r>
+      <w:proofErr w:type="spellStart"/>
+      <w:r>
+        <w:rPr>
+          <w:rFonts w:ascii="Times New Roman" w:hAnsi="Times New Roman" w:cs="Times New Roman"/>
+          <w:sz w:val="24"/>
+          <w:szCs w:val="24"/>
+        </w:rPr>
+        <w:t>объем_макс</w:t>
+      </w:r>
+      <w:proofErr w:type="spellEnd"/>
+      <w:r>
+        <w:rPr>
+          <w:rFonts w:ascii="Times New Roman" w:hAnsi="Times New Roman" w:cs="Times New Roman"/>
+          <w:sz w:val="24"/>
+          <w:szCs w:val="24"/>
+        </w:rPr>
+        <w:t xml:space="preserve">, </w:t>
+      </w:r>
+      <w:proofErr w:type="spellStart"/>
+      <w:r>
+        <w:rPr>
+          <w:rFonts w:ascii="Times New Roman" w:hAnsi="Times New Roman" w:cs="Times New Roman"/>
+          <w:sz w:val="24"/>
+          <w:szCs w:val="24"/>
+        </w:rPr>
+        <w:t>текущий_объем</w:t>
+      </w:r>
+      <w:proofErr w:type="spellEnd"/>
+      <w:r>
+        <w:rPr>
+          <w:rFonts w:ascii="Times New Roman" w:hAnsi="Times New Roman" w:cs="Times New Roman"/>
+          <w:sz w:val="24"/>
+          <w:szCs w:val="24"/>
+        </w:rPr>
+        <w:t xml:space="preserve">. Методы: </w:t>
+      </w:r>
+      <w:proofErr w:type="spellStart"/>
+      <w:r>
+        <w:rPr>
+          <w:rFonts w:ascii="Times New Roman" w:hAnsi="Times New Roman" w:cs="Times New Roman"/>
+          <w:sz w:val="24"/>
+          <w:szCs w:val="24"/>
+        </w:rPr>
+        <w:t>get</w:t>
+      </w:r>
+      <w:proofErr w:type="gramStart"/>
+      <w:r>
+        <w:rPr>
+          <w:rFonts w:ascii="Times New Roman" w:hAnsi="Times New Roman" w:cs="Times New Roman"/>
+          <w:sz w:val="24"/>
+          <w:szCs w:val="24"/>
+        </w:rPr>
+        <w:t>Остаток</w:t>
+      </w:r>
+      <w:proofErr w:type="spellEnd"/>
+      <w:r>
+        <w:rPr>
+          <w:rFonts w:ascii="Times New Roman" w:hAnsi="Times New Roman" w:cs="Times New Roman"/>
+          <w:sz w:val="24"/>
+          <w:szCs w:val="24"/>
+        </w:rPr>
+        <w:t>(</w:t>
+      </w:r>
+      <w:proofErr w:type="gramEnd"/>
+      <w:r>
+        <w:rPr>
+          <w:rFonts w:ascii="Times New Roman" w:hAnsi="Times New Roman" w:cs="Times New Roman"/>
+          <w:sz w:val="24"/>
+          <w:szCs w:val="24"/>
+        </w:rPr>
+        <w:t xml:space="preserve">), </w:t>
+      </w:r>
+      <w:proofErr w:type="spellStart"/>
+      <w:r>
+        <w:rPr>
+          <w:rFonts w:ascii="Times New Roman" w:hAnsi="Times New Roman" w:cs="Times New Roman"/>
+          <w:sz w:val="24"/>
+          <w:szCs w:val="24"/>
+        </w:rPr>
+        <w:t>set</w:t>
+      </w:r>
+      <w:proofErr w:type="gramStart"/>
+      <w:r>
+        <w:rPr>
+          <w:rFonts w:ascii="Times New Roman" w:hAnsi="Times New Roman" w:cs="Times New Roman"/>
+          <w:sz w:val="24"/>
+          <w:szCs w:val="24"/>
+        </w:rPr>
+        <w:t>ТекущийОбъем</w:t>
+      </w:r>
+      <w:proofErr w:type="spellEnd"/>
+      <w:r>
+        <w:rPr>
+          <w:rFonts w:ascii="Times New Roman" w:hAnsi="Times New Roman" w:cs="Times New Roman"/>
+          <w:sz w:val="24"/>
+          <w:szCs w:val="24"/>
+        </w:rPr>
+        <w:t>(</w:t>
+      </w:r>
+      <w:proofErr w:type="gramEnd"/>
+      <w:r>
+        <w:rPr>
+          <w:rFonts w:ascii="Times New Roman" w:hAnsi="Times New Roman" w:cs="Times New Roman"/>
+          <w:sz w:val="24"/>
+          <w:szCs w:val="24"/>
+        </w:rPr>
+        <w:t xml:space="preserve">), </w:t>
+      </w:r>
+      <w:proofErr w:type="spellStart"/>
+      <w:proofErr w:type="gramStart"/>
+      <w:r>
+        <w:rPr>
+          <w:rFonts w:ascii="Times New Roman" w:hAnsi="Times New Roman" w:cs="Times New Roman"/>
+          <w:sz w:val="24"/>
+          <w:szCs w:val="24"/>
+        </w:rPr>
+        <w:t>проверитьОстаток</w:t>
+      </w:r>
+      <w:proofErr w:type="spellEnd"/>
+      <w:r>
+        <w:rPr>
+          <w:rFonts w:ascii="Times New Roman" w:hAnsi="Times New Roman" w:cs="Times New Roman"/>
+          <w:sz w:val="24"/>
+          <w:szCs w:val="24"/>
+        </w:rPr>
+        <w:t>(</w:t>
+      </w:r>
+      <w:proofErr w:type="gramEnd"/>
+      <w:r>
+        <w:rPr>
+          <w:rFonts w:ascii="Times New Roman" w:hAnsi="Times New Roman" w:cs="Times New Roman"/>
+          <w:sz w:val="24"/>
+          <w:szCs w:val="24"/>
+        </w:rPr>
+        <w:t>).</w:t>
       </w:r>
     </w:p>
     <w:p>
@@ -10258,7 +11139,135 @@
           <w:sz w:val="24"/>
           <w:szCs w:val="24"/>
         </w:rPr>
-        <w:t> — атрибуты: id_трк, id_резервуар, номер, заблокирована. Методы: заблокировать(), разблокировать(), получитьПоказания(), отпуститьТопливо().</w:t>
+        <w:t xml:space="preserve"> — атрибуты: </w:t>
+      </w:r>
+      <w:proofErr w:type="spellStart"/>
+      <w:r>
+        <w:rPr>
+          <w:rFonts w:ascii="Times New Roman" w:hAnsi="Times New Roman" w:cs="Times New Roman"/>
+          <w:sz w:val="24"/>
+          <w:szCs w:val="24"/>
+        </w:rPr>
+        <w:t>id_трк</w:t>
+      </w:r>
+      <w:proofErr w:type="spellEnd"/>
+      <w:r>
+        <w:rPr>
+          <w:rFonts w:ascii="Times New Roman" w:hAnsi="Times New Roman" w:cs="Times New Roman"/>
+          <w:sz w:val="24"/>
+          <w:szCs w:val="24"/>
+        </w:rPr>
+        <w:t xml:space="preserve">, </w:t>
+      </w:r>
+      <w:proofErr w:type="spellStart"/>
+      <w:r>
+        <w:rPr>
+          <w:rFonts w:ascii="Times New Roman" w:hAnsi="Times New Roman" w:cs="Times New Roman"/>
+          <w:sz w:val="24"/>
+          <w:szCs w:val="24"/>
+        </w:rPr>
+        <w:t>id_резервуар</w:t>
+      </w:r>
+      <w:proofErr w:type="spellEnd"/>
+      <w:r>
+        <w:rPr>
+          <w:rFonts w:ascii="Times New Roman" w:hAnsi="Times New Roman" w:cs="Times New Roman"/>
+          <w:sz w:val="24"/>
+          <w:szCs w:val="24"/>
+        </w:rPr>
+        <w:t xml:space="preserve">, номер, заблокирована. Методы: </w:t>
+      </w:r>
+      <w:proofErr w:type="gramStart"/>
+      <w:r>
+        <w:rPr>
+          <w:rFonts w:ascii="Times New Roman" w:hAnsi="Times New Roman" w:cs="Times New Roman"/>
+          <w:sz w:val="24"/>
+          <w:szCs w:val="24"/>
+        </w:rPr>
+        <w:t>заблокировать(</w:t>
+      </w:r>
+      <w:proofErr w:type="gramEnd"/>
+      <w:r>
+        <w:rPr>
+          <w:rFonts w:ascii="Times New Roman" w:hAnsi="Times New Roman" w:cs="Times New Roman"/>
+          <w:sz w:val="24"/>
+          <w:szCs w:val="24"/>
+        </w:rPr>
+        <w:t xml:space="preserve">), </w:t>
+      </w:r>
+      <w:proofErr w:type="gramStart"/>
+      <w:r>
+        <w:rPr>
+          <w:rFonts w:ascii="Times New Roman" w:hAnsi="Times New Roman" w:cs="Times New Roman"/>
+          <w:sz w:val="24"/>
+          <w:szCs w:val="24"/>
+        </w:rPr>
+        <w:t>разблокировать(</w:t>
+      </w:r>
+      <w:proofErr w:type="gramEnd"/>
+      <w:r>
+        <w:rPr>
+          <w:rFonts w:ascii="Times New Roman" w:hAnsi="Times New Roman" w:cs="Times New Roman"/>
+          <w:sz w:val="24"/>
+          <w:szCs w:val="24"/>
+        </w:rPr>
+        <w:t xml:space="preserve">), </w:t>
+      </w:r>
+      <w:proofErr w:type="spellStart"/>
+      <w:proofErr w:type="gramStart"/>
+      <w:r>
+        <w:rPr>
+          <w:rFonts w:ascii="Times New Roman" w:hAnsi="Times New Roman" w:cs="Times New Roman"/>
+          <w:sz w:val="24"/>
+          <w:szCs w:val="24"/>
+        </w:rPr>
+        <w:t>получитьПоказания</w:t>
+      </w:r>
+      <w:proofErr w:type="spellEnd"/>
+      <w:r>
+        <w:rPr>
+          <w:rFonts w:ascii="Times New Roman" w:hAnsi="Times New Roman" w:cs="Times New Roman"/>
+          <w:sz w:val="24"/>
+          <w:szCs w:val="24"/>
+        </w:rPr>
+        <w:t>(</w:t>
+      </w:r>
+      <w:proofErr w:type="gramEnd"/>
+      <w:r>
+        <w:rPr>
+          <w:rFonts w:ascii="Times New Roman" w:hAnsi="Times New Roman" w:cs="Times New Roman"/>
+          <w:sz w:val="24"/>
+          <w:szCs w:val="24"/>
+        </w:rPr>
+        <w:t xml:space="preserve">), </w:t>
+      </w:r>
+      <w:proofErr w:type="spellStart"/>
+      <w:proofErr w:type="gramStart"/>
+      <w:r>
+        <w:rPr>
+          <w:rFonts w:ascii="Times New Roman" w:hAnsi="Times New Roman" w:cs="Times New Roman"/>
+          <w:sz w:val="24"/>
+          <w:szCs w:val="24"/>
+        </w:rPr>
+        <w:t>отпуститьТопливо</w:t>
+      </w:r>
+      <w:proofErr w:type="spellEnd"/>
+      <w:r>
+        <w:rPr>
+          <w:rFonts w:ascii="Times New Roman" w:hAnsi="Times New Roman" w:cs="Times New Roman"/>
+          <w:sz w:val="24"/>
+          <w:szCs w:val="24"/>
+        </w:rPr>
+        <w:t>(</w:t>
+      </w:r>
+      <w:proofErr w:type="gramEnd"/>
+      <w:r>
+        <w:rPr>
+          <w:rFonts w:ascii="Times New Roman" w:hAnsi="Times New Roman" w:cs="Times New Roman"/>
+          <w:sz w:val="24"/>
+          <w:szCs w:val="24"/>
+        </w:rPr>
+        <w:t>).</w:t>
       </w:r>
     </w:p>
     <w:p>
@@ -10293,7 +11302,127 @@
           <w:sz w:val="24"/>
           <w:szCs w:val="24"/>
         </w:rPr>
-        <w:t> — атрибуты: id_оператор, фамилия, имя, логин, пароль. Методы: авторизоваться(), начатьСмену(), закрытьСмену(), оформитьПродажу().</w:t>
+        <w:t xml:space="preserve"> — атрибуты: </w:t>
+      </w:r>
+      <w:proofErr w:type="spellStart"/>
+      <w:r>
+        <w:rPr>
+          <w:rFonts w:ascii="Times New Roman" w:hAnsi="Times New Roman" w:cs="Times New Roman"/>
+          <w:sz w:val="24"/>
+          <w:szCs w:val="24"/>
+        </w:rPr>
+        <w:t>id_оператор</w:t>
+      </w:r>
+      <w:proofErr w:type="spellEnd"/>
+      <w:r>
+        <w:rPr>
+          <w:rFonts w:ascii="Times New Roman" w:hAnsi="Times New Roman" w:cs="Times New Roman"/>
+          <w:sz w:val="24"/>
+          <w:szCs w:val="24"/>
+        </w:rPr>
+        <w:t xml:space="preserve">, фамилия, имя, логин, пароль. Методы: </w:t>
+      </w:r>
+      <w:proofErr w:type="gramStart"/>
+      <w:r>
+        <w:rPr>
+          <w:rFonts w:ascii="Times New Roman" w:hAnsi="Times New Roman" w:cs="Times New Roman"/>
+          <w:sz w:val="24"/>
+          <w:szCs w:val="24"/>
+        </w:rPr>
+        <w:t>авторизоваться(</w:t>
+      </w:r>
+      <w:proofErr w:type="gramEnd"/>
+      <w:r>
+        <w:rPr>
+          <w:rFonts w:ascii="Times New Roman" w:hAnsi="Times New Roman" w:cs="Times New Roman"/>
+          <w:sz w:val="24"/>
+          <w:szCs w:val="24"/>
+        </w:rPr>
+        <w:t xml:space="preserve">), </w:t>
+      </w:r>
+      <w:proofErr w:type="spellStart"/>
+      <w:proofErr w:type="gramStart"/>
+      <w:r>
+        <w:rPr>
+          <w:rFonts w:ascii="Times New Roman" w:hAnsi="Times New Roman" w:cs="Times New Roman"/>
+          <w:sz w:val="24"/>
+          <w:szCs w:val="24"/>
+        </w:rPr>
+        <w:t>начатьСмену</w:t>
+      </w:r>
+      <w:proofErr w:type="spellEnd"/>
+      <w:r>
+        <w:rPr>
+          <w:rFonts w:ascii="Times New Roman" w:hAnsi="Times New Roman" w:cs="Times New Roman"/>
+          <w:sz w:val="24"/>
+          <w:szCs w:val="24"/>
+        </w:rPr>
+        <w:t>(</w:t>
+      </w:r>
+      <w:proofErr w:type="gramEnd"/>
+      <w:r>
+        <w:rPr>
+          <w:rFonts w:ascii="Times New Roman" w:hAnsi="Times New Roman" w:cs="Times New Roman"/>
+          <w:sz w:val="24"/>
+          <w:szCs w:val="24"/>
+        </w:rPr>
+        <w:t xml:space="preserve">), </w:t>
+      </w:r>
+      <w:proofErr w:type="spellStart"/>
+      <w:proofErr w:type="gramStart"/>
+      <w:r>
+        <w:rPr>
+          <w:rFonts w:ascii="Times New Roman" w:hAnsi="Times New Roman" w:cs="Times New Roman"/>
+          <w:sz w:val="24"/>
+          <w:szCs w:val="24"/>
+        </w:rPr>
+        <w:t>закрытьСмену</w:t>
+      </w:r>
+      <w:proofErr w:type="spellEnd"/>
+      <w:r>
+        <w:rPr>
+          <w:rFonts w:ascii="Times New Roman" w:hAnsi="Times New Roman" w:cs="Times New Roman"/>
+          <w:sz w:val="24"/>
+          <w:szCs w:val="24"/>
+        </w:rPr>
+        <w:t>(</w:t>
+      </w:r>
+      <w:proofErr w:type="gramEnd"/>
+      <w:r>
+        <w:rPr>
+          <w:rFonts w:ascii="Times New Roman" w:hAnsi="Times New Roman" w:cs="Times New Roman"/>
+          <w:sz w:val="24"/>
+          <w:szCs w:val="24"/>
+        </w:rPr>
+        <w:t xml:space="preserve">), </w:t>
+      </w:r>
+      <w:proofErr w:type="spellStart"/>
+      <w:proofErr w:type="gramStart"/>
+      <w:r>
+        <w:rPr>
+          <w:rFonts w:ascii="Times New Roman" w:hAnsi="Times New Roman" w:cs="Times New Roman"/>
+          <w:sz w:val="24"/>
+          <w:szCs w:val="24"/>
+        </w:rPr>
+        <w:t>оформитьПродажу</w:t>
+      </w:r>
+      <w:proofErr w:type="spellEnd"/>
+      <w:r>
+        <w:rPr>
+          <w:rFonts w:ascii="Times New Roman" w:hAnsi="Times New Roman" w:cs="Times New Roman"/>
+          <w:sz w:val="24"/>
+          <w:szCs w:val="24"/>
+        </w:rPr>
+        <w:t>(</w:t>
+      </w:r>
+      <w:proofErr w:type="gramEnd"/>
+      <w:r>
+        <w:rPr>
+          <w:rFonts w:ascii="Times New Roman" w:hAnsi="Times New Roman" w:cs="Times New Roman"/>
+          <w:sz w:val="24"/>
+          <w:szCs w:val="24"/>
+        </w:rPr>
+        <w:t>).</w:t>
       </w:r>
     </w:p>
     <w:p>
@@ -10327,7 +11456,171 @@
           <w:sz w:val="24"/>
           <w:szCs w:val="24"/>
         </w:rPr>
-        <w:t> — атрибуты: id_смена, id_оператор, дата_время_начало, дата_время_конец. Методы: начать(), закрыть(), получитьПоказанияНачальные(), получитьПоказанияКонечные().</w:t>
+        <w:t xml:space="preserve"> — атрибуты: </w:t>
+      </w:r>
+      <w:proofErr w:type="spellStart"/>
+      <w:r>
+        <w:rPr>
+          <w:rFonts w:ascii="Times New Roman" w:hAnsi="Times New Roman" w:cs="Times New Roman"/>
+          <w:sz w:val="24"/>
+          <w:szCs w:val="24"/>
+        </w:rPr>
+        <w:t>id_смена</w:t>
+      </w:r>
+      <w:proofErr w:type="spellEnd"/>
+      <w:r>
+        <w:rPr>
+          <w:rFonts w:ascii="Times New Roman" w:hAnsi="Times New Roman" w:cs="Times New Roman"/>
+          <w:sz w:val="24"/>
+          <w:szCs w:val="24"/>
+        </w:rPr>
+        <w:t xml:space="preserve">, </w:t>
+      </w:r>
+      <w:proofErr w:type="spellStart"/>
+      <w:r>
+        <w:rPr>
+          <w:rFonts w:ascii="Times New Roman" w:hAnsi="Times New Roman" w:cs="Times New Roman"/>
+          <w:sz w:val="24"/>
+          <w:szCs w:val="24"/>
+        </w:rPr>
+        <w:t>id_оператор</w:t>
+      </w:r>
+      <w:proofErr w:type="spellEnd"/>
+      <w:r>
+        <w:rPr>
+          <w:rFonts w:ascii="Times New Roman" w:hAnsi="Times New Roman" w:cs="Times New Roman"/>
+          <w:sz w:val="24"/>
+          <w:szCs w:val="24"/>
+        </w:rPr>
+        <w:t xml:space="preserve">, </w:t>
+      </w:r>
+      <w:proofErr w:type="spellStart"/>
+      <w:r>
+        <w:rPr>
+          <w:rFonts w:ascii="Times New Roman" w:hAnsi="Times New Roman" w:cs="Times New Roman"/>
+          <w:sz w:val="24"/>
+          <w:szCs w:val="24"/>
+        </w:rPr>
+        <w:t>дата_время_начало</w:t>
+      </w:r>
+      <w:proofErr w:type="spellEnd"/>
+      <w:r>
+        <w:rPr>
+          <w:rFonts w:ascii="Times New Roman" w:hAnsi="Times New Roman" w:cs="Times New Roman"/>
+          <w:sz w:val="24"/>
+          <w:szCs w:val="24"/>
+        </w:rPr>
+        <w:t xml:space="preserve">, </w:t>
+      </w:r>
+      <w:proofErr w:type="spellStart"/>
+      <w:r>
+        <w:rPr>
+          <w:rFonts w:ascii="Times New Roman" w:hAnsi="Times New Roman" w:cs="Times New Roman"/>
+          <w:sz w:val="24"/>
+          <w:szCs w:val="24"/>
+        </w:rPr>
+        <w:t>дата_время_конец</w:t>
+      </w:r>
+      <w:proofErr w:type="spellEnd"/>
+      <w:r>
+        <w:rPr>
+          <w:rFonts w:ascii="Times New Roman" w:hAnsi="Times New Roman" w:cs="Times New Roman"/>
+          <w:sz w:val="24"/>
+          <w:szCs w:val="24"/>
+        </w:rPr>
+        <w:t xml:space="preserve">. Методы: </w:t>
+      </w:r>
+      <w:proofErr w:type="gramStart"/>
+      <w:r>
+        <w:rPr>
+          <w:rFonts w:ascii="Times New Roman" w:hAnsi="Times New Roman" w:cs="Times New Roman"/>
+          <w:sz w:val="24"/>
+          <w:szCs w:val="24"/>
+        </w:rPr>
+        <w:t>начать(</w:t>
+      </w:r>
+      <w:proofErr w:type="gramEnd"/>
+      <w:r>
+        <w:rPr>
+          <w:rFonts w:ascii="Times New Roman" w:hAnsi="Times New Roman" w:cs="Times New Roman"/>
+          <w:sz w:val="24"/>
+          <w:szCs w:val="24"/>
+        </w:rPr>
+        <w:t xml:space="preserve">), </w:t>
+      </w:r>
+      <w:proofErr w:type="gramStart"/>
+      <w:r>
+        <w:rPr>
+          <w:rFonts w:ascii="Times New Roman" w:hAnsi="Times New Roman" w:cs="Times New Roman"/>
+          <w:sz w:val="24"/>
+          <w:szCs w:val="24"/>
+        </w:rPr>
+        <w:t>закрыть(</w:t>
+      </w:r>
+      <w:proofErr w:type="gramEnd"/>
+      <w:r>
+        <w:rPr>
+          <w:rFonts w:ascii="Times New Roman" w:hAnsi="Times New Roman" w:cs="Times New Roman"/>
+          <w:sz w:val="24"/>
+          <w:szCs w:val="24"/>
+        </w:rPr>
+        <w:t xml:space="preserve">), </w:t>
+      </w:r>
+      <w:proofErr w:type="spellStart"/>
+      <w:proofErr w:type="gramStart"/>
+      <w:r>
+        <w:rPr>
+          <w:rFonts w:ascii="Times New Roman" w:hAnsi="Times New Roman" w:cs="Times New Roman"/>
+          <w:sz w:val="24"/>
+          <w:szCs w:val="24"/>
+        </w:rPr>
+        <w:t>получитьПоказанияНачальные</w:t>
+      </w:r>
+      <w:proofErr w:type="spellEnd"/>
+      <w:r>
+        <w:rPr>
+          <w:rFonts w:ascii="Times New Roman" w:hAnsi="Times New Roman" w:cs="Times New Roman"/>
+          <w:sz w:val="24"/>
+          <w:szCs w:val="24"/>
+        </w:rPr>
+        <w:t>(</w:t>
+      </w:r>
+      <w:proofErr w:type="gramEnd"/>
+      <w:r>
+        <w:rPr>
+          <w:rFonts w:ascii="Times New Roman" w:hAnsi="Times New Roman" w:cs="Times New Roman"/>
+          <w:sz w:val="24"/>
+          <w:szCs w:val="24"/>
+        </w:rPr>
+        <w:t xml:space="preserve">), </w:t>
+      </w:r>
+      <w:proofErr w:type="spellStart"/>
+      <w:proofErr w:type="gramStart"/>
+      <w:r>
+        <w:rPr>
+          <w:rFonts w:ascii="Times New Roman" w:hAnsi="Times New Roman" w:cs="Times New Roman"/>
+          <w:sz w:val="24"/>
+          <w:szCs w:val="24"/>
+        </w:rPr>
+        <w:t>получитьПоказанияКонечные</w:t>
+      </w:r>
+      <w:proofErr w:type="spellEnd"/>
+      <w:r>
+        <w:rPr>
+          <w:rFonts w:ascii="Times New Roman" w:hAnsi="Times New Roman" w:cs="Times New Roman"/>
+          <w:sz w:val="24"/>
+          <w:szCs w:val="24"/>
+        </w:rPr>
+        <w:t>(</w:t>
+      </w:r>
+      <w:proofErr w:type="gramEnd"/>
+      <w:r>
+        <w:rPr>
+          <w:rFonts w:ascii="Times New Roman" w:hAnsi="Times New Roman" w:cs="Times New Roman"/>
+          <w:sz w:val="24"/>
+          <w:szCs w:val="24"/>
+        </w:rPr>
+        <w:t>).</w:t>
       </w:r>
     </w:p>
     <w:p>
@@ -10361,7 +11654,133 @@
           <w:sz w:val="24"/>
           <w:szCs w:val="24"/>
         </w:rPr>
-        <w:t> — атрибуты: id_чек, id_смена, id_трк, сумма, количество_литров, способ_оплаты. Методы: распечатать(), сохранить().</w:t>
+        <w:t xml:space="preserve"> — атрибуты: </w:t>
+      </w:r>
+      <w:proofErr w:type="spellStart"/>
+      <w:r>
+        <w:rPr>
+          <w:rFonts w:ascii="Times New Roman" w:hAnsi="Times New Roman" w:cs="Times New Roman"/>
+          <w:sz w:val="24"/>
+          <w:szCs w:val="24"/>
+        </w:rPr>
+        <w:t>id_чек</w:t>
+      </w:r>
+      <w:proofErr w:type="spellEnd"/>
+      <w:r>
+        <w:rPr>
+          <w:rFonts w:ascii="Times New Roman" w:hAnsi="Times New Roman" w:cs="Times New Roman"/>
+          <w:sz w:val="24"/>
+          <w:szCs w:val="24"/>
+        </w:rPr>
+        <w:t xml:space="preserve">, </w:t>
+      </w:r>
+      <w:proofErr w:type="spellStart"/>
+      <w:r>
+        <w:rPr>
+          <w:rFonts w:ascii="Times New Roman" w:hAnsi="Times New Roman" w:cs="Times New Roman"/>
+          <w:sz w:val="24"/>
+          <w:szCs w:val="24"/>
+        </w:rPr>
+        <w:t>id_смена</w:t>
+      </w:r>
+      <w:proofErr w:type="spellEnd"/>
+      <w:r>
+        <w:rPr>
+          <w:rFonts w:ascii="Times New Roman" w:hAnsi="Times New Roman" w:cs="Times New Roman"/>
+          <w:sz w:val="24"/>
+          <w:szCs w:val="24"/>
+        </w:rPr>
+        <w:t xml:space="preserve">, </w:t>
+      </w:r>
+      <w:proofErr w:type="spellStart"/>
+      <w:r>
+        <w:rPr>
+          <w:rFonts w:ascii="Times New Roman" w:hAnsi="Times New Roman" w:cs="Times New Roman"/>
+          <w:sz w:val="24"/>
+          <w:szCs w:val="24"/>
+        </w:rPr>
+        <w:t>id_трк</w:t>
+      </w:r>
+      <w:proofErr w:type="spellEnd"/>
+      <w:r>
+        <w:rPr>
+          <w:rFonts w:ascii="Times New Roman" w:hAnsi="Times New Roman" w:cs="Times New Roman"/>
+          <w:sz w:val="24"/>
+          <w:szCs w:val="24"/>
+        </w:rPr>
+        <w:t xml:space="preserve">, сумма, </w:t>
+      </w:r>
+      <w:proofErr w:type="spellStart"/>
+      <w:r>
+        <w:rPr>
+          <w:rFonts w:ascii="Times New Roman" w:hAnsi="Times New Roman" w:cs="Times New Roman"/>
+          <w:sz w:val="24"/>
+          <w:szCs w:val="24"/>
+        </w:rPr>
+        <w:t>количество_литров</w:t>
+      </w:r>
+      <w:proofErr w:type="spellEnd"/>
+      <w:r>
+        <w:rPr>
+          <w:rFonts w:ascii="Times New Roman" w:hAnsi="Times New Roman" w:cs="Times New Roman"/>
+          <w:sz w:val="24"/>
+          <w:szCs w:val="24"/>
+        </w:rPr>
+        <w:t xml:space="preserve">, </w:t>
+      </w:r>
+      <w:proofErr w:type="spellStart"/>
+      <w:r>
+        <w:rPr>
+          <w:rFonts w:ascii="Times New Roman" w:hAnsi="Times New Roman" w:cs="Times New Roman"/>
+          <w:sz w:val="24"/>
+          <w:szCs w:val="24"/>
+        </w:rPr>
+        <w:t>способ_оплаты</w:t>
+      </w:r>
+      <w:proofErr w:type="spellEnd"/>
+      <w:r>
+        <w:rPr>
+          <w:rFonts w:ascii="Times New Roman" w:hAnsi="Times New Roman" w:cs="Times New Roman"/>
+          <w:sz w:val="24"/>
+          <w:szCs w:val="24"/>
+        </w:rPr>
+        <w:t xml:space="preserve">. Методы: </w:t>
+      </w:r>
+      <w:proofErr w:type="gramStart"/>
+      <w:r>
+        <w:rPr>
+          <w:rFonts w:ascii="Times New Roman" w:hAnsi="Times New Roman" w:cs="Times New Roman"/>
+          <w:sz w:val="24"/>
+          <w:szCs w:val="24"/>
+        </w:rPr>
+        <w:t>распечатать(</w:t>
+      </w:r>
+      <w:proofErr w:type="gramEnd"/>
+      <w:r>
+        <w:rPr>
+          <w:rFonts w:ascii="Times New Roman" w:hAnsi="Times New Roman" w:cs="Times New Roman"/>
+          <w:sz w:val="24"/>
+          <w:szCs w:val="24"/>
+        </w:rPr>
+        <w:t xml:space="preserve">), </w:t>
+      </w:r>
+      <w:proofErr w:type="gramStart"/>
+      <w:r>
+        <w:rPr>
+          <w:rFonts w:ascii="Times New Roman" w:hAnsi="Times New Roman" w:cs="Times New Roman"/>
+          <w:sz w:val="24"/>
+          <w:szCs w:val="24"/>
+        </w:rPr>
+        <w:t>сохранить(</w:t>
+      </w:r>
+      <w:proofErr w:type="gramEnd"/>
+      <w:r>
+        <w:rPr>
+          <w:rFonts w:ascii="Times New Roman" w:hAnsi="Times New Roman" w:cs="Times New Roman"/>
+          <w:sz w:val="24"/>
+          <w:szCs w:val="24"/>
+        </w:rPr>
+        <w:t>).</w:t>
       </w:r>
     </w:p>
     <w:p>
@@ -10395,7 +11814,71 @@
           <w:sz w:val="24"/>
           <w:szCs w:val="24"/>
         </w:rPr>
-        <w:t> — атрибуты: id_клиент, фамилия, имя, телефон. Методы: предъявитьКарту(), оплатить().</w:t>
+        <w:t xml:space="preserve"> — атрибуты: </w:t>
+      </w:r>
+      <w:proofErr w:type="spellStart"/>
+      <w:r>
+        <w:rPr>
+          <w:rFonts w:ascii="Times New Roman" w:hAnsi="Times New Roman" w:cs="Times New Roman"/>
+          <w:sz w:val="24"/>
+          <w:szCs w:val="24"/>
+        </w:rPr>
+        <w:t>id_клиент</w:t>
+      </w:r>
+      <w:proofErr w:type="spellEnd"/>
+      <w:r>
+        <w:rPr>
+          <w:rFonts w:ascii="Times New Roman" w:hAnsi="Times New Roman" w:cs="Times New Roman"/>
+          <w:sz w:val="24"/>
+          <w:szCs w:val="24"/>
+        </w:rPr>
+        <w:t xml:space="preserve">, фамилия, имя, телефон. Методы: </w:t>
+      </w:r>
+      <w:proofErr w:type="spellStart"/>
+      <w:proofErr w:type="gramStart"/>
+      <w:r>
+        <w:rPr>
+          <w:rFonts w:ascii="Times New Roman" w:hAnsi="Times New Roman" w:cs="Times New Roman"/>
+          <w:sz w:val="24"/>
+          <w:szCs w:val="24"/>
+        </w:rPr>
+        <w:t>предъявитьКарту</w:t>
+      </w:r>
+      <w:proofErr w:type="spellEnd"/>
+      <w:r>
+        <w:rPr>
+          <w:rFonts w:ascii="Times New Roman" w:hAnsi="Times New Roman" w:cs="Times New Roman"/>
+          <w:sz w:val="24"/>
+          <w:szCs w:val="24"/>
+        </w:rPr>
+        <w:t>(</w:t>
+      </w:r>
+      <w:proofErr w:type="gramEnd"/>
+      <w:r>
+        <w:rPr>
+          <w:rFonts w:ascii="Times New Roman" w:hAnsi="Times New Roman" w:cs="Times New Roman"/>
+          <w:sz w:val="24"/>
+          <w:szCs w:val="24"/>
+        </w:rPr>
+        <w:t xml:space="preserve">), </w:t>
+      </w:r>
+      <w:proofErr w:type="gramStart"/>
+      <w:r>
+        <w:rPr>
+          <w:rFonts w:ascii="Times New Roman" w:hAnsi="Times New Roman" w:cs="Times New Roman"/>
+          <w:sz w:val="24"/>
+          <w:szCs w:val="24"/>
+        </w:rPr>
+        <w:t>оплатить(</w:t>
+      </w:r>
+      <w:proofErr w:type="gramEnd"/>
+      <w:r>
+        <w:rPr>
+          <w:rFonts w:ascii="Times New Roman" w:hAnsi="Times New Roman" w:cs="Times New Roman"/>
+          <w:sz w:val="24"/>
+          <w:szCs w:val="24"/>
+        </w:rPr>
+        <w:t>).</w:t>
       </w:r>
     </w:p>
     <w:p>
@@ -10413,6 +11896,7 @@
           <w:szCs w:val="24"/>
         </w:rPr>
       </w:pPr>
+      <w:proofErr w:type="spellStart"/>
       <w:r>
         <w:rPr>
           <w:rStyle w:val="ab"/>
@@ -10423,13 +11907,124 @@
         </w:rPr>
         <w:t>ТопливнаяКарта</w:t>
       </w:r>
-      <w:r>
-        <w:rPr>
-          <w:rFonts w:ascii="Times New Roman" w:hAnsi="Times New Roman" w:cs="Times New Roman"/>
-          <w:sz w:val="24"/>
-          <w:szCs w:val="24"/>
-        </w:rPr>
-        <w:t> — атрибуты: id_карта, номер_карты, id_клиент, баланс. Методы: проверитьБаланс(), списатьСредства().</w:t>
+      <w:proofErr w:type="spellEnd"/>
+      <w:r>
+        <w:rPr>
+          <w:rFonts w:ascii="Times New Roman" w:hAnsi="Times New Roman" w:cs="Times New Roman"/>
+          <w:sz w:val="24"/>
+          <w:szCs w:val="24"/>
+        </w:rPr>
+        <w:t xml:space="preserve"> — атрибуты: </w:t>
+      </w:r>
+      <w:proofErr w:type="spellStart"/>
+      <w:r>
+        <w:rPr>
+          <w:rFonts w:ascii="Times New Roman" w:hAnsi="Times New Roman" w:cs="Times New Roman"/>
+          <w:sz w:val="24"/>
+          <w:szCs w:val="24"/>
+        </w:rPr>
+        <w:t>id_карта</w:t>
+      </w:r>
+      <w:proofErr w:type="spellEnd"/>
+      <w:r>
+        <w:rPr>
+          <w:rFonts w:ascii="Times New Roman" w:hAnsi="Times New Roman" w:cs="Times New Roman"/>
+          <w:sz w:val="24"/>
+          <w:szCs w:val="24"/>
+        </w:rPr>
+        <w:t xml:space="preserve">, </w:t>
+      </w:r>
+      <w:proofErr w:type="spellStart"/>
+      <w:r>
+        <w:rPr>
+          <w:rFonts w:ascii="Times New Roman" w:hAnsi="Times New Roman" w:cs="Times New Roman"/>
+          <w:sz w:val="24"/>
+          <w:szCs w:val="24"/>
+        </w:rPr>
+        <w:t>номер_карты</w:t>
+      </w:r>
+      <w:proofErr w:type="spellEnd"/>
+      <w:r>
+        <w:rPr>
+          <w:rFonts w:ascii="Times New Roman" w:hAnsi="Times New Roman" w:cs="Times New Roman"/>
+          <w:sz w:val="24"/>
+          <w:szCs w:val="24"/>
+        </w:rPr>
+        <w:t xml:space="preserve">, </w:t>
+      </w:r>
+      <w:proofErr w:type="spellStart"/>
+      <w:r>
+        <w:rPr>
+          <w:rFonts w:ascii="Times New Roman" w:hAnsi="Times New Roman" w:cs="Times New Roman"/>
+          <w:sz w:val="24"/>
+          <w:szCs w:val="24"/>
+        </w:rPr>
+        <w:t>id_клиент</w:t>
+      </w:r>
+      <w:proofErr w:type="spellEnd"/>
+      <w:r>
+        <w:rPr>
+          <w:rFonts w:ascii="Times New Roman" w:hAnsi="Times New Roman" w:cs="Times New Roman"/>
+          <w:sz w:val="24"/>
+          <w:szCs w:val="24"/>
+        </w:rPr>
+        <w:t xml:space="preserve">, баланс. Методы: </w:t>
+      </w:r>
+      <w:proofErr w:type="spellStart"/>
+      <w:proofErr w:type="gramStart"/>
+      <w:r>
+        <w:rPr>
+          <w:rFonts w:ascii="Times New Roman" w:hAnsi="Times New Roman" w:cs="Times New Roman"/>
+          <w:sz w:val="24"/>
+          <w:szCs w:val="24"/>
+        </w:rPr>
+        <w:t>проверитьБаланс</w:t>
+      </w:r>
+      <w:proofErr w:type="spellEnd"/>
+      <w:r>
+        <w:rPr>
+          <w:rFonts w:ascii="Times New Roman" w:hAnsi="Times New Roman" w:cs="Times New Roman"/>
+          <w:sz w:val="24"/>
+          <w:szCs w:val="24"/>
+        </w:rPr>
+        <w:t>(</w:t>
+      </w:r>
+      <w:proofErr w:type="gramEnd"/>
+      <w:r>
+        <w:rPr>
+          <w:rFonts w:ascii="Times New Roman" w:hAnsi="Times New Roman" w:cs="Times New Roman"/>
+          <w:sz w:val="24"/>
+          <w:szCs w:val="24"/>
+        </w:rPr>
+        <w:t xml:space="preserve">), </w:t>
+      </w:r>
+      <w:proofErr w:type="spellStart"/>
+      <w:proofErr w:type="gramStart"/>
+      <w:r>
+        <w:rPr>
+          <w:rFonts w:ascii="Times New Roman" w:hAnsi="Times New Roman" w:cs="Times New Roman"/>
+          <w:sz w:val="24"/>
+          <w:szCs w:val="24"/>
+        </w:rPr>
+        <w:t>списатьСредства</w:t>
+      </w:r>
+      <w:proofErr w:type="spellEnd"/>
+      <w:r>
+        <w:rPr>
+          <w:rFonts w:ascii="Times New Roman" w:hAnsi="Times New Roman" w:cs="Times New Roman"/>
+          <w:sz w:val="24"/>
+          <w:szCs w:val="24"/>
+        </w:rPr>
+        <w:t>(</w:t>
+      </w:r>
+      <w:proofErr w:type="gramEnd"/>
+      <w:r>
+        <w:rPr>
+          <w:rFonts w:ascii="Times New Roman" w:hAnsi="Times New Roman" w:cs="Times New Roman"/>
+          <w:sz w:val="24"/>
+          <w:szCs w:val="24"/>
+        </w:rPr>
+        <w:t>).</w:t>
       </w:r>
     </w:p>
     <w:p>
@@ -10666,13 +12261,23 @@
                 <w:szCs w:val="24"/>
               </w:rPr>
             </w:pPr>
-            <w:r>
-              <w:rPr>
-                <w:rFonts w:ascii="Times New Roman" w:hAnsi="Times New Roman" w:cs="Times New Roman"/>
-                <w:sz w:val="24"/>
-                <w:szCs w:val="24"/>
-              </w:rPr>
-              <w:t>1 : N</w:t>
+            <w:proofErr w:type="gramStart"/>
+            <w:r>
+              <w:rPr>
+                <w:rFonts w:ascii="Times New Roman" w:hAnsi="Times New Roman" w:cs="Times New Roman"/>
+                <w:sz w:val="24"/>
+                <w:szCs w:val="24"/>
+              </w:rPr>
+              <w:t>1 :</w:t>
+            </w:r>
+            <w:proofErr w:type="gramEnd"/>
+            <w:r>
+              <w:rPr>
+                <w:rFonts w:ascii="Times New Roman" w:hAnsi="Times New Roman" w:cs="Times New Roman"/>
+                <w:sz w:val="24"/>
+                <w:szCs w:val="24"/>
+              </w:rPr>
+              <w:t xml:space="preserve"> N</w:t>
             </w:r>
           </w:p>
         </w:tc>
@@ -10755,13 +12360,23 @@
                 <w:szCs w:val="24"/>
               </w:rPr>
             </w:pPr>
-            <w:r>
-              <w:rPr>
-                <w:rFonts w:ascii="Times New Roman" w:hAnsi="Times New Roman" w:cs="Times New Roman"/>
-                <w:sz w:val="24"/>
-                <w:szCs w:val="24"/>
-              </w:rPr>
-              <w:t>1 : N</w:t>
+            <w:proofErr w:type="gramStart"/>
+            <w:r>
+              <w:rPr>
+                <w:rFonts w:ascii="Times New Roman" w:hAnsi="Times New Roman" w:cs="Times New Roman"/>
+                <w:sz w:val="24"/>
+                <w:szCs w:val="24"/>
+              </w:rPr>
+              <w:t>1 :</w:t>
+            </w:r>
+            <w:proofErr w:type="gramEnd"/>
+            <w:r>
+              <w:rPr>
+                <w:rFonts w:ascii="Times New Roman" w:hAnsi="Times New Roman" w:cs="Times New Roman"/>
+                <w:sz w:val="24"/>
+                <w:szCs w:val="24"/>
+              </w:rPr>
+              <w:t xml:space="preserve"> N</w:t>
             </w:r>
           </w:p>
         </w:tc>
@@ -10844,13 +12459,23 @@
                 <w:szCs w:val="24"/>
               </w:rPr>
             </w:pPr>
-            <w:r>
-              <w:rPr>
-                <w:rFonts w:ascii="Times New Roman" w:hAnsi="Times New Roman" w:cs="Times New Roman"/>
-                <w:sz w:val="24"/>
-                <w:szCs w:val="24"/>
-              </w:rPr>
-              <w:t>1 : N</w:t>
+            <w:proofErr w:type="gramStart"/>
+            <w:r>
+              <w:rPr>
+                <w:rFonts w:ascii="Times New Roman" w:hAnsi="Times New Roman" w:cs="Times New Roman"/>
+                <w:sz w:val="24"/>
+                <w:szCs w:val="24"/>
+              </w:rPr>
+              <w:t>1 :</w:t>
+            </w:r>
+            <w:proofErr w:type="gramEnd"/>
+            <w:r>
+              <w:rPr>
+                <w:rFonts w:ascii="Times New Roman" w:hAnsi="Times New Roman" w:cs="Times New Roman"/>
+                <w:sz w:val="24"/>
+                <w:szCs w:val="24"/>
+              </w:rPr>
+              <w:t xml:space="preserve"> N</w:t>
             </w:r>
           </w:p>
         </w:tc>
@@ -10933,13 +12558,23 @@
                 <w:szCs w:val="24"/>
               </w:rPr>
             </w:pPr>
-            <w:r>
-              <w:rPr>
-                <w:rFonts w:ascii="Times New Roman" w:hAnsi="Times New Roman" w:cs="Times New Roman"/>
-                <w:sz w:val="24"/>
-                <w:szCs w:val="24"/>
-              </w:rPr>
-              <w:t>1 : N</w:t>
+            <w:proofErr w:type="gramStart"/>
+            <w:r>
+              <w:rPr>
+                <w:rFonts w:ascii="Times New Roman" w:hAnsi="Times New Roman" w:cs="Times New Roman"/>
+                <w:sz w:val="24"/>
+                <w:szCs w:val="24"/>
+              </w:rPr>
+              <w:t>1 :</w:t>
+            </w:r>
+            <w:proofErr w:type="gramEnd"/>
+            <w:r>
+              <w:rPr>
+                <w:rFonts w:ascii="Times New Roman" w:hAnsi="Times New Roman" w:cs="Times New Roman"/>
+                <w:sz w:val="24"/>
+                <w:szCs w:val="24"/>
+              </w:rPr>
+              <w:t xml:space="preserve"> N</w:t>
             </w:r>
           </w:p>
         </w:tc>
@@ -11022,13 +12657,23 @@
                 <w:szCs w:val="24"/>
               </w:rPr>
             </w:pPr>
-            <w:r>
-              <w:rPr>
-                <w:rFonts w:ascii="Times New Roman" w:hAnsi="Times New Roman" w:cs="Times New Roman"/>
-                <w:sz w:val="24"/>
-                <w:szCs w:val="24"/>
-              </w:rPr>
-              <w:t>1 : N</w:t>
+            <w:proofErr w:type="gramStart"/>
+            <w:r>
+              <w:rPr>
+                <w:rFonts w:ascii="Times New Roman" w:hAnsi="Times New Roman" w:cs="Times New Roman"/>
+                <w:sz w:val="24"/>
+                <w:szCs w:val="24"/>
+              </w:rPr>
+              <w:t>1 :</w:t>
+            </w:r>
+            <w:proofErr w:type="gramEnd"/>
+            <w:r>
+              <w:rPr>
+                <w:rFonts w:ascii="Times New Roman" w:hAnsi="Times New Roman" w:cs="Times New Roman"/>
+                <w:sz w:val="24"/>
+                <w:szCs w:val="24"/>
+              </w:rPr>
+              <w:t xml:space="preserve"> N</w:t>
             </w:r>
           </w:p>
         </w:tc>
@@ -11083,8 +12728,18 @@
                 <w:sz w:val="24"/>
                 <w:szCs w:val="24"/>
               </w:rPr>
-              <w:t xml:space="preserve"> ТопливнаяКарта</w:t>
-            </w:r>
+              <w:t xml:space="preserve"> </w:t>
+            </w:r>
+            <w:proofErr w:type="spellStart"/>
+            <w:r>
+              <w:rPr>
+                <w:rFonts w:ascii="Times New Roman" w:hAnsi="Times New Roman" w:cs="Times New Roman"/>
+                <w:sz w:val="24"/>
+                <w:szCs w:val="24"/>
+              </w:rPr>
+              <w:t>ТопливнаяКарта</w:t>
+            </w:r>
+            <w:proofErr w:type="spellEnd"/>
           </w:p>
         </w:tc>
         <w:tc>
@@ -11111,13 +12766,23 @@
                 <w:szCs w:val="24"/>
               </w:rPr>
             </w:pPr>
-            <w:r>
-              <w:rPr>
-                <w:rFonts w:ascii="Times New Roman" w:hAnsi="Times New Roman" w:cs="Times New Roman"/>
-                <w:sz w:val="24"/>
-                <w:szCs w:val="24"/>
-              </w:rPr>
-              <w:t>1 : N</w:t>
+            <w:proofErr w:type="gramStart"/>
+            <w:r>
+              <w:rPr>
+                <w:rFonts w:ascii="Times New Roman" w:hAnsi="Times New Roman" w:cs="Times New Roman"/>
+                <w:sz w:val="24"/>
+                <w:szCs w:val="24"/>
+              </w:rPr>
+              <w:t>1 :</w:t>
+            </w:r>
+            <w:proofErr w:type="gramEnd"/>
+            <w:r>
+              <w:rPr>
+                <w:rFonts w:ascii="Times New Roman" w:hAnsi="Times New Roman" w:cs="Times New Roman"/>
+                <w:sz w:val="24"/>
+                <w:szCs w:val="24"/>
+              </w:rPr>
+              <w:t xml:space="preserve"> N</w:t>
             </w:r>
           </w:p>
         </w:tc>
@@ -11207,7 +12872,7 @@
                     </pic:cNvPicPr>
                   </pic:nvPicPr>
                   <pic:blipFill>
-                    <a:blip r:embed="rId15" cstate="print"/>
+                    <a:blip r:embed="rId16" cstate="print"/>
                     <a:srcRect/>
                     <a:stretch>
                       <a:fillRect/>
@@ -11906,7 +13571,7 @@
                     </pic:cNvPicPr>
                   </pic:nvPicPr>
                   <pic:blipFill>
-                    <a:blip r:embed="rId16" cstate="print"/>
+                    <a:blip r:embed="rId17" cstate="print"/>
                     <a:srcRect/>
                     <a:stretch>
                       <a:fillRect/>
@@ -12316,7 +13981,7 @@
                     </pic:cNvPicPr>
                   </pic:nvPicPr>
                   <pic:blipFill>
-                    <a:blip r:embed="rId17" cstate="print"/>
+                    <a:blip r:embed="rId18" cstate="print"/>
                     <a:srcRect/>
                     <a:stretch>
                       <a:fillRect/>
@@ -13484,7 +15149,7 @@
                     </pic:cNvPicPr>
                   </pic:nvPicPr>
                   <pic:blipFill>
-                    <a:blip r:embed="rId18" cstate="print"/>
+                    <a:blip r:embed="rId19" cstate="print"/>
                     <a:srcRect/>
                     <a:stretch>
                       <a:fillRect/>
@@ -14083,7 +15748,7 @@
                     </pic:cNvPicPr>
                   </pic:nvPicPr>
                   <pic:blipFill>
-                    <a:blip r:embed="rId19" cstate="print"/>
+                    <a:blip r:embed="rId20" cstate="print"/>
                     <a:srcRect/>
                     <a:stretch>
                       <a:fillRect/>
@@ -17735,8 +19400,18 @@
                 <w:sz w:val="24"/>
                 <w:szCs w:val="24"/>
               </w:rPr>
-              <w:t>1. Ввести сумму 1000 руб</w:t>
-            </w:r>
+              <w:t xml:space="preserve">1. Ввести сумму 1000 </w:t>
+            </w:r>
+            <w:proofErr w:type="spellStart"/>
+            <w:r>
+              <w:rPr>
+                <w:rFonts w:ascii="Times New Roman" w:hAnsi="Times New Roman" w:cs="Times New Roman"/>
+                <w:sz w:val="24"/>
+                <w:szCs w:val="24"/>
+              </w:rPr>
+              <w:t>руб</w:t>
+            </w:r>
+            <w:proofErr w:type="spellEnd"/>
             <w:r>
               <w:rPr>
                 <w:rFonts w:ascii="Times New Roman" w:hAnsi="Times New Roman" w:cs="Times New Roman"/>
@@ -18920,8 +20595,18 @@
                 <w:sz w:val="24"/>
                 <w:szCs w:val="24"/>
               </w:rPr>
-              <w:t>Сумма к оплате 1000 руб</w:t>
-            </w:r>
+              <w:t xml:space="preserve">Сумма к оплате 1000 </w:t>
+            </w:r>
+            <w:proofErr w:type="spellStart"/>
+            <w:r>
+              <w:rPr>
+                <w:rFonts w:ascii="Times New Roman" w:hAnsi="Times New Roman" w:cs="Times New Roman"/>
+                <w:sz w:val="24"/>
+                <w:szCs w:val="24"/>
+              </w:rPr>
+              <w:t>руб</w:t>
+            </w:r>
+            <w:proofErr w:type="spellEnd"/>
           </w:p>
         </w:tc>
         <w:tc>
@@ -18953,7 +20638,25 @@
                 <w:sz w:val="24"/>
                 <w:szCs w:val="24"/>
               </w:rPr>
-              <w:t>1. Внести 1000 руб наличными</w:t>
+              <w:t xml:space="preserve">1. Внести 1000 </w:t>
+            </w:r>
+            <w:proofErr w:type="spellStart"/>
+            <w:r>
+              <w:rPr>
+                <w:rFonts w:ascii="Times New Roman" w:hAnsi="Times New Roman" w:cs="Times New Roman"/>
+                <w:sz w:val="24"/>
+                <w:szCs w:val="24"/>
+              </w:rPr>
+              <w:t>руб</w:t>
+            </w:r>
+            <w:proofErr w:type="spellEnd"/>
+            <w:r>
+              <w:rPr>
+                <w:rFonts w:ascii="Times New Roman" w:hAnsi="Times New Roman" w:cs="Times New Roman"/>
+                <w:sz w:val="24"/>
+                <w:szCs w:val="24"/>
+              </w:rPr>
+              <w:t xml:space="preserve"> наличными</w:t>
             </w:r>
             <w:r>
               <w:rPr>
@@ -19099,8 +20802,36 @@
                 <w:sz w:val="24"/>
                 <w:szCs w:val="24"/>
               </w:rPr>
-              <w:t>Сумма к оплате 950 руб, внесено 1000 руб</w:t>
-            </w:r>
+              <w:t xml:space="preserve">Сумма к оплате 950 </w:t>
+            </w:r>
+            <w:proofErr w:type="spellStart"/>
+            <w:r>
+              <w:rPr>
+                <w:rFonts w:ascii="Times New Roman" w:hAnsi="Times New Roman" w:cs="Times New Roman"/>
+                <w:sz w:val="24"/>
+                <w:szCs w:val="24"/>
+              </w:rPr>
+              <w:t>руб</w:t>
+            </w:r>
+            <w:proofErr w:type="spellEnd"/>
+            <w:r>
+              <w:rPr>
+                <w:rFonts w:ascii="Times New Roman" w:hAnsi="Times New Roman" w:cs="Times New Roman"/>
+                <w:sz w:val="24"/>
+                <w:szCs w:val="24"/>
+              </w:rPr>
+              <w:t xml:space="preserve">, внесено 1000 </w:t>
+            </w:r>
+            <w:proofErr w:type="spellStart"/>
+            <w:r>
+              <w:rPr>
+                <w:rFonts w:ascii="Times New Roman" w:hAnsi="Times New Roman" w:cs="Times New Roman"/>
+                <w:sz w:val="24"/>
+                <w:szCs w:val="24"/>
+              </w:rPr>
+              <w:t>руб</w:t>
+            </w:r>
+            <w:proofErr w:type="spellEnd"/>
           </w:p>
         </w:tc>
         <w:tc>
@@ -19132,8 +20863,18 @@
                 <w:sz w:val="24"/>
                 <w:szCs w:val="24"/>
               </w:rPr>
-              <w:t>1. Внести 1000 руб</w:t>
-            </w:r>
+              <w:t xml:space="preserve">1. Внести 1000 </w:t>
+            </w:r>
+            <w:proofErr w:type="spellStart"/>
+            <w:r>
+              <w:rPr>
+                <w:rFonts w:ascii="Times New Roman" w:hAnsi="Times New Roman" w:cs="Times New Roman"/>
+                <w:sz w:val="24"/>
+                <w:szCs w:val="24"/>
+              </w:rPr>
+              <w:t>руб</w:t>
+            </w:r>
+            <w:proofErr w:type="spellEnd"/>
           </w:p>
         </w:tc>
         <w:tc>
@@ -19165,8 +20906,18 @@
                 <w:sz w:val="24"/>
                 <w:szCs w:val="24"/>
               </w:rPr>
-              <w:t>Рассчитана сдача 50 руб</w:t>
-            </w:r>
+              <w:t xml:space="preserve">Рассчитана сдача 50 </w:t>
+            </w:r>
+            <w:proofErr w:type="spellStart"/>
+            <w:r>
+              <w:rPr>
+                <w:rFonts w:ascii="Times New Roman" w:hAnsi="Times New Roman" w:cs="Times New Roman"/>
+                <w:sz w:val="24"/>
+                <w:szCs w:val="24"/>
+              </w:rPr>
+              <w:t>руб</w:t>
+            </w:r>
+            <w:proofErr w:type="spellEnd"/>
           </w:p>
         </w:tc>
       </w:tr>
@@ -19279,7 +21030,25 @@
                 <w:szCs w:val="24"/>
               </w:rPr>
               <w:lastRenderedPageBreak/>
-              <w:t xml:space="preserve">Сумма 1000 руб, </w:t>
+              <w:t xml:space="preserve">Сумма 1000 </w:t>
+            </w:r>
+            <w:proofErr w:type="spellStart"/>
+            <w:r>
+              <w:rPr>
+                <w:rFonts w:ascii="Times New Roman" w:hAnsi="Times New Roman" w:cs="Times New Roman"/>
+                <w:sz w:val="24"/>
+                <w:szCs w:val="24"/>
+              </w:rPr>
+              <w:t>руб</w:t>
+            </w:r>
+            <w:proofErr w:type="spellEnd"/>
+            <w:r>
+              <w:rPr>
+                <w:rFonts w:ascii="Times New Roman" w:hAnsi="Times New Roman" w:cs="Times New Roman"/>
+                <w:sz w:val="24"/>
+                <w:szCs w:val="24"/>
+              </w:rPr>
+              <w:t xml:space="preserve">, </w:t>
             </w:r>
             <w:r>
               <w:rPr>
@@ -19288,8 +21057,18 @@
                 <w:szCs w:val="24"/>
               </w:rPr>
               <w:lastRenderedPageBreak/>
-              <w:t>внесено 500 руб</w:t>
-            </w:r>
+              <w:t xml:space="preserve">внесено 500 </w:t>
+            </w:r>
+            <w:proofErr w:type="spellStart"/>
+            <w:r>
+              <w:rPr>
+                <w:rFonts w:ascii="Times New Roman" w:hAnsi="Times New Roman" w:cs="Times New Roman"/>
+                <w:sz w:val="24"/>
+                <w:szCs w:val="24"/>
+              </w:rPr>
+              <w:t>руб</w:t>
+            </w:r>
+            <w:proofErr w:type="spellEnd"/>
           </w:p>
         </w:tc>
         <w:tc>
@@ -19322,8 +21101,18 @@
                 <w:szCs w:val="24"/>
               </w:rPr>
               <w:lastRenderedPageBreak/>
-              <w:t>1. Внести 500 руб</w:t>
-            </w:r>
+              <w:t xml:space="preserve">1. Внести 500 </w:t>
+            </w:r>
+            <w:proofErr w:type="spellStart"/>
+            <w:r>
+              <w:rPr>
+                <w:rFonts w:ascii="Times New Roman" w:hAnsi="Times New Roman" w:cs="Times New Roman"/>
+                <w:sz w:val="24"/>
+                <w:szCs w:val="24"/>
+              </w:rPr>
+              <w:t>руб</w:t>
+            </w:r>
+            <w:proofErr w:type="spellEnd"/>
           </w:p>
         </w:tc>
         <w:tc>
@@ -19469,8 +21258,18 @@
                 <w:sz w:val="24"/>
                 <w:szCs w:val="24"/>
               </w:rPr>
-              <w:t>Сумма к оплате 1500 руб</w:t>
-            </w:r>
+              <w:t xml:space="preserve">Сумма к оплате 1500 </w:t>
+            </w:r>
+            <w:proofErr w:type="spellStart"/>
+            <w:r>
+              <w:rPr>
+                <w:rFonts w:ascii="Times New Roman" w:hAnsi="Times New Roman" w:cs="Times New Roman"/>
+                <w:sz w:val="24"/>
+                <w:szCs w:val="24"/>
+              </w:rPr>
+              <w:t>руб</w:t>
+            </w:r>
+            <w:proofErr w:type="spellEnd"/>
           </w:p>
         </w:tc>
         <w:tc>
@@ -19639,8 +21438,36 @@
                 <w:sz w:val="24"/>
                 <w:szCs w:val="24"/>
               </w:rPr>
-              <w:t>На карте 500 руб, сумма 1000 руб</w:t>
-            </w:r>
+              <w:t xml:space="preserve">На карте 500 </w:t>
+            </w:r>
+            <w:proofErr w:type="spellStart"/>
+            <w:r>
+              <w:rPr>
+                <w:rFonts w:ascii="Times New Roman" w:hAnsi="Times New Roman" w:cs="Times New Roman"/>
+                <w:sz w:val="24"/>
+                <w:szCs w:val="24"/>
+              </w:rPr>
+              <w:t>руб</w:t>
+            </w:r>
+            <w:proofErr w:type="spellEnd"/>
+            <w:r>
+              <w:rPr>
+                <w:rFonts w:ascii="Times New Roman" w:hAnsi="Times New Roman" w:cs="Times New Roman"/>
+                <w:sz w:val="24"/>
+                <w:szCs w:val="24"/>
+              </w:rPr>
+              <w:t xml:space="preserve">, сумма 1000 </w:t>
+            </w:r>
+            <w:proofErr w:type="spellStart"/>
+            <w:r>
+              <w:rPr>
+                <w:rFonts w:ascii="Times New Roman" w:hAnsi="Times New Roman" w:cs="Times New Roman"/>
+                <w:sz w:val="24"/>
+                <w:szCs w:val="24"/>
+              </w:rPr>
+              <w:t>руб</w:t>
+            </w:r>
+            <w:proofErr w:type="spellEnd"/>
           </w:p>
         </w:tc>
         <w:tc>
@@ -19979,8 +21806,36 @@
                 <w:sz w:val="24"/>
                 <w:szCs w:val="24"/>
               </w:rPr>
-              <w:t>На карте 5000 руб, сумма 1000 руб</w:t>
-            </w:r>
+              <w:t xml:space="preserve">На карте 5000 </w:t>
+            </w:r>
+            <w:proofErr w:type="spellStart"/>
+            <w:r>
+              <w:rPr>
+                <w:rFonts w:ascii="Times New Roman" w:hAnsi="Times New Roman" w:cs="Times New Roman"/>
+                <w:sz w:val="24"/>
+                <w:szCs w:val="24"/>
+              </w:rPr>
+              <w:t>руб</w:t>
+            </w:r>
+            <w:proofErr w:type="spellEnd"/>
+            <w:r>
+              <w:rPr>
+                <w:rFonts w:ascii="Times New Roman" w:hAnsi="Times New Roman" w:cs="Times New Roman"/>
+                <w:sz w:val="24"/>
+                <w:szCs w:val="24"/>
+              </w:rPr>
+              <w:t xml:space="preserve">, сумма 1000 </w:t>
+            </w:r>
+            <w:proofErr w:type="spellStart"/>
+            <w:r>
+              <w:rPr>
+                <w:rFonts w:ascii="Times New Roman" w:hAnsi="Times New Roman" w:cs="Times New Roman"/>
+                <w:sz w:val="24"/>
+                <w:szCs w:val="24"/>
+              </w:rPr>
+              <w:t>руб</w:t>
+            </w:r>
+            <w:proofErr w:type="spellEnd"/>
           </w:p>
         </w:tc>
         <w:tc>
@@ -20149,8 +22004,36 @@
                 <w:sz w:val="24"/>
                 <w:szCs w:val="24"/>
               </w:rPr>
-              <w:t>На карте 500 руб, сумма 1000 руб</w:t>
-            </w:r>
+              <w:t xml:space="preserve">На карте 500 </w:t>
+            </w:r>
+            <w:proofErr w:type="spellStart"/>
+            <w:r>
+              <w:rPr>
+                <w:rFonts w:ascii="Times New Roman" w:hAnsi="Times New Roman" w:cs="Times New Roman"/>
+                <w:sz w:val="24"/>
+                <w:szCs w:val="24"/>
+              </w:rPr>
+              <w:t>руб</w:t>
+            </w:r>
+            <w:proofErr w:type="spellEnd"/>
+            <w:r>
+              <w:rPr>
+                <w:rFonts w:ascii="Times New Roman" w:hAnsi="Times New Roman" w:cs="Times New Roman"/>
+                <w:sz w:val="24"/>
+                <w:szCs w:val="24"/>
+              </w:rPr>
+              <w:t xml:space="preserve">, сумма 1000 </w:t>
+            </w:r>
+            <w:proofErr w:type="spellStart"/>
+            <w:r>
+              <w:rPr>
+                <w:rFonts w:ascii="Times New Roman" w:hAnsi="Times New Roman" w:cs="Times New Roman"/>
+                <w:sz w:val="24"/>
+                <w:szCs w:val="24"/>
+              </w:rPr>
+              <w:t>руб</w:t>
+            </w:r>
+            <w:proofErr w:type="spellEnd"/>
           </w:p>
         </w:tc>
         <w:tc>
@@ -20498,8 +22381,18 @@
                 <w:szCs w:val="24"/>
               </w:rPr>
               <w:lastRenderedPageBreak/>
-              <w:t>500 руб</w:t>
-            </w:r>
+              <w:t xml:space="preserve">500 </w:t>
+            </w:r>
+            <w:proofErr w:type="spellStart"/>
+            <w:r>
+              <w:rPr>
+                <w:rFonts w:ascii="Times New Roman" w:hAnsi="Times New Roman" w:cs="Times New Roman"/>
+                <w:sz w:val="24"/>
+                <w:szCs w:val="24"/>
+              </w:rPr>
+              <w:t>руб</w:t>
+            </w:r>
+            <w:proofErr w:type="spellEnd"/>
           </w:p>
         </w:tc>
         <w:tc>
@@ -20669,8 +22562,18 @@
                 <w:sz w:val="24"/>
                 <w:szCs w:val="24"/>
               </w:rPr>
-              <w:t>На счёте 300 бонусов, сумма 1000 руб</w:t>
-            </w:r>
+              <w:t xml:space="preserve">На счёте 300 бонусов, сумма 1000 </w:t>
+            </w:r>
+            <w:proofErr w:type="spellStart"/>
+            <w:r>
+              <w:rPr>
+                <w:rFonts w:ascii="Times New Roman" w:hAnsi="Times New Roman" w:cs="Times New Roman"/>
+                <w:sz w:val="24"/>
+                <w:szCs w:val="24"/>
+              </w:rPr>
+              <w:t>руб</w:t>
+            </w:r>
+            <w:proofErr w:type="spellEnd"/>
           </w:p>
         </w:tc>
         <w:tc>
@@ -20735,7 +22638,25 @@
                 <w:sz w:val="24"/>
                 <w:szCs w:val="24"/>
               </w:rPr>
-              <w:t>Списан 300 бонусов, остаток 700 руб к оплате</w:t>
+              <w:t xml:space="preserve">Списан 300 бонусов, остаток 700 </w:t>
+            </w:r>
+            <w:proofErr w:type="spellStart"/>
+            <w:r>
+              <w:rPr>
+                <w:rFonts w:ascii="Times New Roman" w:hAnsi="Times New Roman" w:cs="Times New Roman"/>
+                <w:sz w:val="24"/>
+                <w:szCs w:val="24"/>
+              </w:rPr>
+              <w:t>руб</w:t>
+            </w:r>
+            <w:proofErr w:type="spellEnd"/>
+            <w:r>
+              <w:rPr>
+                <w:rFonts w:ascii="Times New Roman" w:hAnsi="Times New Roman" w:cs="Times New Roman"/>
+                <w:sz w:val="24"/>
+                <w:szCs w:val="24"/>
+              </w:rPr>
+              <w:t xml:space="preserve"> к оплате</w:t>
             </w:r>
           </w:p>
         </w:tc>
@@ -22293,8 +24214,18 @@
                 <w:sz w:val="24"/>
                 <w:szCs w:val="24"/>
               </w:rPr>
-              <w:t>Скачан файл .xlsx</w:t>
-            </w:r>
+              <w:t>Скачан файл .</w:t>
+            </w:r>
+            <w:proofErr w:type="spellStart"/>
+            <w:r>
+              <w:rPr>
+                <w:rFonts w:ascii="Times New Roman" w:hAnsi="Times New Roman" w:cs="Times New Roman"/>
+                <w:sz w:val="24"/>
+                <w:szCs w:val="24"/>
+              </w:rPr>
+              <w:t>xlsx</w:t>
+            </w:r>
+            <w:proofErr w:type="spellEnd"/>
           </w:p>
         </w:tc>
       </w:tr>
@@ -33556,7 +35487,23 @@
           <w:sz w:val="24"/>
           <w:szCs w:val="24"/>
         </w:rPr>
-        <w:t>В таблице 1 термины и определения</w:t>
+        <w:t xml:space="preserve">В таблице </w:t>
+      </w:r>
+      <w:r>
+        <w:rPr>
+          <w:rFonts w:ascii="Times New Roman" w:hAnsi="Times New Roman" w:cs="Times New Roman"/>
+          <w:sz w:val="24"/>
+          <w:szCs w:val="24"/>
+        </w:rPr>
+        <w:t>А.</w:t>
+      </w:r>
+      <w:r>
+        <w:rPr>
+          <w:rFonts w:ascii="Times New Roman" w:hAnsi="Times New Roman" w:cs="Times New Roman"/>
+          <w:sz w:val="24"/>
+          <w:szCs w:val="24"/>
+        </w:rPr>
+        <w:t>1 термины и определения</w:t>
       </w:r>
     </w:p>
     <w:p>
@@ -33576,7 +35523,23 @@
           <w:sz w:val="24"/>
           <w:szCs w:val="24"/>
         </w:rPr>
-        <w:t>Таблица 1 – Термина и определения</w:t>
+        <w:t xml:space="preserve">Таблица </w:t>
+      </w:r>
+      <w:r>
+        <w:rPr>
+          <w:rFonts w:ascii="Times New Roman" w:hAnsi="Times New Roman" w:cs="Times New Roman"/>
+          <w:sz w:val="24"/>
+          <w:szCs w:val="24"/>
+        </w:rPr>
+        <w:t>А.</w:t>
+      </w:r>
+      <w:r>
+        <w:rPr>
+          <w:rFonts w:ascii="Times New Roman" w:hAnsi="Times New Roman" w:cs="Times New Roman"/>
+          <w:sz w:val="24"/>
+          <w:szCs w:val="24"/>
+        </w:rPr>
+        <w:t>1 – Термина и определения</w:t>
       </w:r>
     </w:p>
     <w:tbl>
@@ -34206,7 +36169,25 @@
                 <w:sz w:val="24"/>
                 <w:szCs w:val="24"/>
               </w:rPr>
-              <w:t>Система управления базами данных (PostgreSQL / MS SQL Server) для хранения чеков, остатков топлива и смен.</w:t>
+              <w:t>Система управления базами данных (</w:t>
+            </w:r>
+            <w:proofErr w:type="spellStart"/>
+            <w:r>
+              <w:rPr>
+                <w:rFonts w:ascii="Times New Roman" w:hAnsi="Times New Roman" w:cs="Times New Roman"/>
+                <w:sz w:val="24"/>
+                <w:szCs w:val="24"/>
+              </w:rPr>
+              <w:t>PostgreSQL</w:t>
+            </w:r>
+            <w:proofErr w:type="spellEnd"/>
+            <w:r>
+              <w:rPr>
+                <w:rFonts w:ascii="Times New Roman" w:hAnsi="Times New Roman" w:cs="Times New Roman"/>
+                <w:sz w:val="24"/>
+                <w:szCs w:val="24"/>
+              </w:rPr>
+              <w:t xml:space="preserve"> / MS SQL Server) для хранения чеков, остатков топлива и смен.</w:t>
             </w:r>
           </w:p>
         </w:tc>
@@ -34981,7 +36962,79 @@
           <w:color w:val="0F1115"/>
           <w:sz w:val="24"/>
         </w:rPr>
-        <w:t>В рамках данного проекта пользовательский интерфейс не разрабатывается. Взаимодействие с системой осуществляется через SQL-запросы к базе данных. Для визуализации структуры используются ER-диаграммы в нотации Crow's Foot (инструмент — Draw.io). Для описания сценариев использования используются диаграммы вариантов использования (UML Use Case Diagram).</w:t>
+        <w:t xml:space="preserve">В рамках данного проекта пользовательский интерфейс не разрабатывается. Взаимодействие с системой осуществляется через SQL-запросы к базе данных. Для визуализации структуры используются ER-диаграммы в нотации </w:t>
+      </w:r>
+      <w:proofErr w:type="spellStart"/>
+      <w:r>
+        <w:rPr>
+          <w:rFonts w:ascii="Times New Roman" w:hAnsi="Times New Roman"/>
+          <w:color w:val="0F1115"/>
+          <w:sz w:val="24"/>
+        </w:rPr>
+        <w:t>Crow's</w:t>
+      </w:r>
+      <w:proofErr w:type="spellEnd"/>
+      <w:r>
+        <w:rPr>
+          <w:rFonts w:ascii="Times New Roman" w:hAnsi="Times New Roman"/>
+          <w:color w:val="0F1115"/>
+          <w:sz w:val="24"/>
+        </w:rPr>
+        <w:t xml:space="preserve"> </w:t>
+      </w:r>
+      <w:proofErr w:type="spellStart"/>
+      <w:r>
+        <w:rPr>
+          <w:rFonts w:ascii="Times New Roman" w:hAnsi="Times New Roman"/>
+          <w:color w:val="0F1115"/>
+          <w:sz w:val="24"/>
+        </w:rPr>
+        <w:t>Foot</w:t>
+      </w:r>
+      <w:proofErr w:type="spellEnd"/>
+      <w:r>
+        <w:rPr>
+          <w:rFonts w:ascii="Times New Roman" w:hAnsi="Times New Roman"/>
+          <w:color w:val="0F1115"/>
+          <w:sz w:val="24"/>
+        </w:rPr>
+        <w:t xml:space="preserve"> (инструмент — Draw.io). Для описания сценариев использования используются диаграммы вариантов использования (UML </w:t>
+      </w:r>
+      <w:proofErr w:type="spellStart"/>
+      <w:r>
+        <w:rPr>
+          <w:rFonts w:ascii="Times New Roman" w:hAnsi="Times New Roman"/>
+          <w:color w:val="0F1115"/>
+          <w:sz w:val="24"/>
+        </w:rPr>
+        <w:t>Use</w:t>
+      </w:r>
+      <w:proofErr w:type="spellEnd"/>
+      <w:r>
+        <w:rPr>
+          <w:rFonts w:ascii="Times New Roman" w:hAnsi="Times New Roman"/>
+          <w:color w:val="0F1115"/>
+          <w:sz w:val="24"/>
+        </w:rPr>
+        <w:t xml:space="preserve"> Case </w:t>
+      </w:r>
+      <w:proofErr w:type="spellStart"/>
+      <w:r>
+        <w:rPr>
+          <w:rFonts w:ascii="Times New Roman" w:hAnsi="Times New Roman"/>
+          <w:color w:val="0F1115"/>
+          <w:sz w:val="24"/>
+        </w:rPr>
+        <w:t>Diagram</w:t>
+      </w:r>
+      <w:proofErr w:type="spellEnd"/>
+      <w:r>
+        <w:rPr>
+          <w:rFonts w:ascii="Times New Roman" w:hAnsi="Times New Roman"/>
+          <w:color w:val="0F1115"/>
+          <w:sz w:val="24"/>
+        </w:rPr>
+        <w:t>).</w:t>
       </w:r>
     </w:p>
     <w:p>
@@ -35002,7 +37055,25 @@
           <w:color w:val="0F1115"/>
           <w:sz w:val="24"/>
         </w:rPr>
-        <w:t>При последующей разработке веб-интерфейса рекомендуется использовать адаптивный дизайн и библиотеку Material-UI для обеспечения консистентного и удобного интерфейса на различных устройствах.</w:t>
+        <w:t xml:space="preserve">При последующей разработке веб-интерфейса рекомендуется использовать адаптивный дизайн и библиотеку </w:t>
+      </w:r>
+      <w:proofErr w:type="spellStart"/>
+      <w:r>
+        <w:rPr>
+          <w:rFonts w:ascii="Times New Roman" w:hAnsi="Times New Roman"/>
+          <w:color w:val="0F1115"/>
+          <w:sz w:val="24"/>
+        </w:rPr>
+        <w:t>Material</w:t>
+      </w:r>
+      <w:proofErr w:type="spellEnd"/>
+      <w:r>
+        <w:rPr>
+          <w:rFonts w:ascii="Times New Roman" w:hAnsi="Times New Roman"/>
+          <w:color w:val="0F1115"/>
+          <w:sz w:val="24"/>
+        </w:rPr>
+        <w:t>-UI для обеспечения консистентного и удобного интерфейса на различных устройствах.</w:t>
       </w:r>
     </w:p>
     <w:p>
@@ -35095,7 +37166,25 @@
           <w:sz w:val="24"/>
           <w:szCs w:val="24"/>
         </w:rPr>
-        <w:t>Изображения: Схемы резервуарного парка (для обучения операторов, как считать уровень взлива по метрштоку).</w:t>
+        <w:t xml:space="preserve">Изображения: Схемы резервуарного парка (для обучения операторов, как считать уровень </w:t>
+      </w:r>
+      <w:proofErr w:type="spellStart"/>
+      <w:r>
+        <w:rPr>
+          <w:rFonts w:ascii="Times New Roman" w:hAnsi="Times New Roman" w:cs="Times New Roman"/>
+          <w:sz w:val="24"/>
+          <w:szCs w:val="24"/>
+        </w:rPr>
+        <w:t>взлива</w:t>
+      </w:r>
+      <w:proofErr w:type="spellEnd"/>
+      <w:r>
+        <w:rPr>
+          <w:rFonts w:ascii="Times New Roman" w:hAnsi="Times New Roman" w:cs="Times New Roman"/>
+          <w:sz w:val="24"/>
+          <w:szCs w:val="24"/>
+        </w:rPr>
+        <w:t xml:space="preserve"> по метрштоку).</w:t>
       </w:r>
     </w:p>
     <w:p>
@@ -35164,7 +37253,61 @@
           <w:sz w:val="24"/>
           <w:szCs w:val="24"/>
         </w:rPr>
-        <w:t>Каждый чек должен иметь теги: [смена_ид], [касса_номер], [сумма_бонус] для аналитики.</w:t>
+        <w:t>Каждый чек должен иметь теги: [</w:t>
+      </w:r>
+      <w:proofErr w:type="spellStart"/>
+      <w:r>
+        <w:rPr>
+          <w:rFonts w:ascii="Times New Roman" w:hAnsi="Times New Roman" w:cs="Times New Roman"/>
+          <w:sz w:val="24"/>
+          <w:szCs w:val="24"/>
+        </w:rPr>
+        <w:t>смена_ид</w:t>
+      </w:r>
+      <w:proofErr w:type="spellEnd"/>
+      <w:r>
+        <w:rPr>
+          <w:rFonts w:ascii="Times New Roman" w:hAnsi="Times New Roman" w:cs="Times New Roman"/>
+          <w:sz w:val="24"/>
+          <w:szCs w:val="24"/>
+        </w:rPr>
+        <w:t>], [</w:t>
+      </w:r>
+      <w:proofErr w:type="spellStart"/>
+      <w:r>
+        <w:rPr>
+          <w:rFonts w:ascii="Times New Roman" w:hAnsi="Times New Roman" w:cs="Times New Roman"/>
+          <w:sz w:val="24"/>
+          <w:szCs w:val="24"/>
+        </w:rPr>
+        <w:t>касса_номер</w:t>
+      </w:r>
+      <w:proofErr w:type="spellEnd"/>
+      <w:r>
+        <w:rPr>
+          <w:rFonts w:ascii="Times New Roman" w:hAnsi="Times New Roman" w:cs="Times New Roman"/>
+          <w:sz w:val="24"/>
+          <w:szCs w:val="24"/>
+        </w:rPr>
+        <w:t>], [</w:t>
+      </w:r>
+      <w:proofErr w:type="spellStart"/>
+      <w:r>
+        <w:rPr>
+          <w:rFonts w:ascii="Times New Roman" w:hAnsi="Times New Roman" w:cs="Times New Roman"/>
+          <w:sz w:val="24"/>
+          <w:szCs w:val="24"/>
+        </w:rPr>
+        <w:t>сумма_бонус</w:t>
+      </w:r>
+      <w:proofErr w:type="spellEnd"/>
+      <w:r>
+        <w:rPr>
+          <w:rFonts w:ascii="Times New Roman" w:hAnsi="Times New Roman" w:cs="Times New Roman"/>
+          <w:sz w:val="24"/>
+          <w:szCs w:val="24"/>
+        </w:rPr>
+        <w:t>] для аналитики.</w:t>
       </w:r>
     </w:p>
     <w:p>
@@ -35362,7 +37505,7 @@
         </w:rPr>
         <w:t>: C# (.NET 7) / </w:t>
       </w:r>
-      <w:hyperlink r:id="rId20" w:tgtFrame="_blank" w:history="1">
+      <w:hyperlink r:id="rId21" w:tgtFrame="_blank" w:history="1">
         <w:r>
           <w:rPr>
             <w:rStyle w:val="ad"/>
@@ -35493,7 +37636,43 @@
           <w:sz w:val="24"/>
           <w:szCs w:val="24"/>
         </w:rPr>
-        <w:t>База данных: PostgreSQL 15 (основная) + Redis (кэш остатков топлива для быстрых запросов).</w:t>
+        <w:t xml:space="preserve">База данных: </w:t>
+      </w:r>
+      <w:proofErr w:type="spellStart"/>
+      <w:r>
+        <w:rPr>
+          <w:rFonts w:ascii="Times New Roman" w:hAnsi="Times New Roman" w:cs="Times New Roman"/>
+          <w:sz w:val="24"/>
+          <w:szCs w:val="24"/>
+        </w:rPr>
+        <w:t>PostgreSQL</w:t>
+      </w:r>
+      <w:proofErr w:type="spellEnd"/>
+      <w:r>
+        <w:rPr>
+          <w:rFonts w:ascii="Times New Roman" w:hAnsi="Times New Roman" w:cs="Times New Roman"/>
+          <w:sz w:val="24"/>
+          <w:szCs w:val="24"/>
+        </w:rPr>
+        <w:t xml:space="preserve"> 15 (основная) + </w:t>
+      </w:r>
+      <w:proofErr w:type="spellStart"/>
+      <w:r>
+        <w:rPr>
+          <w:rFonts w:ascii="Times New Roman" w:hAnsi="Times New Roman" w:cs="Times New Roman"/>
+          <w:sz w:val="24"/>
+          <w:szCs w:val="24"/>
+        </w:rPr>
+        <w:t>Redis</w:t>
+      </w:r>
+      <w:proofErr w:type="spellEnd"/>
+      <w:r>
+        <w:rPr>
+          <w:rFonts w:ascii="Times New Roman" w:hAnsi="Times New Roman" w:cs="Times New Roman"/>
+          <w:sz w:val="24"/>
+          <w:szCs w:val="24"/>
+        </w:rPr>
+        <w:t xml:space="preserve"> (кэш остатков топлива для быстрых запросов).</w:t>
       </w:r>
     </w:p>
     <w:p>
@@ -35561,7 +37740,43 @@
           <w:sz w:val="24"/>
           <w:szCs w:val="24"/>
         </w:rPr>
-        <w:t>Сервер в защищенном контуре (on-premise) на каждой крупной АЗС или в облаке Yandex Cloud для региона.</w:t>
+        <w:t>Сервер в защищенном контуре (</w:t>
+      </w:r>
+      <w:proofErr w:type="spellStart"/>
+      <w:r>
+        <w:rPr>
+          <w:rFonts w:ascii="Times New Roman" w:hAnsi="Times New Roman" w:cs="Times New Roman"/>
+          <w:sz w:val="24"/>
+          <w:szCs w:val="24"/>
+        </w:rPr>
+        <w:t>on-premise</w:t>
+      </w:r>
+      <w:proofErr w:type="spellEnd"/>
+      <w:r>
+        <w:rPr>
+          <w:rFonts w:ascii="Times New Roman" w:hAnsi="Times New Roman" w:cs="Times New Roman"/>
+          <w:sz w:val="24"/>
+          <w:szCs w:val="24"/>
+        </w:rPr>
+        <w:t xml:space="preserve">) на каждой крупной АЗС или в облаке Yandex </w:t>
+      </w:r>
+      <w:proofErr w:type="spellStart"/>
+      <w:r>
+        <w:rPr>
+          <w:rFonts w:ascii="Times New Roman" w:hAnsi="Times New Roman" w:cs="Times New Roman"/>
+          <w:sz w:val="24"/>
+          <w:szCs w:val="24"/>
+        </w:rPr>
+        <w:t>Cloud</w:t>
+      </w:r>
+      <w:proofErr w:type="spellEnd"/>
+      <w:r>
+        <w:rPr>
+          <w:rFonts w:ascii="Times New Roman" w:hAnsi="Times New Roman" w:cs="Times New Roman"/>
+          <w:sz w:val="24"/>
+          <w:szCs w:val="24"/>
+        </w:rPr>
+        <w:t xml:space="preserve"> для региона.</w:t>
       </w:r>
     </w:p>
     <w:p>
@@ -35585,7 +37800,25 @@
           <w:sz w:val="24"/>
           <w:szCs w:val="24"/>
         </w:rPr>
-        <w:t>Домен: azs-rosneft.internal (внутренний).</w:t>
+        <w:t>Домен: </w:t>
+      </w:r>
+      <w:proofErr w:type="spellStart"/>
+      <w:r>
+        <w:rPr>
+          <w:rFonts w:ascii="Times New Roman" w:hAnsi="Times New Roman" w:cs="Times New Roman"/>
+          <w:sz w:val="24"/>
+          <w:szCs w:val="24"/>
+        </w:rPr>
+        <w:t>azs-rosneft.internal</w:t>
+      </w:r>
+      <w:proofErr w:type="spellEnd"/>
+      <w:r>
+        <w:rPr>
+          <w:rFonts w:ascii="Times New Roman" w:hAnsi="Times New Roman" w:cs="Times New Roman"/>
+          <w:sz w:val="24"/>
+          <w:szCs w:val="24"/>
+        </w:rPr>
+        <w:t> (внутренний).</w:t>
       </w:r>
     </w:p>
     <w:p>
@@ -35629,7 +37862,25 @@
           <w:sz w:val="24"/>
           <w:szCs w:val="24"/>
         </w:rPr>
-        <w:t>Браузеры (только для отчётов бухгалтера): Chrome 110+, Edge.</w:t>
+        <w:t xml:space="preserve">Браузеры (только для отчётов бухгалтера): </w:t>
+      </w:r>
+      <w:proofErr w:type="spellStart"/>
+      <w:r>
+        <w:rPr>
+          <w:rFonts w:ascii="Times New Roman" w:hAnsi="Times New Roman" w:cs="Times New Roman"/>
+          <w:sz w:val="24"/>
+          <w:szCs w:val="24"/>
+        </w:rPr>
+        <w:t>Chrome</w:t>
+      </w:r>
+      <w:proofErr w:type="spellEnd"/>
+      <w:r>
+        <w:rPr>
+          <w:rFonts w:ascii="Times New Roman" w:hAnsi="Times New Roman" w:cs="Times New Roman"/>
+          <w:sz w:val="24"/>
+          <w:szCs w:val="24"/>
+        </w:rPr>
+        <w:t xml:space="preserve"> 110+, Edge.</w:t>
       </w:r>
     </w:p>
     <w:p>
@@ -35653,7 +37904,25 @@
           <w:sz w:val="24"/>
           <w:szCs w:val="24"/>
         </w:rPr>
-        <w:t>ОС: Windows 10 IoT LTSC (на кассе), Windows Server 2022 (на сервере).</w:t>
+        <w:t xml:space="preserve">ОС: Windows 10 </w:t>
+      </w:r>
+      <w:proofErr w:type="spellStart"/>
+      <w:r>
+        <w:rPr>
+          <w:rFonts w:ascii="Times New Roman" w:hAnsi="Times New Roman" w:cs="Times New Roman"/>
+          <w:sz w:val="24"/>
+          <w:szCs w:val="24"/>
+        </w:rPr>
+        <w:t>IoT</w:t>
+      </w:r>
+      <w:proofErr w:type="spellEnd"/>
+      <w:r>
+        <w:rPr>
+          <w:rFonts w:ascii="Times New Roman" w:hAnsi="Times New Roman" w:cs="Times New Roman"/>
+          <w:sz w:val="24"/>
+          <w:szCs w:val="24"/>
+        </w:rPr>
+        <w:t xml:space="preserve"> LTSC (на кассе), Windows Server 2022 (на сервере).</w:t>
       </w:r>
     </w:p>
     <w:p>
@@ -35796,7 +38065,27 @@
           <w:sz w:val="24"/>
           <w:szCs w:val="24"/>
         </w:rPr>
-        <w:t>Поле «Госномер» (для авторизации юр.лиц).</w:t>
+        <w:t xml:space="preserve">Поле «Госномер» (для авторизации </w:t>
+      </w:r>
+      <w:proofErr w:type="spellStart"/>
+      <w:proofErr w:type="gramStart"/>
+      <w:r>
+        <w:rPr>
+          <w:rFonts w:ascii="Times New Roman" w:hAnsi="Times New Roman" w:cs="Times New Roman"/>
+          <w:sz w:val="24"/>
+          <w:szCs w:val="24"/>
+        </w:rPr>
+        <w:t>юр.лиц</w:t>
+      </w:r>
+      <w:proofErr w:type="spellEnd"/>
+      <w:proofErr w:type="gramEnd"/>
+      <w:r>
+        <w:rPr>
+          <w:rFonts w:ascii="Times New Roman" w:hAnsi="Times New Roman" w:cs="Times New Roman"/>
+          <w:sz w:val="24"/>
+          <w:szCs w:val="24"/>
+        </w:rPr>
+        <w:t>).</w:t>
       </w:r>
     </w:p>
     <w:p>
@@ -36353,7 +38642,25 @@
           <w:sz w:val="24"/>
           <w:szCs w:val="24"/>
         </w:rPr>
-        <w:t>Разграничение прав: Оператор — только создание чеков; Старший кассир — инвент-отчеты; Администратор — создание/блокировка пользователей.</w:t>
+        <w:t xml:space="preserve">Разграничение прав: Оператор — только создание чеков; Старший кассир — </w:t>
+      </w:r>
+      <w:proofErr w:type="spellStart"/>
+      <w:r>
+        <w:rPr>
+          <w:rFonts w:ascii="Times New Roman" w:hAnsi="Times New Roman" w:cs="Times New Roman"/>
+          <w:sz w:val="24"/>
+          <w:szCs w:val="24"/>
+        </w:rPr>
+        <w:t>инвент</w:t>
+      </w:r>
+      <w:proofErr w:type="spellEnd"/>
+      <w:r>
+        <w:rPr>
+          <w:rFonts w:ascii="Times New Roman" w:hAnsi="Times New Roman" w:cs="Times New Roman"/>
+          <w:sz w:val="24"/>
+          <w:szCs w:val="24"/>
+        </w:rPr>
+        <w:t>-отчеты; Администратор — создание/блокировка пользователей.</w:t>
       </w:r>
     </w:p>
     <w:p>
@@ -36465,7 +38772,25 @@
           <w:sz w:val="24"/>
           <w:szCs w:val="24"/>
         </w:rPr>
-        <w:t>Каждые 6 часов — бэкап БД (PostgreSQL) на внешний NAS.</w:t>
+        <w:t>Каждые 6 часов — бэкап БД (</w:t>
+      </w:r>
+      <w:proofErr w:type="spellStart"/>
+      <w:r>
+        <w:rPr>
+          <w:rFonts w:ascii="Times New Roman" w:hAnsi="Times New Roman" w:cs="Times New Roman"/>
+          <w:sz w:val="24"/>
+          <w:szCs w:val="24"/>
+        </w:rPr>
+        <w:t>PostgreSQL</w:t>
+      </w:r>
+      <w:proofErr w:type="spellEnd"/>
+      <w:r>
+        <w:rPr>
+          <w:rFonts w:ascii="Times New Roman" w:hAnsi="Times New Roman" w:cs="Times New Roman"/>
+          <w:sz w:val="24"/>
+          <w:szCs w:val="24"/>
+        </w:rPr>
+        <w:t>) на внешний NAS.</w:t>
       </w:r>
     </w:p>
     <w:p>
@@ -36559,7 +38884,25 @@
           <w:sz w:val="24"/>
           <w:szCs w:val="24"/>
         </w:rPr>
-        <w:t>2-я линия: Удаленный доступ к серверу АЗС для диагностики (через AnyDesk).</w:t>
+        <w:t xml:space="preserve">2-я линия: Удаленный доступ к серверу АЗС для диагностики (через </w:t>
+      </w:r>
+      <w:proofErr w:type="spellStart"/>
+      <w:r>
+        <w:rPr>
+          <w:rFonts w:ascii="Times New Roman" w:hAnsi="Times New Roman" w:cs="Times New Roman"/>
+          <w:sz w:val="24"/>
+          <w:szCs w:val="24"/>
+        </w:rPr>
+        <w:t>AnyDesk</w:t>
+      </w:r>
+      <w:proofErr w:type="spellEnd"/>
+      <w:r>
+        <w:rPr>
+          <w:rFonts w:ascii="Times New Roman" w:hAnsi="Times New Roman" w:cs="Times New Roman"/>
+          <w:sz w:val="24"/>
+          <w:szCs w:val="24"/>
+        </w:rPr>
+        <w:t>).</w:t>
       </w:r>
     </w:p>
     <w:p>
@@ -36690,15 +39033,1082 @@
     <w:p>
       <w:pPr>
         <w:pStyle w:val="normal1"/>
-      </w:pPr>
-      <w:r>
-        <w:t>https://github.com/YTUKO/-</w:t>
+        <w:spacing w:line="360" w:lineRule="auto"/>
+        <w:ind w:firstLine="709"/>
+        <w:jc w:val="both"/>
+        <w:rPr>
+          <w:rFonts w:ascii="Times New Roman" w:hAnsi="Times New Roman" w:cs="Times New Roman"/>
+          <w:sz w:val="24"/>
+          <w:szCs w:val="24"/>
+        </w:rPr>
+      </w:pPr>
+      <w:r>
+        <w:rPr>
+          <w:rFonts w:ascii="Times New Roman" w:hAnsi="Times New Roman" w:cs="Times New Roman"/>
+          <w:sz w:val="24"/>
+          <w:szCs w:val="24"/>
+        </w:rPr>
+        <w:t>В рамках работы была изучена система контроля версий Git и платформа GitHub. Ниже представлен пошаговый процесс создания удалённого репозитория и загрузки на него всех материалов проекта.</w:t>
+      </w:r>
+    </w:p>
+    <w:p>
+      <w:pPr>
+        <w:pStyle w:val="normal1"/>
+        <w:spacing w:line="360" w:lineRule="auto"/>
+        <w:ind w:firstLine="709"/>
+        <w:jc w:val="both"/>
+        <w:rPr>
+          <w:rFonts w:ascii="Times New Roman" w:hAnsi="Times New Roman" w:cs="Times New Roman"/>
+          <w:sz w:val="24"/>
+          <w:szCs w:val="24"/>
+        </w:rPr>
+      </w:pPr>
+      <w:r>
+        <w:rPr>
+          <w:rFonts w:ascii="Times New Roman" w:hAnsi="Times New Roman" w:cs="Times New Roman"/>
+          <w:sz w:val="24"/>
+          <w:szCs w:val="24"/>
+        </w:rPr>
+        <w:t xml:space="preserve">Шаг 1. На рисунке </w:t>
+      </w:r>
+      <w:r>
+        <w:rPr>
+          <w:rFonts w:ascii="Times New Roman" w:hAnsi="Times New Roman" w:cs="Times New Roman"/>
+          <w:sz w:val="24"/>
+          <w:szCs w:val="24"/>
+        </w:rPr>
+        <w:t xml:space="preserve">Б.1 показана установка имени и </w:t>
+      </w:r>
+      <w:r>
+        <w:rPr>
+          <w:rFonts w:ascii="Times New Roman" w:hAnsi="Times New Roman" w:cs="Times New Roman"/>
+          <w:sz w:val="24"/>
+          <w:szCs w:val="24"/>
+          <w:lang w:val="en-US"/>
+        </w:rPr>
+        <w:t>email</w:t>
+      </w:r>
+      <w:r>
+        <w:rPr>
+          <w:rFonts w:ascii="Times New Roman" w:hAnsi="Times New Roman" w:cs="Times New Roman"/>
+          <w:sz w:val="24"/>
+          <w:szCs w:val="24"/>
+        </w:rPr>
+        <w:t xml:space="preserve"> </w:t>
+      </w:r>
+      <w:r>
+        <w:rPr>
+          <w:rFonts w:ascii="Times New Roman" w:hAnsi="Times New Roman" w:cs="Times New Roman"/>
+          <w:sz w:val="24"/>
+          <w:szCs w:val="24"/>
+        </w:rPr>
+        <w:t>для коммитов</w:t>
+      </w:r>
+    </w:p>
+    <w:p>
+      <w:pPr>
+        <w:pStyle w:val="normal1"/>
+        <w:spacing w:line="360" w:lineRule="auto"/>
+        <w:ind w:firstLine="709"/>
+        <w:jc w:val="both"/>
+        <w:rPr>
+          <w:rFonts w:ascii="Times New Roman" w:hAnsi="Times New Roman" w:cs="Times New Roman"/>
+          <w:sz w:val="24"/>
+          <w:szCs w:val="24"/>
+        </w:rPr>
+      </w:pPr>
+    </w:p>
+    <w:p>
+      <w:pPr>
+        <w:pStyle w:val="normal1"/>
+        <w:spacing w:line="360" w:lineRule="auto"/>
+        <w:jc w:val="center"/>
+        <w:rPr>
+          <w:rFonts w:ascii="Times New Roman" w:hAnsi="Times New Roman" w:cs="Times New Roman"/>
+          <w:sz w:val="24"/>
+          <w:szCs w:val="24"/>
+        </w:rPr>
+      </w:pPr>
+      <w:r>
+        <w:rPr>
+          <w:rFonts w:ascii="Times New Roman" w:hAnsi="Times New Roman" w:cs="Times New Roman"/>
+          <w:sz w:val="24"/>
+          <w:szCs w:val="24"/>
+        </w:rPr>
+        <w:drawing>
+          <wp:inline distT="0" distB="0" distL="0" distR="0" wp14:anchorId="521FEF61" wp14:editId="40AA9E4B">
+            <wp:extent cx="4819828" cy="1540038"/>
+            <wp:effectExtent l="0" t="0" r="0" b="0"/>
+            <wp:docPr id="1380740523" name="Рисунок 1"/>
+            <wp:cNvGraphicFramePr>
+              <a:graphicFrameLocks xmlns:a="http://schemas.openxmlformats.org/drawingml/2006/main" noChangeAspect="1"/>
+            </wp:cNvGraphicFramePr>
+            <a:graphic xmlns:a="http://schemas.openxmlformats.org/drawingml/2006/main">
+              <a:graphicData uri="http://schemas.openxmlformats.org/drawingml/2006/picture">
+                <pic:pic xmlns:pic="http://schemas.openxmlformats.org/drawingml/2006/picture">
+                  <pic:nvPicPr>
+                    <pic:cNvPr id="1380740523" name=""/>
+                    <pic:cNvPicPr/>
+                  </pic:nvPicPr>
+                  <pic:blipFill>
+                    <a:blip r:embed="rId22"/>
+                    <a:stretch>
+                      <a:fillRect/>
+                    </a:stretch>
+                  </pic:blipFill>
+                  <pic:spPr>
+                    <a:xfrm>
+                      <a:off x="0" y="0"/>
+                      <a:ext cx="4826464" cy="1542158"/>
+                    </a:xfrm>
+                    <a:prstGeom prst="rect">
+                      <a:avLst/>
+                    </a:prstGeom>
+                  </pic:spPr>
+                </pic:pic>
+              </a:graphicData>
+            </a:graphic>
+          </wp:inline>
+        </w:drawing>
+      </w:r>
+    </w:p>
+    <w:p>
+      <w:pPr>
+        <w:pStyle w:val="normal1"/>
+        <w:spacing w:line="360" w:lineRule="auto"/>
+        <w:ind w:firstLine="709"/>
+        <w:jc w:val="center"/>
+        <w:rPr>
+          <w:rFonts w:ascii="Times New Roman" w:hAnsi="Times New Roman" w:cs="Times New Roman"/>
+          <w:sz w:val="24"/>
+          <w:szCs w:val="24"/>
+        </w:rPr>
+      </w:pPr>
+      <w:r>
+        <w:rPr>
+          <w:rFonts w:ascii="Times New Roman" w:hAnsi="Times New Roman" w:cs="Times New Roman"/>
+          <w:sz w:val="24"/>
+          <w:szCs w:val="24"/>
+        </w:rPr>
+        <w:t xml:space="preserve">Рисунок </w:t>
+      </w:r>
+      <w:r>
+        <w:rPr>
+          <w:rFonts w:ascii="Times New Roman" w:hAnsi="Times New Roman" w:cs="Times New Roman"/>
+          <w:sz w:val="24"/>
+          <w:szCs w:val="24"/>
+        </w:rPr>
+        <w:t>Б.1</w:t>
+      </w:r>
+      <w:r>
+        <w:rPr>
+          <w:rFonts w:ascii="Times New Roman" w:hAnsi="Times New Roman" w:cs="Times New Roman"/>
+          <w:sz w:val="24"/>
+          <w:szCs w:val="24"/>
+        </w:rPr>
+        <w:t xml:space="preserve"> – установка имени и email для коммитов</w:t>
+      </w:r>
+    </w:p>
+    <w:p>
+      <w:pPr>
+        <w:pStyle w:val="normal1"/>
+        <w:spacing w:line="360" w:lineRule="auto"/>
+        <w:ind w:firstLine="709"/>
+        <w:jc w:val="both"/>
+        <w:rPr>
+          <w:rFonts w:ascii="Times New Roman" w:hAnsi="Times New Roman" w:cs="Times New Roman"/>
+          <w:sz w:val="24"/>
+          <w:szCs w:val="24"/>
+        </w:rPr>
+      </w:pPr>
+    </w:p>
+    <w:p>
+      <w:pPr>
+        <w:pStyle w:val="normal1"/>
+        <w:spacing w:line="360" w:lineRule="auto"/>
+        <w:ind w:firstLine="709"/>
+        <w:jc w:val="both"/>
+        <w:rPr>
+          <w:rFonts w:ascii="Times New Roman" w:hAnsi="Times New Roman" w:cs="Times New Roman"/>
+          <w:sz w:val="24"/>
+          <w:szCs w:val="24"/>
+        </w:rPr>
+      </w:pPr>
+      <w:r>
+        <w:rPr>
+          <w:rFonts w:ascii="Times New Roman" w:hAnsi="Times New Roman" w:cs="Times New Roman"/>
+          <w:sz w:val="24"/>
+          <w:szCs w:val="24"/>
+        </w:rPr>
+        <w:t xml:space="preserve">Шаг 2. На рабочем столе создана папка </w:t>
+      </w:r>
+      <w:r>
+        <w:rPr>
+          <w:rFonts w:ascii="Times New Roman" w:hAnsi="Times New Roman" w:cs="Times New Roman"/>
+          <w:sz w:val="24"/>
+          <w:szCs w:val="24"/>
+        </w:rPr>
+        <w:t>АЗС Роснефть</w:t>
+      </w:r>
+      <w:r>
+        <w:rPr>
+          <w:rFonts w:ascii="Times New Roman" w:hAnsi="Times New Roman" w:cs="Times New Roman"/>
+          <w:sz w:val="24"/>
+          <w:szCs w:val="24"/>
+        </w:rPr>
+        <w:t xml:space="preserve">, в которую скопированы все файлы проекта (диаграммы, отчёт, техническое задание). На рисунке </w:t>
+      </w:r>
+      <w:r>
+        <w:rPr>
+          <w:rFonts w:ascii="Times New Roman" w:hAnsi="Times New Roman" w:cs="Times New Roman"/>
+          <w:sz w:val="24"/>
+          <w:szCs w:val="24"/>
+        </w:rPr>
+        <w:t>Б.2</w:t>
+      </w:r>
+      <w:r>
+        <w:rPr>
+          <w:rFonts w:ascii="Times New Roman" w:hAnsi="Times New Roman" w:cs="Times New Roman"/>
+          <w:sz w:val="24"/>
+          <w:szCs w:val="24"/>
+        </w:rPr>
+        <w:t xml:space="preserve"> </w:t>
+      </w:r>
+      <w:r>
+        <w:rPr>
+          <w:rFonts w:ascii="Times New Roman" w:hAnsi="Times New Roman" w:cs="Times New Roman"/>
+          <w:sz w:val="24"/>
+          <w:szCs w:val="24"/>
+        </w:rPr>
+        <w:t>показано</w:t>
+      </w:r>
+      <w:r>
+        <w:rPr>
+          <w:rFonts w:ascii="Times New Roman" w:hAnsi="Times New Roman" w:cs="Times New Roman"/>
+          <w:sz w:val="24"/>
+          <w:szCs w:val="24"/>
+        </w:rPr>
+        <w:t xml:space="preserve"> выполнение команды</w:t>
+      </w:r>
+    </w:p>
+    <w:p>
+      <w:pPr>
+        <w:pStyle w:val="normal1"/>
+        <w:spacing w:line="360" w:lineRule="auto"/>
+        <w:ind w:firstLine="709"/>
+        <w:jc w:val="both"/>
+        <w:rPr>
+          <w:rFonts w:ascii="Times New Roman" w:hAnsi="Times New Roman" w:cs="Times New Roman"/>
+          <w:sz w:val="24"/>
+          <w:szCs w:val="24"/>
+        </w:rPr>
+      </w:pPr>
+    </w:p>
+    <w:p>
+      <w:pPr>
+        <w:pStyle w:val="normal1"/>
+        <w:spacing w:line="360" w:lineRule="auto"/>
+        <w:ind w:firstLine="709"/>
+        <w:jc w:val="center"/>
+        <w:rPr>
+          <w:rFonts w:ascii="Times New Roman" w:hAnsi="Times New Roman" w:cs="Times New Roman"/>
+          <w:sz w:val="24"/>
+          <w:szCs w:val="24"/>
+        </w:rPr>
+      </w:pPr>
+      <w:r>
+        <w:rPr>
+          <w:rFonts w:ascii="Times New Roman" w:hAnsi="Times New Roman" w:cs="Times New Roman"/>
+          <w:sz w:val="24"/>
+          <w:szCs w:val="24"/>
+        </w:rPr>
+        <w:drawing>
+          <wp:inline distT="0" distB="0" distL="0" distR="0" wp14:anchorId="57144E70" wp14:editId="0F38FFCE">
+            <wp:extent cx="4905286" cy="662480"/>
+            <wp:effectExtent l="0" t="0" r="0" b="0"/>
+            <wp:docPr id="242896217" name="Рисунок 1"/>
+            <wp:cNvGraphicFramePr>
+              <a:graphicFrameLocks xmlns:a="http://schemas.openxmlformats.org/drawingml/2006/main" noChangeAspect="1"/>
+            </wp:cNvGraphicFramePr>
+            <a:graphic xmlns:a="http://schemas.openxmlformats.org/drawingml/2006/main">
+              <a:graphicData uri="http://schemas.openxmlformats.org/drawingml/2006/picture">
+                <pic:pic xmlns:pic="http://schemas.openxmlformats.org/drawingml/2006/picture">
+                  <pic:nvPicPr>
+                    <pic:cNvPr id="242896217" name=""/>
+                    <pic:cNvPicPr/>
+                  </pic:nvPicPr>
+                  <pic:blipFill>
+                    <a:blip r:embed="rId23"/>
+                    <a:stretch>
+                      <a:fillRect/>
+                    </a:stretch>
+                  </pic:blipFill>
+                  <pic:spPr>
+                    <a:xfrm>
+                      <a:off x="0" y="0"/>
+                      <a:ext cx="4925305" cy="665184"/>
+                    </a:xfrm>
+                    <a:prstGeom prst="rect">
+                      <a:avLst/>
+                    </a:prstGeom>
+                  </pic:spPr>
+                </pic:pic>
+              </a:graphicData>
+            </a:graphic>
+          </wp:inline>
+        </w:drawing>
+      </w:r>
+    </w:p>
+    <w:p>
+      <w:pPr>
+        <w:pStyle w:val="normal1"/>
+        <w:spacing w:line="360" w:lineRule="auto"/>
+        <w:ind w:firstLine="709"/>
+        <w:jc w:val="center"/>
+        <w:rPr>
+          <w:rFonts w:ascii="Times New Roman" w:hAnsi="Times New Roman" w:cs="Times New Roman"/>
+          <w:sz w:val="24"/>
+          <w:szCs w:val="24"/>
+        </w:rPr>
+      </w:pPr>
+      <w:r>
+        <w:rPr>
+          <w:rFonts w:ascii="Times New Roman" w:hAnsi="Times New Roman" w:cs="Times New Roman"/>
+          <w:sz w:val="24"/>
+          <w:szCs w:val="24"/>
+        </w:rPr>
+        <w:t xml:space="preserve">Рисунок </w:t>
+      </w:r>
+      <w:r>
+        <w:rPr>
+          <w:rFonts w:ascii="Times New Roman" w:hAnsi="Times New Roman" w:cs="Times New Roman"/>
+          <w:sz w:val="24"/>
+          <w:szCs w:val="24"/>
+        </w:rPr>
+        <w:t xml:space="preserve">Б.2 </w:t>
+      </w:r>
+      <w:r>
+        <w:rPr>
+          <w:rFonts w:ascii="Times New Roman" w:hAnsi="Times New Roman" w:cs="Times New Roman"/>
+          <w:sz w:val="24"/>
+          <w:szCs w:val="24"/>
+        </w:rPr>
+        <w:t>– инициализация репозитория</w:t>
+      </w:r>
+    </w:p>
+    <w:p>
+      <w:pPr>
+        <w:pStyle w:val="normal1"/>
+        <w:spacing w:line="360" w:lineRule="auto"/>
+        <w:ind w:firstLine="709"/>
+        <w:jc w:val="both"/>
+        <w:rPr>
+          <w:rFonts w:ascii="Times New Roman" w:hAnsi="Times New Roman" w:cs="Times New Roman"/>
+          <w:sz w:val="24"/>
+          <w:szCs w:val="24"/>
+        </w:rPr>
+      </w:pPr>
+    </w:p>
+    <w:p>
+      <w:pPr>
+        <w:pStyle w:val="normal1"/>
+        <w:spacing w:line="360" w:lineRule="auto"/>
+        <w:ind w:firstLine="709"/>
+        <w:jc w:val="both"/>
+        <w:rPr>
+          <w:rFonts w:ascii="Times New Roman" w:hAnsi="Times New Roman" w:cs="Times New Roman"/>
+          <w:sz w:val="24"/>
+          <w:szCs w:val="24"/>
+        </w:rPr>
+      </w:pPr>
+      <w:r>
+        <w:rPr>
+          <w:rFonts w:ascii="Times New Roman" w:hAnsi="Times New Roman" w:cs="Times New Roman"/>
+          <w:sz w:val="24"/>
+          <w:szCs w:val="24"/>
+        </w:rPr>
+        <w:t xml:space="preserve">Шаг 3. На рисунке </w:t>
+      </w:r>
+      <w:r>
+        <w:rPr>
+          <w:rFonts w:ascii="Times New Roman" w:hAnsi="Times New Roman" w:cs="Times New Roman"/>
+          <w:sz w:val="24"/>
+          <w:szCs w:val="24"/>
+        </w:rPr>
+        <w:t>Б.3</w:t>
+      </w:r>
+      <w:r>
+        <w:rPr>
+          <w:rFonts w:ascii="Times New Roman" w:hAnsi="Times New Roman" w:cs="Times New Roman"/>
+          <w:sz w:val="24"/>
+          <w:szCs w:val="24"/>
+        </w:rPr>
+        <w:t xml:space="preserve"> добавление файлов в отслеживание</w:t>
+      </w:r>
+    </w:p>
+    <w:p>
+      <w:pPr>
+        <w:pStyle w:val="normal1"/>
+        <w:spacing w:line="360" w:lineRule="auto"/>
+        <w:ind w:firstLine="709"/>
+        <w:jc w:val="both"/>
+        <w:rPr>
+          <w:rFonts w:ascii="Times New Roman" w:hAnsi="Times New Roman" w:cs="Times New Roman"/>
+          <w:sz w:val="24"/>
+          <w:szCs w:val="24"/>
+        </w:rPr>
+      </w:pPr>
+    </w:p>
+    <w:p>
+      <w:pPr>
+        <w:pStyle w:val="normal1"/>
+        <w:spacing w:line="360" w:lineRule="auto"/>
+        <w:ind w:firstLine="709"/>
+        <w:jc w:val="center"/>
+        <w:rPr>
+          <w:rFonts w:ascii="Times New Roman" w:hAnsi="Times New Roman" w:cs="Times New Roman"/>
+          <w:sz w:val="24"/>
+          <w:szCs w:val="24"/>
+        </w:rPr>
+      </w:pPr>
+      <w:r>
+        <w:rPr>
+          <w:rFonts w:ascii="Times New Roman" w:hAnsi="Times New Roman" w:cs="Times New Roman"/>
+          <w:sz w:val="24"/>
+          <w:szCs w:val="24"/>
+        </w:rPr>
+        <w:drawing>
+          <wp:inline distT="0" distB="0" distL="0" distR="0" wp14:anchorId="62DC2ED4" wp14:editId="22AB09F2">
+            <wp:extent cx="5024927" cy="1103970"/>
+            <wp:effectExtent l="0" t="0" r="0" b="0"/>
+            <wp:docPr id="131813075" name="Рисунок 1"/>
+            <wp:cNvGraphicFramePr>
+              <a:graphicFrameLocks xmlns:a="http://schemas.openxmlformats.org/drawingml/2006/main" noChangeAspect="1"/>
+            </wp:cNvGraphicFramePr>
+            <a:graphic xmlns:a="http://schemas.openxmlformats.org/drawingml/2006/main">
+              <a:graphicData uri="http://schemas.openxmlformats.org/drawingml/2006/picture">
+                <pic:pic xmlns:pic="http://schemas.openxmlformats.org/drawingml/2006/picture">
+                  <pic:nvPicPr>
+                    <pic:cNvPr id="131813075" name=""/>
+                    <pic:cNvPicPr/>
+                  </pic:nvPicPr>
+                  <pic:blipFill>
+                    <a:blip r:embed="rId24"/>
+                    <a:stretch>
+                      <a:fillRect/>
+                    </a:stretch>
+                  </pic:blipFill>
+                  <pic:spPr>
+                    <a:xfrm>
+                      <a:off x="0" y="0"/>
+                      <a:ext cx="5042274" cy="1107781"/>
+                    </a:xfrm>
+                    <a:prstGeom prst="rect">
+                      <a:avLst/>
+                    </a:prstGeom>
+                  </pic:spPr>
+                </pic:pic>
+              </a:graphicData>
+            </a:graphic>
+          </wp:inline>
+        </w:drawing>
+      </w:r>
+    </w:p>
+    <w:p>
+      <w:pPr>
+        <w:pStyle w:val="normal1"/>
+        <w:spacing w:line="360" w:lineRule="auto"/>
+        <w:ind w:firstLine="709"/>
+        <w:jc w:val="center"/>
+        <w:rPr>
+          <w:rFonts w:ascii="Times New Roman" w:hAnsi="Times New Roman" w:cs="Times New Roman"/>
+          <w:sz w:val="24"/>
+          <w:szCs w:val="24"/>
+        </w:rPr>
+      </w:pPr>
+      <w:r>
+        <w:rPr>
+          <w:rFonts w:ascii="Times New Roman" w:hAnsi="Times New Roman" w:cs="Times New Roman"/>
+          <w:sz w:val="24"/>
+          <w:szCs w:val="24"/>
+        </w:rPr>
+        <w:t xml:space="preserve">Рисунок </w:t>
+      </w:r>
+      <w:r>
+        <w:rPr>
+          <w:rFonts w:ascii="Times New Roman" w:hAnsi="Times New Roman" w:cs="Times New Roman"/>
+          <w:sz w:val="24"/>
+          <w:szCs w:val="24"/>
+        </w:rPr>
+        <w:t>Б.3</w:t>
+      </w:r>
+      <w:r>
+        <w:rPr>
+          <w:rFonts w:ascii="Times New Roman" w:hAnsi="Times New Roman" w:cs="Times New Roman"/>
+          <w:sz w:val="24"/>
+          <w:szCs w:val="24"/>
+        </w:rPr>
+        <w:t xml:space="preserve"> – отслеживание файлов</w:t>
+      </w:r>
+    </w:p>
+    <w:p>
+      <w:pPr>
+        <w:pStyle w:val="normal1"/>
+        <w:spacing w:line="360" w:lineRule="auto"/>
+        <w:ind w:firstLine="709"/>
+        <w:jc w:val="both"/>
+        <w:rPr>
+          <w:rFonts w:ascii="Times New Roman" w:hAnsi="Times New Roman" w:cs="Times New Roman"/>
+          <w:sz w:val="24"/>
+          <w:szCs w:val="24"/>
+        </w:rPr>
+      </w:pPr>
+      <w:r>
+        <w:rPr>
+          <w:rFonts w:ascii="Times New Roman" w:hAnsi="Times New Roman" w:cs="Times New Roman"/>
+          <w:sz w:val="24"/>
+          <w:szCs w:val="24"/>
+        </w:rPr>
+        <w:t xml:space="preserve">Шаг 4. На рисунке </w:t>
+      </w:r>
+      <w:r>
+        <w:rPr>
+          <w:rFonts w:ascii="Times New Roman" w:hAnsi="Times New Roman" w:cs="Times New Roman"/>
+          <w:sz w:val="24"/>
+          <w:szCs w:val="24"/>
+        </w:rPr>
+        <w:t>Б.4</w:t>
+      </w:r>
+      <w:r>
+        <w:rPr>
+          <w:rFonts w:ascii="Times New Roman" w:hAnsi="Times New Roman" w:cs="Times New Roman"/>
+          <w:sz w:val="24"/>
+          <w:szCs w:val="24"/>
+        </w:rPr>
+        <w:t xml:space="preserve"> </w:t>
+      </w:r>
+      <w:r>
+        <w:rPr>
+          <w:rFonts w:ascii="Times New Roman" w:hAnsi="Times New Roman" w:cs="Times New Roman"/>
+          <w:sz w:val="24"/>
+          <w:szCs w:val="24"/>
+        </w:rPr>
+        <w:t>сохранение изменений с комментарием</w:t>
+      </w:r>
+    </w:p>
+    <w:p>
+      <w:pPr>
+        <w:pStyle w:val="normal1"/>
+        <w:spacing w:line="360" w:lineRule="auto"/>
+        <w:ind w:firstLine="709"/>
+        <w:jc w:val="both"/>
+        <w:rPr>
+          <w:rFonts w:ascii="Times New Roman" w:hAnsi="Times New Roman" w:cs="Times New Roman"/>
+          <w:sz w:val="24"/>
+          <w:szCs w:val="24"/>
+        </w:rPr>
+      </w:pPr>
+    </w:p>
+    <w:p>
+      <w:pPr>
+        <w:pStyle w:val="normal1"/>
+        <w:spacing w:line="360" w:lineRule="auto"/>
+        <w:ind w:firstLine="709"/>
+        <w:jc w:val="center"/>
+        <w:rPr>
+          <w:rFonts w:ascii="Times New Roman" w:hAnsi="Times New Roman" w:cs="Times New Roman"/>
+          <w:sz w:val="24"/>
+          <w:szCs w:val="24"/>
+        </w:rPr>
+      </w:pPr>
+      <w:r>
+        <w:rPr>
+          <w:rFonts w:ascii="Times New Roman" w:hAnsi="Times New Roman" w:cs="Times New Roman"/>
+          <w:sz w:val="24"/>
+          <w:szCs w:val="24"/>
+        </w:rPr>
+        <w:lastRenderedPageBreak/>
+        <w:drawing>
+          <wp:inline distT="0" distB="0" distL="0" distR="0" wp14:anchorId="694450C2" wp14:editId="39049BD9">
+            <wp:extent cx="4915746" cy="1273323"/>
+            <wp:effectExtent l="0" t="0" r="0" b="0"/>
+            <wp:docPr id="346462504" name="Рисунок 1"/>
+            <wp:cNvGraphicFramePr>
+              <a:graphicFrameLocks xmlns:a="http://schemas.openxmlformats.org/drawingml/2006/main" noChangeAspect="1"/>
+            </wp:cNvGraphicFramePr>
+            <a:graphic xmlns:a="http://schemas.openxmlformats.org/drawingml/2006/main">
+              <a:graphicData uri="http://schemas.openxmlformats.org/drawingml/2006/picture">
+                <pic:pic xmlns:pic="http://schemas.openxmlformats.org/drawingml/2006/picture">
+                  <pic:nvPicPr>
+                    <pic:cNvPr id="346462504" name=""/>
+                    <pic:cNvPicPr/>
+                  </pic:nvPicPr>
+                  <pic:blipFill>
+                    <a:blip r:embed="rId25"/>
+                    <a:stretch>
+                      <a:fillRect/>
+                    </a:stretch>
+                  </pic:blipFill>
+                  <pic:spPr>
+                    <a:xfrm>
+                      <a:off x="0" y="0"/>
+                      <a:ext cx="4938897" cy="1279320"/>
+                    </a:xfrm>
+                    <a:prstGeom prst="rect">
+                      <a:avLst/>
+                    </a:prstGeom>
+                  </pic:spPr>
+                </pic:pic>
+              </a:graphicData>
+            </a:graphic>
+          </wp:inline>
+        </w:drawing>
+      </w:r>
+    </w:p>
+    <w:p>
+      <w:pPr>
+        <w:pStyle w:val="normal1"/>
+        <w:spacing w:line="360" w:lineRule="auto"/>
+        <w:ind w:firstLine="709"/>
+        <w:jc w:val="center"/>
+        <w:rPr>
+          <w:rFonts w:ascii="Times New Roman" w:hAnsi="Times New Roman" w:cs="Times New Roman"/>
+          <w:sz w:val="24"/>
+          <w:szCs w:val="24"/>
+        </w:rPr>
+      </w:pPr>
+      <w:r>
+        <w:rPr>
+          <w:rFonts w:ascii="Times New Roman" w:hAnsi="Times New Roman" w:cs="Times New Roman"/>
+          <w:sz w:val="24"/>
+          <w:szCs w:val="24"/>
+        </w:rPr>
+        <w:t xml:space="preserve">Рисунок </w:t>
+      </w:r>
+      <w:r>
+        <w:rPr>
+          <w:rFonts w:ascii="Times New Roman" w:hAnsi="Times New Roman" w:cs="Times New Roman"/>
+          <w:sz w:val="24"/>
+          <w:szCs w:val="24"/>
+        </w:rPr>
+        <w:t>Б.</w:t>
+      </w:r>
+      <w:r>
+        <w:rPr>
+          <w:rFonts w:ascii="Times New Roman" w:hAnsi="Times New Roman" w:cs="Times New Roman"/>
+          <w:sz w:val="24"/>
+          <w:szCs w:val="24"/>
+        </w:rPr>
+        <w:t>4 – статус репозитория</w:t>
+      </w:r>
+    </w:p>
+    <w:p>
+      <w:pPr>
+        <w:pStyle w:val="normal1"/>
+        <w:spacing w:line="360" w:lineRule="auto"/>
+        <w:ind w:firstLine="709"/>
+        <w:jc w:val="both"/>
+        <w:rPr>
+          <w:rFonts w:ascii="Times New Roman" w:hAnsi="Times New Roman" w:cs="Times New Roman"/>
+          <w:sz w:val="24"/>
+          <w:szCs w:val="24"/>
+        </w:rPr>
+      </w:pPr>
+    </w:p>
+    <w:p>
+      <w:pPr>
+        <w:pStyle w:val="normal1"/>
+        <w:spacing w:line="360" w:lineRule="auto"/>
+        <w:ind w:firstLine="709"/>
+        <w:jc w:val="both"/>
+        <w:rPr>
+          <w:rFonts w:ascii="Times New Roman" w:hAnsi="Times New Roman" w:cs="Times New Roman"/>
+          <w:sz w:val="24"/>
+          <w:szCs w:val="24"/>
+        </w:rPr>
+      </w:pPr>
+      <w:r>
+        <w:rPr>
+          <w:rFonts w:ascii="Times New Roman" w:hAnsi="Times New Roman" w:cs="Times New Roman"/>
+          <w:sz w:val="24"/>
+          <w:szCs w:val="24"/>
+        </w:rPr>
+        <w:t xml:space="preserve">Шаг 5. На рисунке </w:t>
+      </w:r>
+      <w:r>
+        <w:rPr>
+          <w:rFonts w:ascii="Times New Roman" w:hAnsi="Times New Roman" w:cs="Times New Roman"/>
+          <w:sz w:val="24"/>
+          <w:szCs w:val="24"/>
+        </w:rPr>
+        <w:t>Б.5</w:t>
+      </w:r>
+      <w:r>
+        <w:rPr>
+          <w:rFonts w:ascii="Times New Roman" w:hAnsi="Times New Roman" w:cs="Times New Roman"/>
+          <w:sz w:val="24"/>
+          <w:szCs w:val="24"/>
+        </w:rPr>
+        <w:t xml:space="preserve"> показан</w:t>
+      </w:r>
+      <w:r>
+        <w:rPr>
+          <w:rFonts w:ascii="Times New Roman" w:hAnsi="Times New Roman" w:cs="Times New Roman"/>
+          <w:sz w:val="24"/>
+          <w:szCs w:val="24"/>
+        </w:rPr>
+        <w:t>о</w:t>
+      </w:r>
+      <w:r>
+        <w:rPr>
+          <w:rFonts w:ascii="Times New Roman" w:hAnsi="Times New Roman" w:cs="Times New Roman"/>
+          <w:sz w:val="24"/>
+          <w:szCs w:val="24"/>
+        </w:rPr>
+        <w:t xml:space="preserve">, </w:t>
+      </w:r>
+      <w:r>
+        <w:rPr>
+          <w:rFonts w:ascii="Times New Roman" w:hAnsi="Times New Roman" w:cs="Times New Roman"/>
+          <w:sz w:val="24"/>
+          <w:szCs w:val="24"/>
+        </w:rPr>
+        <w:t>создание ссылки на репозиторий в</w:t>
+      </w:r>
+      <w:r>
+        <w:rPr>
+          <w:rFonts w:ascii="Times New Roman" w:hAnsi="Times New Roman" w:cs="Times New Roman"/>
+          <w:sz w:val="24"/>
+          <w:szCs w:val="24"/>
+        </w:rPr>
+        <w:t xml:space="preserve"> GitHub (</w:t>
+      </w:r>
+      <w:hyperlink r:id="rId26" w:history="1">
+        <w:r>
+          <w:rPr>
+            <w:rStyle w:val="ad"/>
+            <w:rFonts w:ascii="Times New Roman" w:hAnsi="Times New Roman" w:cs="Times New Roman"/>
+            <w:sz w:val="24"/>
+            <w:szCs w:val="24"/>
+          </w:rPr>
+          <w:t>https://github.com/YT</w:t>
+        </w:r>
+        <w:r>
+          <w:rPr>
+            <w:rStyle w:val="ad"/>
+            <w:rFonts w:ascii="Times New Roman" w:hAnsi="Times New Roman" w:cs="Times New Roman"/>
+            <w:sz w:val="24"/>
+            <w:szCs w:val="24"/>
+          </w:rPr>
+          <w:t>U</w:t>
+        </w:r>
+        <w:r>
+          <w:rPr>
+            <w:rStyle w:val="ad"/>
+            <w:rFonts w:ascii="Times New Roman" w:hAnsi="Times New Roman" w:cs="Times New Roman"/>
+            <w:sz w:val="24"/>
+            <w:szCs w:val="24"/>
+          </w:rPr>
+          <w:t>KO/-</w:t>
+        </w:r>
+      </w:hyperlink>
+      <w:r>
+        <w:rPr>
+          <w:rFonts w:ascii="Times New Roman" w:hAnsi="Times New Roman" w:cs="Times New Roman"/>
+          <w:sz w:val="24"/>
+          <w:szCs w:val="24"/>
+        </w:rPr>
+        <w:t>)</w:t>
+      </w:r>
+      <w:r>
+        <w:rPr>
+          <w:rFonts w:ascii="Times New Roman" w:hAnsi="Times New Roman" w:cs="Times New Roman"/>
+          <w:sz w:val="24"/>
+          <w:szCs w:val="24"/>
+        </w:rPr>
+        <w:t>.</w:t>
+      </w:r>
+    </w:p>
+    <w:p>
+      <w:pPr>
+        <w:pStyle w:val="normal1"/>
+        <w:spacing w:line="360" w:lineRule="auto"/>
+        <w:ind w:firstLine="709"/>
+        <w:jc w:val="both"/>
+        <w:rPr>
+          <w:rFonts w:ascii="Times New Roman" w:hAnsi="Times New Roman" w:cs="Times New Roman"/>
+          <w:sz w:val="24"/>
+          <w:szCs w:val="24"/>
+        </w:rPr>
+      </w:pPr>
+    </w:p>
+    <w:p>
+      <w:pPr>
+        <w:pStyle w:val="normal1"/>
+        <w:spacing w:line="360" w:lineRule="auto"/>
+        <w:ind w:firstLine="709"/>
+        <w:jc w:val="center"/>
+        <w:rPr>
+          <w:rFonts w:ascii="Times New Roman" w:hAnsi="Times New Roman" w:cs="Times New Roman"/>
+          <w:sz w:val="24"/>
+          <w:szCs w:val="24"/>
+        </w:rPr>
+      </w:pPr>
+      <w:r>
+        <w:rPr>
+          <w:rFonts w:ascii="Times New Roman" w:hAnsi="Times New Roman" w:cs="Times New Roman"/>
+          <w:sz w:val="24"/>
+          <w:szCs w:val="24"/>
+        </w:rPr>
+        <w:t> </w:t>
+      </w:r>
+      <w:r>
+        <w:rPr>
+          <w:noProof/>
+        </w:rPr>
+        <w:t xml:space="preserve"> </w:t>
+      </w:r>
+      <w:r>
+        <w:rPr>
+          <w:rFonts w:ascii="Times New Roman" w:hAnsi="Times New Roman" w:cs="Times New Roman"/>
+          <w:sz w:val="24"/>
+          <w:szCs w:val="24"/>
+        </w:rPr>
+        <w:drawing>
+          <wp:inline distT="0" distB="0" distL="0" distR="0" wp14:anchorId="52122425" wp14:editId="55C2F509">
+            <wp:extent cx="3871800" cy="2136448"/>
+            <wp:effectExtent l="0" t="0" r="0" b="0"/>
+            <wp:docPr id="1567160800" name="Рисунок 1"/>
+            <wp:cNvGraphicFramePr>
+              <a:graphicFrameLocks xmlns:a="http://schemas.openxmlformats.org/drawingml/2006/main" noChangeAspect="1"/>
+            </wp:cNvGraphicFramePr>
+            <a:graphic xmlns:a="http://schemas.openxmlformats.org/drawingml/2006/main">
+              <a:graphicData uri="http://schemas.openxmlformats.org/drawingml/2006/picture">
+                <pic:pic xmlns:pic="http://schemas.openxmlformats.org/drawingml/2006/picture">
+                  <pic:nvPicPr>
+                    <pic:cNvPr id="1567160800" name=""/>
+                    <pic:cNvPicPr/>
+                  </pic:nvPicPr>
+                  <pic:blipFill>
+                    <a:blip r:embed="rId27"/>
+                    <a:stretch>
+                      <a:fillRect/>
+                    </a:stretch>
+                  </pic:blipFill>
+                  <pic:spPr>
+                    <a:xfrm>
+                      <a:off x="0" y="0"/>
+                      <a:ext cx="3879452" cy="2140671"/>
+                    </a:xfrm>
+                    <a:prstGeom prst="rect">
+                      <a:avLst/>
+                    </a:prstGeom>
+                  </pic:spPr>
+                </pic:pic>
+              </a:graphicData>
+            </a:graphic>
+          </wp:inline>
+        </w:drawing>
+      </w:r>
+    </w:p>
+    <w:p>
+      <w:pPr>
+        <w:pStyle w:val="normal1"/>
+        <w:spacing w:line="360" w:lineRule="auto"/>
+        <w:ind w:firstLine="709"/>
+        <w:jc w:val="center"/>
+        <w:rPr>
+          <w:rFonts w:ascii="Times New Roman" w:hAnsi="Times New Roman" w:cs="Times New Roman"/>
+          <w:sz w:val="24"/>
+          <w:szCs w:val="24"/>
+        </w:rPr>
+      </w:pPr>
+      <w:r>
+        <w:rPr>
+          <w:rFonts w:ascii="Times New Roman" w:hAnsi="Times New Roman" w:cs="Times New Roman"/>
+          <w:sz w:val="24"/>
+          <w:szCs w:val="24"/>
+        </w:rPr>
+        <w:t xml:space="preserve">Рисунок </w:t>
+      </w:r>
+      <w:r>
+        <w:rPr>
+          <w:rFonts w:ascii="Times New Roman" w:hAnsi="Times New Roman" w:cs="Times New Roman"/>
+          <w:sz w:val="24"/>
+          <w:szCs w:val="24"/>
+        </w:rPr>
+        <w:t>Б.5</w:t>
+      </w:r>
+      <w:r>
+        <w:rPr>
+          <w:rFonts w:ascii="Times New Roman" w:hAnsi="Times New Roman" w:cs="Times New Roman"/>
+          <w:sz w:val="24"/>
+          <w:szCs w:val="24"/>
+        </w:rPr>
+        <w:t xml:space="preserve"> – создание репозитория</w:t>
+      </w:r>
+    </w:p>
+    <w:p>
+      <w:pPr>
+        <w:pStyle w:val="normal1"/>
+        <w:spacing w:line="360" w:lineRule="auto"/>
+        <w:ind w:firstLine="709"/>
+        <w:jc w:val="center"/>
+        <w:rPr>
+          <w:rFonts w:ascii="Times New Roman" w:hAnsi="Times New Roman" w:cs="Times New Roman"/>
+          <w:sz w:val="24"/>
+          <w:szCs w:val="24"/>
+        </w:rPr>
+      </w:pPr>
+    </w:p>
+    <w:p>
+      <w:pPr>
+        <w:pStyle w:val="normal1"/>
+        <w:spacing w:line="360" w:lineRule="auto"/>
+        <w:ind w:firstLine="709"/>
+        <w:jc w:val="both"/>
+        <w:rPr>
+          <w:rFonts w:ascii="Times New Roman" w:hAnsi="Times New Roman" w:cs="Times New Roman"/>
+          <w:sz w:val="24"/>
+          <w:szCs w:val="24"/>
+        </w:rPr>
+      </w:pPr>
+      <w:r>
+        <w:rPr>
+          <w:rFonts w:ascii="Times New Roman" w:hAnsi="Times New Roman" w:cs="Times New Roman"/>
+          <w:sz w:val="24"/>
+          <w:szCs w:val="24"/>
+        </w:rPr>
+        <w:t xml:space="preserve">На рисунке </w:t>
+      </w:r>
+      <w:r>
+        <w:rPr>
+          <w:rFonts w:ascii="Times New Roman" w:hAnsi="Times New Roman" w:cs="Times New Roman"/>
+          <w:sz w:val="24"/>
+          <w:szCs w:val="24"/>
+        </w:rPr>
+        <w:t>Б.6</w:t>
+      </w:r>
+      <w:r>
+        <w:rPr>
+          <w:rFonts w:ascii="Times New Roman" w:hAnsi="Times New Roman" w:cs="Times New Roman"/>
+          <w:sz w:val="24"/>
+          <w:szCs w:val="24"/>
+        </w:rPr>
+        <w:t xml:space="preserve"> показано содержимое репозитория</w:t>
+      </w:r>
+    </w:p>
+    <w:p>
+      <w:pPr>
+        <w:pStyle w:val="normal1"/>
+        <w:spacing w:line="360" w:lineRule="auto"/>
+        <w:ind w:firstLine="709"/>
+        <w:jc w:val="both"/>
+        <w:rPr>
+          <w:rFonts w:ascii="Times New Roman" w:hAnsi="Times New Roman" w:cs="Times New Roman"/>
+          <w:sz w:val="24"/>
+          <w:szCs w:val="24"/>
+        </w:rPr>
+      </w:pPr>
+    </w:p>
+    <w:p>
+      <w:pPr>
+        <w:pStyle w:val="normal1"/>
+        <w:spacing w:line="360" w:lineRule="auto"/>
+        <w:ind w:firstLine="709"/>
+        <w:jc w:val="center"/>
+        <w:rPr>
+          <w:rFonts w:ascii="Times New Roman" w:hAnsi="Times New Roman" w:cs="Times New Roman"/>
+          <w:sz w:val="24"/>
+          <w:szCs w:val="24"/>
+        </w:rPr>
+      </w:pPr>
+      <w:r>
+        <w:rPr>
+          <w:rFonts w:ascii="Times New Roman" w:hAnsi="Times New Roman" w:cs="Times New Roman"/>
+          <w:sz w:val="24"/>
+          <w:szCs w:val="24"/>
+        </w:rPr>
+        <w:drawing>
+          <wp:inline distT="0" distB="0" distL="0" distR="0" wp14:anchorId="0906BAA4" wp14:editId="65C0FF50">
+            <wp:extent cx="5283178" cy="2563739"/>
+            <wp:effectExtent l="0" t="0" r="0" b="0"/>
+            <wp:docPr id="276255643" name="Рисунок 1"/>
+            <wp:cNvGraphicFramePr>
+              <a:graphicFrameLocks xmlns:a="http://schemas.openxmlformats.org/drawingml/2006/main" noChangeAspect="1"/>
+            </wp:cNvGraphicFramePr>
+            <a:graphic xmlns:a="http://schemas.openxmlformats.org/drawingml/2006/main">
+              <a:graphicData uri="http://schemas.openxmlformats.org/drawingml/2006/picture">
+                <pic:pic xmlns:pic="http://schemas.openxmlformats.org/drawingml/2006/picture">
+                  <pic:nvPicPr>
+                    <pic:cNvPr id="276255643" name=""/>
+                    <pic:cNvPicPr/>
+                  </pic:nvPicPr>
+                  <pic:blipFill>
+                    <a:blip r:embed="rId28"/>
+                    <a:stretch>
+                      <a:fillRect/>
+                    </a:stretch>
+                  </pic:blipFill>
+                  <pic:spPr>
+                    <a:xfrm>
+                      <a:off x="0" y="0"/>
+                      <a:ext cx="5328238" cy="2585605"/>
+                    </a:xfrm>
+                    <a:prstGeom prst="rect">
+                      <a:avLst/>
+                    </a:prstGeom>
+                  </pic:spPr>
+                </pic:pic>
+              </a:graphicData>
+            </a:graphic>
+          </wp:inline>
+        </w:drawing>
+      </w:r>
+    </w:p>
+    <w:p>
+      <w:pPr>
+        <w:pStyle w:val="normal1"/>
+        <w:spacing w:line="360" w:lineRule="auto"/>
+        <w:ind w:firstLine="709"/>
+        <w:jc w:val="center"/>
+        <w:rPr>
+          <w:rFonts w:ascii="Times New Roman" w:hAnsi="Times New Roman" w:cs="Times New Roman"/>
+          <w:sz w:val="24"/>
+          <w:szCs w:val="24"/>
+        </w:rPr>
+      </w:pPr>
+      <w:r>
+        <w:rPr>
+          <w:rFonts w:ascii="Times New Roman" w:hAnsi="Times New Roman" w:cs="Times New Roman"/>
+          <w:sz w:val="24"/>
+          <w:szCs w:val="24"/>
+        </w:rPr>
+        <w:t xml:space="preserve">Рисунок </w:t>
+      </w:r>
+      <w:r>
+        <w:rPr>
+          <w:rFonts w:ascii="Times New Roman" w:hAnsi="Times New Roman" w:cs="Times New Roman"/>
+          <w:sz w:val="24"/>
+          <w:szCs w:val="24"/>
+        </w:rPr>
+        <w:t>Б.6</w:t>
+      </w:r>
+      <w:r>
+        <w:rPr>
+          <w:rFonts w:ascii="Times New Roman" w:hAnsi="Times New Roman" w:cs="Times New Roman"/>
+          <w:sz w:val="24"/>
+          <w:szCs w:val="24"/>
+        </w:rPr>
+        <w:t xml:space="preserve"> – содержимое репозитория</w:t>
       </w:r>
     </w:p>
     <w:sectPr>
+      <w:headerReference w:type="default" r:id="rId29"/>
+      <w:footerReference w:type="default" r:id="rId30"/>
       <w:pgSz w:w="11906" w:h="16838"/>
       <w:pgMar w:top="1440" w:right="1440" w:bottom="1440" w:left="1440" w:header="0" w:footer="0" w:gutter="0"/>
-      <w:pgNumType w:start="1"/>
+      <w:pgNumType w:start="3"/>
       <w:cols w:space="720"/>
       <w:formProt w:val="0"/>
       <w:docGrid w:linePitch="100" w:charSpace="4096"/>
@@ -36732,6 +40142,64 @@
 </w:endnotes>
 </file>
 
+<file path=word/footer1.xml><?xml version="1.0" encoding="utf-8"?>
+<w:ftr xmlns:wpc="http://schemas.microsoft.com/office/word/2010/wordprocessingCanvas" xmlns:cx="http://schemas.microsoft.com/office/drawing/2014/chartex" xmlns:cx1="http://schemas.microsoft.com/office/drawing/2015/9/8/chartex" xmlns:cx2="http://schemas.microsoft.com/office/drawing/2015/10/21/chartex" xmlns:cx3="http://schemas.microsoft.com/office/drawing/2016/5/9/chartex" xmlns:cx4="http://schemas.microsoft.com/office/drawing/2016/5/10/chartex" xmlns:cx5="http://schemas.microsoft.com/office/drawing/2016/5/11/chartex" xmlns:cx6="http://schemas.microsoft.com/office/drawing/2016/5/12/chartex" xmlns:cx7="http://schemas.microsoft.com/office/drawing/2016/5/13/chartex" xmlns:cx8="http://schemas.microsoft.com/office/drawing/2016/5/14/chartex" xmlns:mc="http://schemas.openxmlformats.org/markup-compatibility/2006" xmlns:aink="http://schemas.microsoft.com/office/drawing/2016/ink" xmlns:am3d="http://schemas.microsoft.com/office/drawing/2017/model3d" xmlns:o="urn:schemas-microsoft-com:office:office" xmlns:oel="http://schemas.microsoft.com/office/2019/extlst" xmlns:r="http://schemas.openxmlformats.org/officeDocument/2006/relationships" xmlns:m="http://schemas.openxmlformats.org/officeDocument/2006/math" xmlns:v="urn:schemas-microsoft-com:vml" xmlns:wp14="http://schemas.microsoft.com/office/word/2010/wordprocessingDrawing" xmlns:wp="http://schemas.openxmlformats.org/drawingml/2006/wordprocessingDrawing" xmlns:w10="urn:schemas-microsoft-com:office:word" xmlns:w="http://schemas.openxmlformats.org/wordprocessingml/2006/main" xmlns:w14="http://schemas.microsoft.com/office/word/2010/wordml" xmlns:w15="http://schemas.microsoft.com/office/word/2012/wordml" xmlns:w16cex="http://schemas.microsoft.com/office/word/2018/wordml/cex" xmlns:w16cid="http://schemas.microsoft.com/office/word/2016/wordml/cid" xmlns:w16="http://schemas.microsoft.com/office/word/2018/wordml" xmlns:w16du="http://schemas.microsoft.com/office/word/2023/wordml/word16du" xmlns:w16sdtdh="http://schemas.microsoft.com/office/word/2020/wordml/sdtdatahash" xmlns:w16sdtfl="http://schemas.microsoft.com/office/word/2024/wordml/sdtformatlock" xmlns:w16se="http://schemas.microsoft.com/office/word/2015/wordml/symex" xmlns:wpg="http://schemas.microsoft.com/office/word/2010/wordprocessingGroup" xmlns:wpi="http://schemas.microsoft.com/office/word/2010/wordprocessingInk" xmlns:wne="http://schemas.microsoft.com/office/word/2006/wordml" xmlns:wps="http://schemas.microsoft.com/office/word/2010/wordprocessingShape" mc:Ignorable="w14 w15 w16se w16cid w16 w16cex w16sdtdh w16sdtfl w16du wp14">
+  <w:p>
+    <w:pPr>
+      <w:pStyle w:val="af3"/>
+      <w:jc w:val="right"/>
+    </w:pPr>
+  </w:p>
+  <w:p>
+    <w:pPr>
+      <w:pStyle w:val="af3"/>
+    </w:pPr>
+  </w:p>
+</w:ftr>
+</file>
+
+<file path=word/footer2.xml><?xml version="1.0" encoding="utf-8"?>
+<w:ftr xmlns:wpc="http://schemas.microsoft.com/office/word/2010/wordprocessingCanvas" xmlns:cx="http://schemas.microsoft.com/office/drawing/2014/chartex" xmlns:cx1="http://schemas.microsoft.com/office/drawing/2015/9/8/chartex" xmlns:cx2="http://schemas.microsoft.com/office/drawing/2015/10/21/chartex" xmlns:cx3="http://schemas.microsoft.com/office/drawing/2016/5/9/chartex" xmlns:cx4="http://schemas.microsoft.com/office/drawing/2016/5/10/chartex" xmlns:cx5="http://schemas.microsoft.com/office/drawing/2016/5/11/chartex" xmlns:cx6="http://schemas.microsoft.com/office/drawing/2016/5/12/chartex" xmlns:cx7="http://schemas.microsoft.com/office/drawing/2016/5/13/chartex" xmlns:cx8="http://schemas.microsoft.com/office/drawing/2016/5/14/chartex" xmlns:mc="http://schemas.openxmlformats.org/markup-compatibility/2006" xmlns:aink="http://schemas.microsoft.com/office/drawing/2016/ink" xmlns:am3d="http://schemas.microsoft.com/office/drawing/2017/model3d" xmlns:o="urn:schemas-microsoft-com:office:office" xmlns:oel="http://schemas.microsoft.com/office/2019/extlst" xmlns:r="http://schemas.openxmlformats.org/officeDocument/2006/relationships" xmlns:m="http://schemas.openxmlformats.org/officeDocument/2006/math" xmlns:v="urn:schemas-microsoft-com:vml" xmlns:wp14="http://schemas.microsoft.com/office/word/2010/wordprocessingDrawing" xmlns:wp="http://schemas.openxmlformats.org/drawingml/2006/wordprocessingDrawing" xmlns:w10="urn:schemas-microsoft-com:office:word" xmlns:w="http://schemas.openxmlformats.org/wordprocessingml/2006/main" xmlns:w14="http://schemas.microsoft.com/office/word/2010/wordml" xmlns:w15="http://schemas.microsoft.com/office/word/2012/wordml" xmlns:w16cex="http://schemas.microsoft.com/office/word/2018/wordml/cex" xmlns:w16cid="http://schemas.microsoft.com/office/word/2016/wordml/cid" xmlns:w16="http://schemas.microsoft.com/office/word/2018/wordml" xmlns:w16du="http://schemas.microsoft.com/office/word/2023/wordml/word16du" xmlns:w16sdtdh="http://schemas.microsoft.com/office/word/2020/wordml/sdtdatahash" xmlns:w16sdtfl="http://schemas.microsoft.com/office/word/2024/wordml/sdtformatlock" xmlns:w16se="http://schemas.microsoft.com/office/word/2015/wordml/symex" xmlns:wpg="http://schemas.microsoft.com/office/word/2010/wordprocessingGroup" xmlns:wpi="http://schemas.microsoft.com/office/word/2010/wordprocessingInk" xmlns:wne="http://schemas.microsoft.com/office/word/2006/wordml" xmlns:wps="http://schemas.microsoft.com/office/word/2010/wordprocessingShape" mc:Ignorable="w14 w15 w16se w16cid w16 w16cex w16sdtdh w16sdtfl w16du wp14">
+  <w:sdt>
+    <w:sdtPr>
+      <w:id w:val="1067927291"/>
+      <w:docPartObj>
+        <w:docPartGallery w:val="Page Numbers (Bottom of Page)"/>
+        <w:docPartUnique/>
+      </w:docPartObj>
+    </w:sdtPr>
+    <w:sdtContent>
+      <w:p>
+        <w:pPr>
+          <w:pStyle w:val="af3"/>
+          <w:jc w:val="center"/>
+        </w:pPr>
+        <w:r>
+          <w:fldChar w:fldCharType="begin"/>
+        </w:r>
+        <w:r>
+          <w:instrText>PAGE   \* MERGEFORMAT</w:instrText>
+        </w:r>
+        <w:r>
+          <w:fldChar w:fldCharType="separate"/>
+        </w:r>
+        <w:r>
+          <w:t>2</w:t>
+        </w:r>
+        <w:r>
+          <w:fldChar w:fldCharType="end"/>
+        </w:r>
+      </w:p>
+    </w:sdtContent>
+  </w:sdt>
+  <w:p>
+    <w:pPr>
+      <w:pStyle w:val="af3"/>
+    </w:pPr>
+  </w:p>
+</w:ftr>
+</file>
+
 <file path=word/footnotes.xml><?xml version="1.0" encoding="utf-8"?>
 <w:footnotes xmlns:wpc="http://schemas.microsoft.com/office/word/2010/wordprocessingCanvas" xmlns:cx="http://schemas.microsoft.com/office/drawing/2014/chartex" xmlns:cx1="http://schemas.microsoft.com/office/drawing/2015/9/8/chartex" xmlns:cx2="http://schemas.microsoft.com/office/drawing/2015/10/21/chartex" xmlns:cx3="http://schemas.microsoft.com/office/drawing/2016/5/9/chartex" xmlns:cx4="http://schemas.microsoft.com/office/drawing/2016/5/10/chartex" xmlns:cx5="http://schemas.microsoft.com/office/drawing/2016/5/11/chartex" xmlns:cx6="http://schemas.microsoft.com/office/drawing/2016/5/12/chartex" xmlns:cx7="http://schemas.microsoft.com/office/drawing/2016/5/13/chartex" xmlns:cx8="http://schemas.microsoft.com/office/drawing/2016/5/14/chartex" xmlns:mc="http://schemas.openxmlformats.org/markup-compatibility/2006" xmlns:aink="http://schemas.microsoft.com/office/drawing/2016/ink" xmlns:am3d="http://schemas.microsoft.com/office/drawing/2017/model3d" xmlns:o="urn:schemas-microsoft-com:office:office" xmlns:oel="http://schemas.microsoft.com/office/2019/extlst" xmlns:r="http://schemas.openxmlformats.org/officeDocument/2006/relationships" xmlns:m="http://schemas.openxmlformats.org/officeDocument/2006/math" xmlns:v="urn:schemas-microsoft-com:vml" xmlns:wp14="http://schemas.microsoft.com/office/word/2010/wordprocessingDrawing" xmlns:wp="http://schemas.openxmlformats.org/drawingml/2006/wordprocessingDrawing" xmlns:w10="urn:schemas-microsoft-com:office:word" xmlns:w="http://schemas.openxmlformats.org/wordprocessingml/2006/main" xmlns:w14="http://schemas.microsoft.com/office/word/2010/wordml" xmlns:w15="http://schemas.microsoft.com/office/word/2012/wordml" xmlns:w16cex="http://schemas.microsoft.com/office/word/2018/wordml/cex" xmlns:w16cid="http://schemas.microsoft.com/office/word/2016/wordml/cid" xmlns:w16="http://schemas.microsoft.com/office/word/2018/wordml" xmlns:w16du="http://schemas.microsoft.com/office/word/2023/wordml/word16du" xmlns:w16sdtdh="http://schemas.microsoft.com/office/word/2020/wordml/sdtdatahash" xmlns:w16sdtfl="http://schemas.microsoft.com/office/word/2024/wordml/sdtformatlock" xmlns:w16se="http://schemas.microsoft.com/office/word/2015/wordml/symex" xmlns:wpg="http://schemas.microsoft.com/office/word/2010/wordprocessingGroup" xmlns:wpi="http://schemas.microsoft.com/office/word/2010/wordprocessingInk" xmlns:wne="http://schemas.microsoft.com/office/word/2006/wordml" xmlns:wps="http://schemas.microsoft.com/office/word/2010/wordprocessingShape" mc:Ignorable="w14 w15 w16se w16cid w16 w16cex w16sdtdh w16sdtfl w16du wp14">
   <w:footnote w:type="separator" w:id="-1">
@@ -36755,6 +40223,16 @@
     </w:p>
   </w:footnote>
 </w:footnotes>
+</file>
+
+<file path=word/header1.xml><?xml version="1.0" encoding="utf-8"?>
+<w:hdr xmlns:wpc="http://schemas.microsoft.com/office/word/2010/wordprocessingCanvas" xmlns:cx="http://schemas.microsoft.com/office/drawing/2014/chartex" xmlns:cx1="http://schemas.microsoft.com/office/drawing/2015/9/8/chartex" xmlns:cx2="http://schemas.microsoft.com/office/drawing/2015/10/21/chartex" xmlns:cx3="http://schemas.microsoft.com/office/drawing/2016/5/9/chartex" xmlns:cx4="http://schemas.microsoft.com/office/drawing/2016/5/10/chartex" xmlns:cx5="http://schemas.microsoft.com/office/drawing/2016/5/11/chartex" xmlns:cx6="http://schemas.microsoft.com/office/drawing/2016/5/12/chartex" xmlns:cx7="http://schemas.microsoft.com/office/drawing/2016/5/13/chartex" xmlns:cx8="http://schemas.microsoft.com/office/drawing/2016/5/14/chartex" xmlns:mc="http://schemas.openxmlformats.org/markup-compatibility/2006" xmlns:aink="http://schemas.microsoft.com/office/drawing/2016/ink" xmlns:am3d="http://schemas.microsoft.com/office/drawing/2017/model3d" xmlns:o="urn:schemas-microsoft-com:office:office" xmlns:oel="http://schemas.microsoft.com/office/2019/extlst" xmlns:r="http://schemas.openxmlformats.org/officeDocument/2006/relationships" xmlns:m="http://schemas.openxmlformats.org/officeDocument/2006/math" xmlns:v="urn:schemas-microsoft-com:vml" xmlns:wp14="http://schemas.microsoft.com/office/word/2010/wordprocessingDrawing" xmlns:wp="http://schemas.openxmlformats.org/drawingml/2006/wordprocessingDrawing" xmlns:w10="urn:schemas-microsoft-com:office:word" xmlns:w="http://schemas.openxmlformats.org/wordprocessingml/2006/main" xmlns:w14="http://schemas.microsoft.com/office/word/2010/wordml" xmlns:w15="http://schemas.microsoft.com/office/word/2012/wordml" xmlns:w16cex="http://schemas.microsoft.com/office/word/2018/wordml/cex" xmlns:w16cid="http://schemas.microsoft.com/office/word/2016/wordml/cid" xmlns:w16="http://schemas.microsoft.com/office/word/2018/wordml" xmlns:w16du="http://schemas.microsoft.com/office/word/2023/wordml/word16du" xmlns:w16sdtdh="http://schemas.microsoft.com/office/word/2020/wordml/sdtdatahash" xmlns:w16sdtfl="http://schemas.microsoft.com/office/word/2024/wordml/sdtformatlock" xmlns:w16se="http://schemas.microsoft.com/office/word/2015/wordml/symex" xmlns:wpg="http://schemas.microsoft.com/office/word/2010/wordprocessingGroup" xmlns:wpi="http://schemas.microsoft.com/office/word/2010/wordprocessingInk" xmlns:wne="http://schemas.microsoft.com/office/word/2006/wordml" xmlns:wps="http://schemas.microsoft.com/office/word/2010/wordprocessingShape" mc:Ignorable="w14 w15 w16se w16cid w16 w16cex w16sdtdh w16sdtfl w16du wp14">
+  <w:p>
+    <w:pPr>
+      <w:pStyle w:val="af1"/>
+    </w:pPr>
+  </w:p>
+</w:hdr>
 </file>
 
 <file path=word/numbering.xml><?xml version="1.0" encoding="utf-8"?>
@@ -41356,7 +44834,6 @@
     <w:basedOn w:val="a"/>
     <w:link w:val="af2"/>
     <w:uiPriority w:val="99"/>
-    <w:semiHidden/>
     <w:unhideWhenUsed/>
     <w:rsid w:val="00221868"/>
     <w:pPr>
@@ -41376,7 +44853,6 @@
     <w:basedOn w:val="a0"/>
     <w:link w:val="af1"/>
     <w:uiPriority w:val="99"/>
-    <w:semiHidden/>
     <w:rsid w:val="00221868"/>
     <w:rPr>
       <w:rFonts w:cs="Mangal"/>
@@ -41388,7 +44864,6 @@
     <w:basedOn w:val="a"/>
     <w:link w:val="af4"/>
     <w:uiPriority w:val="99"/>
-    <w:semiHidden/>
     <w:unhideWhenUsed/>
     <w:rsid w:val="00221868"/>
     <w:pPr>
@@ -41408,11 +44883,34 @@
     <w:basedOn w:val="a0"/>
     <w:link w:val="af3"/>
     <w:uiPriority w:val="99"/>
-    <w:semiHidden/>
     <w:rsid w:val="00221868"/>
     <w:rPr>
       <w:rFonts w:cs="Mangal"/>
       <w:szCs w:val="20"/>
+    </w:rPr>
+  </w:style>
+  <w:style w:type="character" w:styleId="af5">
+    <w:name w:val="Unresolved Mention"/>
+    <w:basedOn w:val="a0"/>
+    <w:uiPriority w:val="99"/>
+    <w:semiHidden/>
+    <w:unhideWhenUsed/>
+    <w:rsid w:val="000A6803"/>
+    <w:rPr>
+      <w:color w:val="605E5C"/>
+      <w:shd w:val="clear" w:color="auto" w:fill="E1DFDD"/>
+    </w:rPr>
+  </w:style>
+  <w:style w:type="character" w:styleId="af6">
+    <w:name w:val="FollowedHyperlink"/>
+    <w:basedOn w:val="a0"/>
+    <w:uiPriority w:val="99"/>
+    <w:semiHidden/>
+    <w:unhideWhenUsed/>
+    <w:rsid w:val="000A6803"/>
+    <w:rPr>
+      <w:color w:val="800080" w:themeColor="followedHyperlink"/>
+      <w:u w:val="single"/>
     </w:rPr>
   </w:style>
 </w:styles>
